--- a/04_Pruebas/Documento_de_Pruebas_de_Funcionamiento.docx
+++ b/04_Pruebas/Documento_de_Pruebas_de_Funcionamiento.docx
@@ -2225,7 +2225,21 @@
         <w:rPr>
           <w:color w:val="000000" w:themeColor="text1"/>
         </w:rPr>
-        <w:t xml:space="preserve">Flujo técnico demostrado: (1) el archivo se extrae como texto según su formato; (2) se tokeniza y normaliza; (3) un clasificador probabilístico (Naive Bayes multinomial) asigna la categoría; (4) el resumen se construye extrayendo las oraciones más relevantes; (5) las entidades se detectan por patrones; (6) el documento y sus resultados se almacenan y se indexan; (7) la búsqueda y la consulta recuperan </w:t>
+        <w:t xml:space="preserve">Flujo técnico demostrado: (1) el archivo se extrae como texto según su formato; (2) se tokeniza y normaliza; (3) un clasificador probabilístico (Naive Bayes multinomial) asigna la categoría; (4) el resumen se construye extrayendo las oraciones más relevantes; (5) las entidades se detectan por patrones; (6) el documento y sus resultados se almacenan y se indexan; (7) la búsqueda y la consulta </w:t>
+      </w:r>
+      <w:proofErr w:type="spellStart"/>
+      <w:r>
+        <w:rPr>
+          <w:color w:val="000000" w:themeColor="text1"/>
+        </w:rPr>
+        <w:t>recuperan</w:t>
+      </w:r>
+      <w:proofErr w:type="spellEnd"/>
+      <w:r>
+        <w:rPr>
+          <w:color w:val="000000" w:themeColor="text1"/>
+        </w:rPr>
+        <w:t xml:space="preserve"> </w:t>
       </w:r>
       <w:proofErr w:type="spellStart"/>
       <w:r>
@@ -2453,7 +2467,25 @@
           <w:color w:val="000000" w:themeColor="text1"/>
           <w:sz w:val="18"/>
         </w:rPr>
-        <w:t xml:space="preserve">Captura 9 · Consulta en lenguaje natural con respuesta y </w:t>
+        <w:t xml:space="preserve">Captura 9 · Consulta en lenguaje natural con </w:t>
+      </w:r>
+      <w:proofErr w:type="spellStart"/>
+      <w:r>
+        <w:rPr>
+          <w:i/>
+          <w:color w:val="000000" w:themeColor="text1"/>
+          <w:sz w:val="18"/>
+        </w:rPr>
+        <w:t>respuesta</w:t>
+      </w:r>
+      <w:proofErr w:type="spellEnd"/>
+      <w:r>
+        <w:rPr>
+          <w:i/>
+          <w:color w:val="000000" w:themeColor="text1"/>
+          <w:sz w:val="18"/>
+        </w:rPr>
+        <w:t xml:space="preserve"> y </w:t>
       </w:r>
       <w:proofErr w:type="spellStart"/>
       <w:r>
@@ -2702,9 +2734,9 @@
           <w:color w:val="000000" w:themeColor="text1"/>
         </w:rPr>
         <w:drawing>
-          <wp:inline distT="0" distB="0" distL="0" distR="0" wp14:anchorId="215674AE" wp14:editId="0CC70990">
-            <wp:extent cx="5852160" cy="3872753"/>
-            <wp:effectExtent l="0" t="0" r="0" b="0"/>
+          <wp:inline distT="0" distB="0" distL="0" distR="0" wp14:anchorId="215674AE" wp14:editId="18034E61">
+            <wp:extent cx="5173924" cy="3423920"/>
+            <wp:effectExtent l="0" t="0" r="8255" b="5080"/>
             <wp:docPr id="12" name="Picture 12"/>
             <wp:cNvGraphicFramePr>
               <a:graphicFrameLocks xmlns:a="http://schemas.openxmlformats.org/drawingml/2006/main" noChangeAspect="1"/>
@@ -2725,7 +2757,7 @@
                   <pic:spPr>
                     <a:xfrm>
                       <a:off x="0" y="0"/>
-                      <a:ext cx="5852160" cy="3872753"/>
+                      <a:ext cx="5177707" cy="3426424"/>
                     </a:xfrm>
                     <a:prstGeom prst="rect">
                       <a:avLst/>
@@ -2742,7 +2774,9 @@
       <w:pPr>
         <w:jc w:val="center"/>
         <w:rPr>
-          <w:color w:val="000000" w:themeColor="text1"/>
+          <w:i/>
+          <w:color w:val="000000" w:themeColor="text1"/>
+          <w:sz w:val="18"/>
         </w:rPr>
       </w:pPr>
       <w:r>
@@ -2751,9 +2785,4796 @@
           <w:color w:val="000000" w:themeColor="text1"/>
           <w:sz w:val="18"/>
         </w:rPr>
+        <w:t xml:space="preserve">Captura 12 · Bitácora con </w:t>
+      </w:r>
+      <w:proofErr w:type="spellStart"/>
+      <w:r>
+        <w:rPr>
+          <w:i/>
+          <w:color w:val="000000" w:themeColor="text1"/>
+          <w:sz w:val="18"/>
+        </w:rPr>
+        <w:t>eventos</w:t>
+      </w:r>
+      <w:proofErr w:type="spellEnd"/>
+      <w:r>
+        <w:rPr>
+          <w:i/>
+          <w:color w:val="000000" w:themeColor="text1"/>
+          <w:sz w:val="18"/>
+        </w:rPr>
+        <w:t xml:space="preserve"> INFO/WARN/ERROR del pipeline.</w:t>
+      </w:r>
+    </w:p>
+    <w:p>
+      <w:pPr>
+        <w:pStyle w:val="Ttulo1"/>
+        <w:spacing w:before="360" w:after="120"/>
+        <w:jc w:val="both"/>
+        <w:rPr>
+          <w:color w:val="000000" w:themeColor="text1"/>
+        </w:rPr>
+      </w:pPr>
+      <w:r>
+        <w:rPr>
+          <w:color w:val="000000" w:themeColor="text1"/>
+        </w:rPr>
         <w:lastRenderedPageBreak/>
-        <w:t>Captura 12 · Bitácora con eventos INFO/WARN/ERROR del pipeline.</w:t>
-      </w:r>
+        <w:t>5</w:t>
+      </w:r>
+      <w:r>
+        <w:rPr>
+          <w:color w:val="000000" w:themeColor="text1"/>
+        </w:rPr>
+        <w:t xml:space="preserve">. </w:t>
+      </w:r>
+      <w:proofErr w:type="spellStart"/>
+      <w:r>
+        <w:rPr>
+          <w:color w:val="000000" w:themeColor="text1"/>
+        </w:rPr>
+        <w:t>Funcionamiento</w:t>
+      </w:r>
+      <w:proofErr w:type="spellEnd"/>
+      <w:r>
+        <w:rPr>
+          <w:color w:val="000000" w:themeColor="text1"/>
+        </w:rPr>
+        <w:t xml:space="preserve"> del chat </w:t>
+      </w:r>
+      <w:proofErr w:type="spellStart"/>
+      <w:r>
+        <w:rPr>
+          <w:color w:val="000000" w:themeColor="text1"/>
+        </w:rPr>
+        <w:t>por</w:t>
+      </w:r>
+      <w:proofErr w:type="spellEnd"/>
+      <w:r>
+        <w:rPr>
+          <w:color w:val="000000" w:themeColor="text1"/>
+        </w:rPr>
+        <w:t xml:space="preserve"> </w:t>
+      </w:r>
+      <w:proofErr w:type="spellStart"/>
+      <w:r>
+        <w:rPr>
+          <w:color w:val="000000" w:themeColor="text1"/>
+        </w:rPr>
+        <w:t>documento</w:t>
+      </w:r>
+      <w:proofErr w:type="spellEnd"/>
+    </w:p>
+    <w:p>
+      <w:pPr>
+        <w:pStyle w:val="Listaconvietas"/>
+        <w:spacing w:after="120"/>
+        <w:jc w:val="both"/>
+        <w:rPr>
+          <w:color w:val="000000" w:themeColor="text1"/>
+        </w:rPr>
+      </w:pPr>
+      <w:r>
+        <w:rPr>
+          <w:color w:val="000000" w:themeColor="text1"/>
+          <w:sz w:val="23"/>
+        </w:rPr>
+        <w:t xml:space="preserve">1. </w:t>
+      </w:r>
+      <w:proofErr w:type="spellStart"/>
+      <w:r>
+        <w:rPr>
+          <w:color w:val="000000" w:themeColor="text1"/>
+          <w:sz w:val="23"/>
+        </w:rPr>
+        <w:t>Acceso</w:t>
+      </w:r>
+      <w:proofErr w:type="spellEnd"/>
+      <w:r>
+        <w:rPr>
+          <w:color w:val="000000" w:themeColor="text1"/>
+          <w:sz w:val="23"/>
+        </w:rPr>
+        <w:t xml:space="preserve">. </w:t>
+      </w:r>
+      <w:proofErr w:type="spellStart"/>
+      <w:r>
+        <w:rPr>
+          <w:color w:val="000000" w:themeColor="text1"/>
+          <w:sz w:val="23"/>
+        </w:rPr>
+        <w:t>Desde</w:t>
+      </w:r>
+      <w:proofErr w:type="spellEnd"/>
+      <w:r>
+        <w:rPr>
+          <w:color w:val="000000" w:themeColor="text1"/>
+          <w:sz w:val="23"/>
+        </w:rPr>
+        <w:t xml:space="preserve"> el </w:t>
+      </w:r>
+      <w:proofErr w:type="spellStart"/>
+      <w:r>
+        <w:rPr>
+          <w:color w:val="000000" w:themeColor="text1"/>
+          <w:sz w:val="23"/>
+        </w:rPr>
+        <w:t>listado</w:t>
+      </w:r>
+      <w:proofErr w:type="spellEnd"/>
+      <w:r>
+        <w:rPr>
+          <w:color w:val="000000" w:themeColor="text1"/>
+          <w:sz w:val="23"/>
+        </w:rPr>
+        <w:t xml:space="preserve"> de </w:t>
+      </w:r>
+      <w:proofErr w:type="spellStart"/>
+      <w:r>
+        <w:rPr>
+          <w:color w:val="000000" w:themeColor="text1"/>
+          <w:sz w:val="23"/>
+        </w:rPr>
+        <w:t>documentos</w:t>
+      </w:r>
+      <w:proofErr w:type="spellEnd"/>
+      <w:r>
+        <w:rPr>
+          <w:color w:val="000000" w:themeColor="text1"/>
+          <w:sz w:val="23"/>
+        </w:rPr>
+        <w:t xml:space="preserve">, el </w:t>
+      </w:r>
+      <w:proofErr w:type="spellStart"/>
+      <w:r>
+        <w:rPr>
+          <w:color w:val="000000" w:themeColor="text1"/>
+          <w:sz w:val="23"/>
+        </w:rPr>
+        <w:t>botón</w:t>
+      </w:r>
+      <w:proofErr w:type="spellEnd"/>
+      <w:r>
+        <w:rPr>
+          <w:color w:val="000000" w:themeColor="text1"/>
+          <w:sz w:val="23"/>
+        </w:rPr>
+        <w:t xml:space="preserve"> 💬 de </w:t>
+      </w:r>
+      <w:proofErr w:type="spellStart"/>
+      <w:r>
+        <w:rPr>
+          <w:color w:val="000000" w:themeColor="text1"/>
+          <w:sz w:val="23"/>
+        </w:rPr>
+        <w:t>cada</w:t>
+      </w:r>
+      <w:proofErr w:type="spellEnd"/>
+      <w:r>
+        <w:rPr>
+          <w:color w:val="000000" w:themeColor="text1"/>
+          <w:sz w:val="23"/>
+        </w:rPr>
+        <w:t xml:space="preserve"> fila </w:t>
+      </w:r>
+      <w:proofErr w:type="spellStart"/>
+      <w:r>
+        <w:rPr>
+          <w:color w:val="000000" w:themeColor="text1"/>
+          <w:sz w:val="23"/>
+        </w:rPr>
+        <w:t>abre</w:t>
+      </w:r>
+      <w:proofErr w:type="spellEnd"/>
+      <w:r>
+        <w:rPr>
+          <w:color w:val="000000" w:themeColor="text1"/>
+          <w:sz w:val="23"/>
+        </w:rPr>
+        <w:t xml:space="preserve"> la consulta con ese </w:t>
+      </w:r>
+      <w:proofErr w:type="spellStart"/>
+      <w:r>
+        <w:rPr>
+          <w:color w:val="000000" w:themeColor="text1"/>
+          <w:sz w:val="23"/>
+        </w:rPr>
+        <w:t>documento</w:t>
+      </w:r>
+      <w:proofErr w:type="spellEnd"/>
+      <w:r>
+        <w:rPr>
+          <w:color w:val="000000" w:themeColor="text1"/>
+          <w:sz w:val="23"/>
+        </w:rPr>
+        <w:t xml:space="preserve"> </w:t>
+      </w:r>
+      <w:proofErr w:type="spellStart"/>
+      <w:r>
+        <w:rPr>
+          <w:color w:val="000000" w:themeColor="text1"/>
+          <w:sz w:val="23"/>
+        </w:rPr>
+        <w:t>ya</w:t>
+      </w:r>
+      <w:proofErr w:type="spellEnd"/>
+      <w:r>
+        <w:rPr>
+          <w:color w:val="000000" w:themeColor="text1"/>
+          <w:sz w:val="23"/>
+        </w:rPr>
+        <w:t xml:space="preserve"> </w:t>
+      </w:r>
+      <w:proofErr w:type="spellStart"/>
+      <w:r>
+        <w:rPr>
+          <w:color w:val="000000" w:themeColor="text1"/>
+          <w:sz w:val="23"/>
+        </w:rPr>
+        <w:t>seleccionado</w:t>
+      </w:r>
+      <w:proofErr w:type="spellEnd"/>
+      <w:r>
+        <w:rPr>
+          <w:color w:val="000000" w:themeColor="text1"/>
+          <w:sz w:val="23"/>
+        </w:rPr>
+        <w:t xml:space="preserve">. También se </w:t>
+      </w:r>
+      <w:proofErr w:type="spellStart"/>
+      <w:r>
+        <w:rPr>
+          <w:color w:val="000000" w:themeColor="text1"/>
+          <w:sz w:val="23"/>
+        </w:rPr>
+        <w:t>llega</w:t>
+      </w:r>
+      <w:proofErr w:type="spellEnd"/>
+      <w:r>
+        <w:rPr>
+          <w:color w:val="000000" w:themeColor="text1"/>
+          <w:sz w:val="23"/>
+        </w:rPr>
+        <w:t xml:space="preserve"> </w:t>
+      </w:r>
+      <w:proofErr w:type="spellStart"/>
+      <w:r>
+        <w:rPr>
+          <w:color w:val="000000" w:themeColor="text1"/>
+          <w:sz w:val="23"/>
+        </w:rPr>
+        <w:t>desde</w:t>
+      </w:r>
+      <w:proofErr w:type="spellEnd"/>
+      <w:r>
+        <w:rPr>
+          <w:color w:val="000000" w:themeColor="text1"/>
+          <w:sz w:val="23"/>
+        </w:rPr>
+        <w:t xml:space="preserve"> el </w:t>
+      </w:r>
+      <w:proofErr w:type="spellStart"/>
+      <w:r>
+        <w:rPr>
+          <w:color w:val="000000" w:themeColor="text1"/>
+          <w:sz w:val="23"/>
+        </w:rPr>
+        <w:t>detalle</w:t>
+      </w:r>
+      <w:proofErr w:type="spellEnd"/>
+      <w:r>
+        <w:rPr>
+          <w:color w:val="000000" w:themeColor="text1"/>
+          <w:sz w:val="23"/>
+        </w:rPr>
+        <w:t xml:space="preserve"> con el </w:t>
+      </w:r>
+      <w:proofErr w:type="spellStart"/>
+      <w:r>
+        <w:rPr>
+          <w:color w:val="000000" w:themeColor="text1"/>
+          <w:sz w:val="23"/>
+        </w:rPr>
+        <w:t>botón</w:t>
+      </w:r>
+      <w:proofErr w:type="spellEnd"/>
+      <w:r>
+        <w:rPr>
+          <w:color w:val="000000" w:themeColor="text1"/>
+          <w:sz w:val="23"/>
+        </w:rPr>
+        <w:t xml:space="preserve"> "💬 </w:t>
+      </w:r>
+      <w:proofErr w:type="spellStart"/>
+      <w:r>
+        <w:rPr>
+          <w:color w:val="000000" w:themeColor="text1"/>
+          <w:sz w:val="23"/>
+        </w:rPr>
+        <w:t>Consultar</w:t>
+      </w:r>
+      <w:proofErr w:type="spellEnd"/>
+      <w:r>
+        <w:rPr>
+          <w:color w:val="000000" w:themeColor="text1"/>
+          <w:sz w:val="23"/>
+        </w:rPr>
+        <w:t xml:space="preserve"> </w:t>
+      </w:r>
+      <w:proofErr w:type="spellStart"/>
+      <w:r>
+        <w:rPr>
+          <w:color w:val="000000" w:themeColor="text1"/>
+          <w:sz w:val="23"/>
+        </w:rPr>
+        <w:t>en</w:t>
+      </w:r>
+      <w:proofErr w:type="spellEnd"/>
+      <w:r>
+        <w:rPr>
+          <w:color w:val="000000" w:themeColor="text1"/>
+          <w:sz w:val="23"/>
+        </w:rPr>
+        <w:t xml:space="preserve"> el chat".</w:t>
+      </w:r>
+    </w:p>
+    <w:p>
+      <w:pPr>
+        <w:pStyle w:val="Listaconvietas"/>
+        <w:spacing w:after="120"/>
+        <w:jc w:val="both"/>
+        <w:rPr>
+          <w:color w:val="000000" w:themeColor="text1"/>
+        </w:rPr>
+      </w:pPr>
+      <w:r>
+        <w:rPr>
+          <w:color w:val="000000" w:themeColor="text1"/>
+          <w:sz w:val="23"/>
+        </w:rPr>
+        <w:t xml:space="preserve">2. </w:t>
+      </w:r>
+      <w:proofErr w:type="spellStart"/>
+      <w:r>
+        <w:rPr>
+          <w:color w:val="000000" w:themeColor="text1"/>
+          <w:sz w:val="23"/>
+        </w:rPr>
+        <w:t>Ámbito</w:t>
+      </w:r>
+      <w:proofErr w:type="spellEnd"/>
+      <w:r>
+        <w:rPr>
+          <w:color w:val="000000" w:themeColor="text1"/>
+          <w:sz w:val="23"/>
+        </w:rPr>
+        <w:t xml:space="preserve"> de la consulta. La barra superior </w:t>
+      </w:r>
+      <w:proofErr w:type="spellStart"/>
+      <w:r>
+        <w:rPr>
+          <w:color w:val="000000" w:themeColor="text1"/>
+          <w:sz w:val="23"/>
+        </w:rPr>
+        <w:t>muestra</w:t>
+      </w:r>
+      <w:proofErr w:type="spellEnd"/>
+      <w:r>
+        <w:rPr>
+          <w:color w:val="000000" w:themeColor="text1"/>
+          <w:sz w:val="23"/>
+        </w:rPr>
+        <w:t xml:space="preserve"> "</w:t>
+      </w:r>
+      <w:proofErr w:type="spellStart"/>
+      <w:r>
+        <w:rPr>
+          <w:color w:val="000000" w:themeColor="text1"/>
+          <w:sz w:val="23"/>
+        </w:rPr>
+        <w:t>Consultando</w:t>
+      </w:r>
+      <w:proofErr w:type="spellEnd"/>
+      <w:r>
+        <w:rPr>
+          <w:color w:val="000000" w:themeColor="text1"/>
+          <w:sz w:val="23"/>
+        </w:rPr>
+        <w:t xml:space="preserve"> </w:t>
+      </w:r>
+      <w:proofErr w:type="spellStart"/>
+      <w:r>
+        <w:rPr>
+          <w:color w:val="000000" w:themeColor="text1"/>
+          <w:sz w:val="23"/>
+        </w:rPr>
+        <w:t>sobre</w:t>
+      </w:r>
+      <w:proofErr w:type="spellEnd"/>
+      <w:r>
+        <w:rPr>
+          <w:color w:val="000000" w:themeColor="text1"/>
+          <w:sz w:val="23"/>
+        </w:rPr>
+        <w:t xml:space="preserve">:" con el </w:t>
+      </w:r>
+      <w:proofErr w:type="spellStart"/>
+      <w:r>
+        <w:rPr>
+          <w:color w:val="000000" w:themeColor="text1"/>
+          <w:sz w:val="23"/>
+        </w:rPr>
+        <w:t>nombre</w:t>
+      </w:r>
+      <w:proofErr w:type="spellEnd"/>
+      <w:r>
+        <w:rPr>
+          <w:color w:val="000000" w:themeColor="text1"/>
+          <w:sz w:val="23"/>
+        </w:rPr>
+        <w:t xml:space="preserve"> del </w:t>
+      </w:r>
+      <w:proofErr w:type="spellStart"/>
+      <w:r>
+        <w:rPr>
+          <w:color w:val="000000" w:themeColor="text1"/>
+          <w:sz w:val="23"/>
+        </w:rPr>
+        <w:t>documento</w:t>
+      </w:r>
+      <w:proofErr w:type="spellEnd"/>
+      <w:r>
+        <w:rPr>
+          <w:color w:val="000000" w:themeColor="text1"/>
+          <w:sz w:val="23"/>
+        </w:rPr>
+        <w:t xml:space="preserve">, </w:t>
+      </w:r>
+      <w:proofErr w:type="spellStart"/>
+      <w:r>
+        <w:rPr>
+          <w:color w:val="000000" w:themeColor="text1"/>
+          <w:sz w:val="23"/>
+        </w:rPr>
+        <w:t>su</w:t>
+      </w:r>
+      <w:proofErr w:type="spellEnd"/>
+      <w:r>
+        <w:rPr>
+          <w:color w:val="000000" w:themeColor="text1"/>
+          <w:sz w:val="23"/>
+        </w:rPr>
+        <w:t xml:space="preserve"> </w:t>
+      </w:r>
+      <w:proofErr w:type="spellStart"/>
+      <w:r>
+        <w:rPr>
+          <w:color w:val="000000" w:themeColor="text1"/>
+          <w:sz w:val="23"/>
+        </w:rPr>
+        <w:t>categoría</w:t>
+      </w:r>
+      <w:proofErr w:type="spellEnd"/>
+      <w:r>
+        <w:rPr>
+          <w:color w:val="000000" w:themeColor="text1"/>
+          <w:sz w:val="23"/>
+        </w:rPr>
+        <w:t xml:space="preserve"> y el aviso de </w:t>
+      </w:r>
+      <w:proofErr w:type="spellStart"/>
+      <w:r>
+        <w:rPr>
+          <w:color w:val="000000" w:themeColor="text1"/>
+          <w:sz w:val="23"/>
+        </w:rPr>
+        <w:t>que</w:t>
+      </w:r>
+      <w:proofErr w:type="spellEnd"/>
+      <w:r>
+        <w:rPr>
+          <w:color w:val="000000" w:themeColor="text1"/>
+          <w:sz w:val="23"/>
+        </w:rPr>
+        <w:t xml:space="preserve"> la IA </w:t>
+      </w:r>
+      <w:proofErr w:type="spellStart"/>
+      <w:r>
+        <w:rPr>
+          <w:color w:val="000000" w:themeColor="text1"/>
+          <w:sz w:val="23"/>
+        </w:rPr>
+        <w:t>responde</w:t>
+      </w:r>
+      <w:proofErr w:type="spellEnd"/>
+      <w:r>
+        <w:rPr>
+          <w:color w:val="000000" w:themeColor="text1"/>
+          <w:sz w:val="23"/>
+        </w:rPr>
+        <w:t xml:space="preserve"> SOLO con el </w:t>
+      </w:r>
+      <w:proofErr w:type="spellStart"/>
+      <w:r>
+        <w:rPr>
+          <w:color w:val="000000" w:themeColor="text1"/>
+          <w:sz w:val="23"/>
+        </w:rPr>
+        <w:t>contenido</w:t>
+      </w:r>
+      <w:proofErr w:type="spellEnd"/>
+      <w:r>
+        <w:rPr>
+          <w:color w:val="000000" w:themeColor="text1"/>
+          <w:sz w:val="23"/>
+        </w:rPr>
+        <w:t xml:space="preserve"> de ese </w:t>
+      </w:r>
+      <w:proofErr w:type="spellStart"/>
+      <w:r>
+        <w:rPr>
+          <w:color w:val="000000" w:themeColor="text1"/>
+          <w:sz w:val="23"/>
+        </w:rPr>
+        <w:t>archivo</w:t>
+      </w:r>
+      <w:proofErr w:type="spellEnd"/>
+      <w:r>
+        <w:rPr>
+          <w:color w:val="000000" w:themeColor="text1"/>
+          <w:sz w:val="23"/>
+        </w:rPr>
+        <w:t xml:space="preserve">. El </w:t>
+      </w:r>
+      <w:proofErr w:type="spellStart"/>
+      <w:r>
+        <w:rPr>
+          <w:color w:val="000000" w:themeColor="text1"/>
+          <w:sz w:val="23"/>
+        </w:rPr>
+        <w:t>hilo</w:t>
+      </w:r>
+      <w:proofErr w:type="spellEnd"/>
+      <w:r>
+        <w:rPr>
+          <w:color w:val="000000" w:themeColor="text1"/>
+          <w:sz w:val="23"/>
+        </w:rPr>
+        <w:t xml:space="preserve"> de </w:t>
+      </w:r>
+      <w:proofErr w:type="spellStart"/>
+      <w:r>
+        <w:rPr>
+          <w:color w:val="000000" w:themeColor="text1"/>
+          <w:sz w:val="23"/>
+        </w:rPr>
+        <w:t>conversación</w:t>
+      </w:r>
+      <w:proofErr w:type="spellEnd"/>
+      <w:r>
+        <w:rPr>
+          <w:color w:val="000000" w:themeColor="text1"/>
+          <w:sz w:val="23"/>
+        </w:rPr>
+        <w:t xml:space="preserve"> </w:t>
+      </w:r>
+      <w:proofErr w:type="spellStart"/>
+      <w:r>
+        <w:rPr>
+          <w:color w:val="000000" w:themeColor="text1"/>
+          <w:sz w:val="23"/>
+        </w:rPr>
+        <w:t>inicia</w:t>
+      </w:r>
+      <w:proofErr w:type="spellEnd"/>
+      <w:r>
+        <w:rPr>
+          <w:color w:val="000000" w:themeColor="text1"/>
+          <w:sz w:val="23"/>
+        </w:rPr>
+        <w:t xml:space="preserve"> </w:t>
+      </w:r>
+      <w:proofErr w:type="spellStart"/>
+      <w:r>
+        <w:rPr>
+          <w:color w:val="000000" w:themeColor="text1"/>
+          <w:sz w:val="23"/>
+        </w:rPr>
+        <w:t>vacío</w:t>
+      </w:r>
+      <w:proofErr w:type="spellEnd"/>
+      <w:r>
+        <w:rPr>
+          <w:color w:val="000000" w:themeColor="text1"/>
+          <w:sz w:val="23"/>
+        </w:rPr>
+        <w:t>.</w:t>
+      </w:r>
+    </w:p>
+    <w:p>
+      <w:pPr>
+        <w:pStyle w:val="Listaconvietas"/>
+        <w:spacing w:after="120"/>
+        <w:jc w:val="both"/>
+        <w:rPr>
+          <w:color w:val="000000" w:themeColor="text1"/>
+        </w:rPr>
+      </w:pPr>
+      <w:r>
+        <w:rPr>
+          <w:color w:val="000000" w:themeColor="text1"/>
+          <w:sz w:val="23"/>
+        </w:rPr>
+        <w:t xml:space="preserve">3. </w:t>
+      </w:r>
+      <w:proofErr w:type="spellStart"/>
+      <w:r>
+        <w:rPr>
+          <w:color w:val="000000" w:themeColor="text1"/>
+          <w:sz w:val="23"/>
+        </w:rPr>
+        <w:t>Preguntas</w:t>
+      </w:r>
+      <w:proofErr w:type="spellEnd"/>
+      <w:r>
+        <w:rPr>
+          <w:color w:val="000000" w:themeColor="text1"/>
+          <w:sz w:val="23"/>
+        </w:rPr>
+        <w:t xml:space="preserve"> </w:t>
+      </w:r>
+      <w:proofErr w:type="spellStart"/>
+      <w:r>
+        <w:rPr>
+          <w:color w:val="000000" w:themeColor="text1"/>
+          <w:sz w:val="23"/>
+        </w:rPr>
+        <w:t>predeterminadas</w:t>
+      </w:r>
+      <w:proofErr w:type="spellEnd"/>
+      <w:r>
+        <w:rPr>
+          <w:color w:val="000000" w:themeColor="text1"/>
+          <w:sz w:val="23"/>
+        </w:rPr>
+        <w:t xml:space="preserve">. El chat </w:t>
+      </w:r>
+      <w:proofErr w:type="spellStart"/>
+      <w:r>
+        <w:rPr>
+          <w:color w:val="000000" w:themeColor="text1"/>
+          <w:sz w:val="23"/>
+        </w:rPr>
+        <w:t>ofrece</w:t>
+      </w:r>
+      <w:proofErr w:type="spellEnd"/>
+      <w:r>
+        <w:rPr>
+          <w:color w:val="000000" w:themeColor="text1"/>
+          <w:sz w:val="23"/>
+        </w:rPr>
+        <w:t xml:space="preserve"> seis </w:t>
+      </w:r>
+      <w:proofErr w:type="spellStart"/>
+      <w:r>
+        <w:rPr>
+          <w:color w:val="000000" w:themeColor="text1"/>
+          <w:sz w:val="23"/>
+        </w:rPr>
+        <w:t>sugerencias</w:t>
+      </w:r>
+      <w:proofErr w:type="spellEnd"/>
+      <w:r>
+        <w:rPr>
+          <w:color w:val="000000" w:themeColor="text1"/>
+          <w:sz w:val="23"/>
+        </w:rPr>
+        <w:t xml:space="preserve"> para el </w:t>
+      </w:r>
+      <w:proofErr w:type="spellStart"/>
+      <w:r>
+        <w:rPr>
+          <w:color w:val="000000" w:themeColor="text1"/>
+          <w:sz w:val="23"/>
+        </w:rPr>
+        <w:t>documento</w:t>
+      </w:r>
+      <w:proofErr w:type="spellEnd"/>
+      <w:r>
+        <w:rPr>
+          <w:color w:val="000000" w:themeColor="text1"/>
+          <w:sz w:val="23"/>
+        </w:rPr>
+        <w:t xml:space="preserve">: "Resume </w:t>
+      </w:r>
+      <w:proofErr w:type="spellStart"/>
+      <w:r>
+        <w:rPr>
+          <w:color w:val="000000" w:themeColor="text1"/>
+          <w:sz w:val="23"/>
+        </w:rPr>
+        <w:t>este</w:t>
+      </w:r>
+      <w:proofErr w:type="spellEnd"/>
+      <w:r>
+        <w:rPr>
+          <w:color w:val="000000" w:themeColor="text1"/>
+          <w:sz w:val="23"/>
+        </w:rPr>
+        <w:t xml:space="preserve"> </w:t>
+      </w:r>
+      <w:proofErr w:type="spellStart"/>
+      <w:r>
+        <w:rPr>
+          <w:color w:val="000000" w:themeColor="text1"/>
+          <w:sz w:val="23"/>
+        </w:rPr>
+        <w:t>documento</w:t>
+      </w:r>
+      <w:proofErr w:type="spellEnd"/>
+      <w:r>
+        <w:rPr>
+          <w:color w:val="000000" w:themeColor="text1"/>
+          <w:sz w:val="23"/>
+        </w:rPr>
+        <w:t>"</w:t>
+      </w:r>
+      <w:proofErr w:type="gramStart"/>
+      <w:r>
+        <w:rPr>
+          <w:color w:val="000000" w:themeColor="text1"/>
+          <w:sz w:val="23"/>
+        </w:rPr>
+        <w:t>, "¿</w:t>
+      </w:r>
+      <w:proofErr w:type="gramEnd"/>
+      <w:r>
+        <w:rPr>
+          <w:color w:val="000000" w:themeColor="text1"/>
+          <w:sz w:val="23"/>
+        </w:rPr>
+        <w:t xml:space="preserve">De </w:t>
+      </w:r>
+      <w:proofErr w:type="spellStart"/>
+      <w:r>
+        <w:rPr>
+          <w:color w:val="000000" w:themeColor="text1"/>
+          <w:sz w:val="23"/>
+        </w:rPr>
+        <w:t>qué</w:t>
+      </w:r>
+      <w:proofErr w:type="spellEnd"/>
+      <w:r>
+        <w:rPr>
+          <w:color w:val="000000" w:themeColor="text1"/>
+          <w:sz w:val="23"/>
+        </w:rPr>
+        <w:t xml:space="preserve"> </w:t>
+      </w:r>
+      <w:proofErr w:type="spellStart"/>
+      <w:r>
+        <w:rPr>
+          <w:color w:val="000000" w:themeColor="text1"/>
+          <w:sz w:val="23"/>
+        </w:rPr>
+        <w:t>trata</w:t>
+      </w:r>
+      <w:proofErr w:type="spellEnd"/>
+      <w:r>
+        <w:rPr>
+          <w:color w:val="000000" w:themeColor="text1"/>
+          <w:sz w:val="23"/>
+        </w:rPr>
+        <w:t xml:space="preserve"> </w:t>
+      </w:r>
+      <w:proofErr w:type="spellStart"/>
+      <w:r>
+        <w:rPr>
+          <w:color w:val="000000" w:themeColor="text1"/>
+          <w:sz w:val="23"/>
+        </w:rPr>
+        <w:t>este</w:t>
+      </w:r>
+      <w:proofErr w:type="spellEnd"/>
+      <w:r>
+        <w:rPr>
+          <w:color w:val="000000" w:themeColor="text1"/>
+          <w:sz w:val="23"/>
+        </w:rPr>
+        <w:t xml:space="preserve"> </w:t>
+      </w:r>
+      <w:proofErr w:type="spellStart"/>
+      <w:r>
+        <w:rPr>
+          <w:color w:val="000000" w:themeColor="text1"/>
+          <w:sz w:val="23"/>
+        </w:rPr>
+        <w:t>documento</w:t>
+      </w:r>
+      <w:proofErr w:type="spellEnd"/>
+      <w:r>
+        <w:rPr>
+          <w:color w:val="000000" w:themeColor="text1"/>
+          <w:sz w:val="23"/>
+        </w:rPr>
+        <w:t>?"</w:t>
+      </w:r>
+      <w:proofErr w:type="gramStart"/>
+      <w:r>
+        <w:rPr>
+          <w:color w:val="000000" w:themeColor="text1"/>
+          <w:sz w:val="23"/>
+        </w:rPr>
+        <w:t>, "¿</w:t>
+      </w:r>
+      <w:proofErr w:type="spellStart"/>
+      <w:proofErr w:type="gramEnd"/>
+      <w:r>
+        <w:rPr>
+          <w:color w:val="000000" w:themeColor="text1"/>
+          <w:sz w:val="23"/>
+        </w:rPr>
+        <w:t>Qué</w:t>
+      </w:r>
+      <w:proofErr w:type="spellEnd"/>
+      <w:r>
+        <w:rPr>
+          <w:color w:val="000000" w:themeColor="text1"/>
+          <w:sz w:val="23"/>
+        </w:rPr>
+        <w:t xml:space="preserve"> </w:t>
+      </w:r>
+      <w:proofErr w:type="spellStart"/>
+      <w:r>
+        <w:rPr>
+          <w:color w:val="000000" w:themeColor="text1"/>
+          <w:sz w:val="23"/>
+        </w:rPr>
+        <w:t>valores</w:t>
+      </w:r>
+      <w:proofErr w:type="spellEnd"/>
+      <w:r>
+        <w:rPr>
+          <w:color w:val="000000" w:themeColor="text1"/>
+          <w:sz w:val="23"/>
+        </w:rPr>
+        <w:t xml:space="preserve"> o </w:t>
+      </w:r>
+      <w:proofErr w:type="spellStart"/>
+      <w:r>
+        <w:rPr>
+          <w:color w:val="000000" w:themeColor="text1"/>
+          <w:sz w:val="23"/>
+        </w:rPr>
+        <w:t>montos</w:t>
+      </w:r>
+      <w:proofErr w:type="spellEnd"/>
+      <w:r>
+        <w:rPr>
+          <w:color w:val="000000" w:themeColor="text1"/>
+          <w:sz w:val="23"/>
+        </w:rPr>
+        <w:t xml:space="preserve"> </w:t>
+      </w:r>
+      <w:proofErr w:type="spellStart"/>
+      <w:r>
+        <w:rPr>
+          <w:color w:val="000000" w:themeColor="text1"/>
+          <w:sz w:val="23"/>
+        </w:rPr>
+        <w:t>aparecen</w:t>
+      </w:r>
+      <w:proofErr w:type="spellEnd"/>
+      <w:r>
+        <w:rPr>
+          <w:color w:val="000000" w:themeColor="text1"/>
+          <w:sz w:val="23"/>
+        </w:rPr>
+        <w:t>?"</w:t>
+      </w:r>
+      <w:proofErr w:type="gramStart"/>
+      <w:r>
+        <w:rPr>
+          <w:color w:val="000000" w:themeColor="text1"/>
+          <w:sz w:val="23"/>
+        </w:rPr>
+        <w:t>, "¿</w:t>
+      </w:r>
+      <w:proofErr w:type="spellStart"/>
+      <w:proofErr w:type="gramEnd"/>
+      <w:r>
+        <w:rPr>
+          <w:color w:val="000000" w:themeColor="text1"/>
+          <w:sz w:val="23"/>
+        </w:rPr>
+        <w:t>Qué</w:t>
+      </w:r>
+      <w:proofErr w:type="spellEnd"/>
+      <w:r>
+        <w:rPr>
+          <w:color w:val="000000" w:themeColor="text1"/>
+          <w:sz w:val="23"/>
+        </w:rPr>
+        <w:t xml:space="preserve"> </w:t>
+      </w:r>
+      <w:proofErr w:type="spellStart"/>
+      <w:r>
+        <w:rPr>
+          <w:color w:val="000000" w:themeColor="text1"/>
+          <w:sz w:val="23"/>
+        </w:rPr>
+        <w:t>fechas</w:t>
+      </w:r>
+      <w:proofErr w:type="spellEnd"/>
+      <w:r>
+        <w:rPr>
+          <w:color w:val="000000" w:themeColor="text1"/>
+          <w:sz w:val="23"/>
+        </w:rPr>
+        <w:t xml:space="preserve"> </w:t>
+      </w:r>
+      <w:proofErr w:type="spellStart"/>
+      <w:r>
+        <w:rPr>
+          <w:color w:val="000000" w:themeColor="text1"/>
+          <w:sz w:val="23"/>
+        </w:rPr>
+        <w:t>menciona</w:t>
+      </w:r>
+      <w:proofErr w:type="spellEnd"/>
+      <w:r>
+        <w:rPr>
+          <w:color w:val="000000" w:themeColor="text1"/>
+          <w:sz w:val="23"/>
+        </w:rPr>
+        <w:t>?"</w:t>
+      </w:r>
+      <w:proofErr w:type="gramStart"/>
+      <w:r>
+        <w:rPr>
+          <w:color w:val="000000" w:themeColor="text1"/>
+          <w:sz w:val="23"/>
+        </w:rPr>
+        <w:t>, "¿</w:t>
+      </w:r>
+      <w:proofErr w:type="spellStart"/>
+      <w:proofErr w:type="gramEnd"/>
+      <w:r>
+        <w:rPr>
+          <w:color w:val="000000" w:themeColor="text1"/>
+          <w:sz w:val="23"/>
+        </w:rPr>
+        <w:t>Quiénes</w:t>
+      </w:r>
+      <w:proofErr w:type="spellEnd"/>
+      <w:r>
+        <w:rPr>
+          <w:color w:val="000000" w:themeColor="text1"/>
+          <w:sz w:val="23"/>
+        </w:rPr>
+        <w:t xml:space="preserve"> </w:t>
+      </w:r>
+      <w:proofErr w:type="spellStart"/>
+      <w:r>
+        <w:rPr>
+          <w:color w:val="000000" w:themeColor="text1"/>
+          <w:sz w:val="23"/>
+        </w:rPr>
+        <w:t>aparecen</w:t>
+      </w:r>
+      <w:proofErr w:type="spellEnd"/>
+      <w:r>
+        <w:rPr>
+          <w:color w:val="000000" w:themeColor="text1"/>
+          <w:sz w:val="23"/>
+        </w:rPr>
+        <w:t xml:space="preserve">?" </w:t>
+      </w:r>
+      <w:proofErr w:type="gramStart"/>
+      <w:r>
+        <w:rPr>
+          <w:color w:val="000000" w:themeColor="text1"/>
+          <w:sz w:val="23"/>
+        </w:rPr>
+        <w:t>y "¿</w:t>
+      </w:r>
+      <w:proofErr w:type="gramEnd"/>
+      <w:r>
+        <w:rPr>
+          <w:color w:val="000000" w:themeColor="text1"/>
+          <w:sz w:val="23"/>
+        </w:rPr>
+        <w:t xml:space="preserve">Hay algo </w:t>
+      </w:r>
+      <w:proofErr w:type="spellStart"/>
+      <w:r>
+        <w:rPr>
+          <w:color w:val="000000" w:themeColor="text1"/>
+          <w:sz w:val="23"/>
+        </w:rPr>
+        <w:t>sobre</w:t>
+      </w:r>
+      <w:proofErr w:type="spellEnd"/>
+      <w:r>
+        <w:rPr>
+          <w:color w:val="000000" w:themeColor="text1"/>
+          <w:sz w:val="23"/>
+        </w:rPr>
+        <w:t xml:space="preserve"> </w:t>
+      </w:r>
+      <w:proofErr w:type="spellStart"/>
+      <w:r>
+        <w:rPr>
+          <w:color w:val="000000" w:themeColor="text1"/>
+          <w:sz w:val="23"/>
+        </w:rPr>
+        <w:t>pagos</w:t>
+      </w:r>
+      <w:proofErr w:type="spellEnd"/>
+      <w:r>
+        <w:rPr>
+          <w:color w:val="000000" w:themeColor="text1"/>
+          <w:sz w:val="23"/>
+        </w:rPr>
+        <w:t xml:space="preserve"> </w:t>
+      </w:r>
+      <w:proofErr w:type="spellStart"/>
+      <w:r>
+        <w:rPr>
+          <w:color w:val="000000" w:themeColor="text1"/>
+          <w:sz w:val="23"/>
+        </w:rPr>
+        <w:t>pendientes</w:t>
+      </w:r>
+      <w:proofErr w:type="spellEnd"/>
+      <w:r>
+        <w:rPr>
+          <w:color w:val="000000" w:themeColor="text1"/>
+          <w:sz w:val="23"/>
+        </w:rPr>
+        <w:t xml:space="preserve">?". Al </w:t>
+      </w:r>
+      <w:proofErr w:type="spellStart"/>
+      <w:r>
+        <w:rPr>
+          <w:color w:val="000000" w:themeColor="text1"/>
+          <w:sz w:val="23"/>
+        </w:rPr>
+        <w:t>hacer</w:t>
+      </w:r>
+      <w:proofErr w:type="spellEnd"/>
+      <w:r>
+        <w:rPr>
+          <w:color w:val="000000" w:themeColor="text1"/>
+          <w:sz w:val="23"/>
+        </w:rPr>
+        <w:t xml:space="preserve"> </w:t>
+      </w:r>
+      <w:proofErr w:type="spellStart"/>
+      <w:r>
+        <w:rPr>
+          <w:color w:val="000000" w:themeColor="text1"/>
+          <w:sz w:val="23"/>
+        </w:rPr>
+        <w:t>clic</w:t>
+      </w:r>
+      <w:proofErr w:type="spellEnd"/>
+      <w:r>
+        <w:rPr>
+          <w:color w:val="000000" w:themeColor="text1"/>
+          <w:sz w:val="23"/>
+        </w:rPr>
+        <w:t xml:space="preserve"> </w:t>
+      </w:r>
+      <w:proofErr w:type="spellStart"/>
+      <w:r>
+        <w:rPr>
+          <w:color w:val="000000" w:themeColor="text1"/>
+          <w:sz w:val="23"/>
+        </w:rPr>
+        <w:t>en</w:t>
+      </w:r>
+      <w:proofErr w:type="spellEnd"/>
+      <w:r>
+        <w:rPr>
+          <w:color w:val="000000" w:themeColor="text1"/>
+          <w:sz w:val="23"/>
+        </w:rPr>
+        <w:t xml:space="preserve"> </w:t>
+      </w:r>
+      <w:proofErr w:type="spellStart"/>
+      <w:r>
+        <w:rPr>
+          <w:color w:val="000000" w:themeColor="text1"/>
+          <w:sz w:val="23"/>
+        </w:rPr>
+        <w:t>una</w:t>
+      </w:r>
+      <w:proofErr w:type="spellEnd"/>
+      <w:r>
+        <w:rPr>
+          <w:color w:val="000000" w:themeColor="text1"/>
+          <w:sz w:val="23"/>
+        </w:rPr>
+        <w:t xml:space="preserve"> </w:t>
+      </w:r>
+      <w:proofErr w:type="spellStart"/>
+      <w:r>
+        <w:rPr>
+          <w:color w:val="000000" w:themeColor="text1"/>
+          <w:sz w:val="23"/>
+        </w:rPr>
+        <w:t>sugerencia</w:t>
+      </w:r>
+      <w:proofErr w:type="spellEnd"/>
+      <w:r>
+        <w:rPr>
+          <w:color w:val="000000" w:themeColor="text1"/>
+          <w:sz w:val="23"/>
+        </w:rPr>
+        <w:t xml:space="preserve">, la </w:t>
+      </w:r>
+      <w:proofErr w:type="spellStart"/>
+      <w:r>
+        <w:rPr>
+          <w:color w:val="000000" w:themeColor="text1"/>
+          <w:sz w:val="23"/>
+        </w:rPr>
+        <w:t>pregunta</w:t>
+      </w:r>
+      <w:proofErr w:type="spellEnd"/>
+      <w:r>
+        <w:rPr>
+          <w:color w:val="000000" w:themeColor="text1"/>
+          <w:sz w:val="23"/>
+        </w:rPr>
+        <w:t xml:space="preserve"> se </w:t>
+      </w:r>
+      <w:proofErr w:type="spellStart"/>
+      <w:r>
+        <w:rPr>
+          <w:color w:val="000000" w:themeColor="text1"/>
+          <w:sz w:val="23"/>
+        </w:rPr>
+        <w:t>envía</w:t>
+      </w:r>
+      <w:proofErr w:type="spellEnd"/>
+      <w:r>
+        <w:rPr>
+          <w:color w:val="000000" w:themeColor="text1"/>
+          <w:sz w:val="23"/>
+        </w:rPr>
+        <w:t xml:space="preserve"> </w:t>
+      </w:r>
+      <w:proofErr w:type="spellStart"/>
+      <w:r>
+        <w:rPr>
+          <w:color w:val="000000" w:themeColor="text1"/>
+          <w:sz w:val="23"/>
+        </w:rPr>
+        <w:t>automáticamente</w:t>
+      </w:r>
+      <w:proofErr w:type="spellEnd"/>
+      <w:r>
+        <w:rPr>
+          <w:color w:val="000000" w:themeColor="text1"/>
+          <w:sz w:val="23"/>
+        </w:rPr>
+        <w:t>.</w:t>
+      </w:r>
+    </w:p>
+    <w:p>
+      <w:pPr>
+        <w:pStyle w:val="Listaconvietas"/>
+        <w:spacing w:after="120"/>
+        <w:jc w:val="both"/>
+        <w:rPr>
+          <w:color w:val="000000" w:themeColor="text1"/>
+        </w:rPr>
+      </w:pPr>
+      <w:r>
+        <w:rPr>
+          <w:color w:val="000000" w:themeColor="text1"/>
+          <w:sz w:val="23"/>
+        </w:rPr>
+        <w:t xml:space="preserve">4. Respuesta </w:t>
+      </w:r>
+      <w:proofErr w:type="spellStart"/>
+      <w:r>
+        <w:rPr>
+          <w:color w:val="000000" w:themeColor="text1"/>
+          <w:sz w:val="23"/>
+        </w:rPr>
+        <w:t>acotada</w:t>
+      </w:r>
+      <w:proofErr w:type="spellEnd"/>
+      <w:r>
+        <w:rPr>
+          <w:color w:val="000000" w:themeColor="text1"/>
+          <w:sz w:val="23"/>
+        </w:rPr>
+        <w:t xml:space="preserve">. La IA </w:t>
+      </w:r>
+      <w:proofErr w:type="spellStart"/>
+      <w:r>
+        <w:rPr>
+          <w:color w:val="000000" w:themeColor="text1"/>
+          <w:sz w:val="23"/>
+        </w:rPr>
+        <w:t>responde</w:t>
+      </w:r>
+      <w:proofErr w:type="spellEnd"/>
+      <w:r>
+        <w:rPr>
+          <w:color w:val="000000" w:themeColor="text1"/>
+          <w:sz w:val="23"/>
+        </w:rPr>
+        <w:t xml:space="preserve"> </w:t>
+      </w:r>
+      <w:proofErr w:type="spellStart"/>
+      <w:r>
+        <w:rPr>
+          <w:color w:val="000000" w:themeColor="text1"/>
+          <w:sz w:val="23"/>
+        </w:rPr>
+        <w:t>únicamente</w:t>
+      </w:r>
+      <w:proofErr w:type="spellEnd"/>
+      <w:r>
+        <w:rPr>
+          <w:color w:val="000000" w:themeColor="text1"/>
+          <w:sz w:val="23"/>
+        </w:rPr>
+        <w:t xml:space="preserve"> con </w:t>
+      </w:r>
+      <w:proofErr w:type="spellStart"/>
+      <w:r>
+        <w:rPr>
+          <w:color w:val="000000" w:themeColor="text1"/>
+          <w:sz w:val="23"/>
+        </w:rPr>
+        <w:t>información</w:t>
+      </w:r>
+      <w:proofErr w:type="spellEnd"/>
+      <w:r>
+        <w:rPr>
+          <w:color w:val="000000" w:themeColor="text1"/>
+          <w:sz w:val="23"/>
+        </w:rPr>
+        <w:t xml:space="preserve"> del </w:t>
+      </w:r>
+      <w:proofErr w:type="spellStart"/>
+      <w:r>
+        <w:rPr>
+          <w:color w:val="000000" w:themeColor="text1"/>
+          <w:sz w:val="23"/>
+        </w:rPr>
+        <w:t>documento</w:t>
+      </w:r>
+      <w:proofErr w:type="spellEnd"/>
+      <w:r>
+        <w:rPr>
+          <w:color w:val="000000" w:themeColor="text1"/>
+          <w:sz w:val="23"/>
+        </w:rPr>
+        <w:t xml:space="preserve"> </w:t>
+      </w:r>
+      <w:proofErr w:type="spellStart"/>
+      <w:r>
+        <w:rPr>
+          <w:color w:val="000000" w:themeColor="text1"/>
+          <w:sz w:val="23"/>
+        </w:rPr>
+        <w:t>seleccionado</w:t>
+      </w:r>
+      <w:proofErr w:type="spellEnd"/>
+      <w:r>
+        <w:rPr>
+          <w:color w:val="000000" w:themeColor="text1"/>
+          <w:sz w:val="23"/>
+        </w:rPr>
+        <w:t xml:space="preserve">, </w:t>
+      </w:r>
+      <w:proofErr w:type="spellStart"/>
+      <w:r>
+        <w:rPr>
+          <w:color w:val="000000" w:themeColor="text1"/>
+          <w:sz w:val="23"/>
+        </w:rPr>
+        <w:t>indicando</w:t>
+      </w:r>
+      <w:proofErr w:type="spellEnd"/>
+      <w:r>
+        <w:rPr>
+          <w:color w:val="000000" w:themeColor="text1"/>
+          <w:sz w:val="23"/>
+        </w:rPr>
+        <w:t xml:space="preserve"> la </w:t>
+      </w:r>
+      <w:proofErr w:type="spellStart"/>
+      <w:r>
+        <w:rPr>
+          <w:color w:val="000000" w:themeColor="text1"/>
+          <w:sz w:val="23"/>
+        </w:rPr>
+        <w:t>intención</w:t>
+      </w:r>
+      <w:proofErr w:type="spellEnd"/>
+      <w:r>
+        <w:rPr>
+          <w:color w:val="000000" w:themeColor="text1"/>
+          <w:sz w:val="23"/>
+        </w:rPr>
+        <w:t xml:space="preserve"> </w:t>
+      </w:r>
+      <w:proofErr w:type="spellStart"/>
+      <w:r>
+        <w:rPr>
+          <w:color w:val="000000" w:themeColor="text1"/>
+          <w:sz w:val="23"/>
+        </w:rPr>
+        <w:t>detectada</w:t>
+      </w:r>
+      <w:proofErr w:type="spellEnd"/>
+      <w:r>
+        <w:rPr>
+          <w:color w:val="000000" w:themeColor="text1"/>
+          <w:sz w:val="23"/>
+        </w:rPr>
+        <w:t xml:space="preserve"> y </w:t>
+      </w:r>
+      <w:proofErr w:type="spellStart"/>
+      <w:r>
+        <w:rPr>
+          <w:color w:val="000000" w:themeColor="text1"/>
+          <w:sz w:val="23"/>
+        </w:rPr>
+        <w:t>su</w:t>
+      </w:r>
+      <w:proofErr w:type="spellEnd"/>
+      <w:r>
+        <w:rPr>
+          <w:color w:val="000000" w:themeColor="text1"/>
+          <w:sz w:val="23"/>
+        </w:rPr>
+        <w:t xml:space="preserve"> confianza, y </w:t>
+      </w:r>
+      <w:proofErr w:type="spellStart"/>
+      <w:r>
+        <w:rPr>
+          <w:color w:val="000000" w:themeColor="text1"/>
+          <w:sz w:val="23"/>
+        </w:rPr>
+        <w:t>citando</w:t>
+      </w:r>
+      <w:proofErr w:type="spellEnd"/>
+      <w:r>
+        <w:rPr>
+          <w:color w:val="000000" w:themeColor="text1"/>
+          <w:sz w:val="23"/>
+        </w:rPr>
+        <w:t xml:space="preserve"> la </w:t>
+      </w:r>
+      <w:proofErr w:type="spellStart"/>
+      <w:r>
+        <w:rPr>
+          <w:color w:val="000000" w:themeColor="text1"/>
+          <w:sz w:val="23"/>
+        </w:rPr>
+        <w:t>fuente</w:t>
+      </w:r>
+      <w:proofErr w:type="spellEnd"/>
+      <w:r>
+        <w:rPr>
+          <w:color w:val="000000" w:themeColor="text1"/>
+          <w:sz w:val="23"/>
+        </w:rPr>
+        <w:t xml:space="preserve"> [n] de </w:t>
+      </w:r>
+      <w:proofErr w:type="spellStart"/>
+      <w:r>
+        <w:rPr>
+          <w:color w:val="000000" w:themeColor="text1"/>
+          <w:sz w:val="23"/>
+        </w:rPr>
+        <w:t>donde</w:t>
+      </w:r>
+      <w:proofErr w:type="spellEnd"/>
+      <w:r>
+        <w:rPr>
+          <w:color w:val="000000" w:themeColor="text1"/>
+          <w:sz w:val="23"/>
+        </w:rPr>
+        <w:t xml:space="preserve"> se </w:t>
+      </w:r>
+      <w:proofErr w:type="spellStart"/>
+      <w:r>
+        <w:rPr>
+          <w:color w:val="000000" w:themeColor="text1"/>
+          <w:sz w:val="23"/>
+        </w:rPr>
+        <w:t>extrae</w:t>
+      </w:r>
+      <w:proofErr w:type="spellEnd"/>
+      <w:r>
+        <w:rPr>
+          <w:color w:val="000000" w:themeColor="text1"/>
+          <w:sz w:val="23"/>
+        </w:rPr>
+        <w:t xml:space="preserve"> el </w:t>
+      </w:r>
+      <w:proofErr w:type="spellStart"/>
+      <w:r>
+        <w:rPr>
+          <w:color w:val="000000" w:themeColor="text1"/>
+          <w:sz w:val="23"/>
+        </w:rPr>
+        <w:t>dato</w:t>
+      </w:r>
+      <w:proofErr w:type="spellEnd"/>
+      <w:r>
+        <w:rPr>
+          <w:color w:val="000000" w:themeColor="text1"/>
+          <w:sz w:val="23"/>
+        </w:rPr>
+        <w:t xml:space="preserve">. Con "Resume </w:t>
+      </w:r>
+      <w:proofErr w:type="spellStart"/>
+      <w:r>
+        <w:rPr>
+          <w:color w:val="000000" w:themeColor="text1"/>
+          <w:sz w:val="23"/>
+        </w:rPr>
+        <w:t>este</w:t>
+      </w:r>
+      <w:proofErr w:type="spellEnd"/>
+      <w:r>
+        <w:rPr>
+          <w:color w:val="000000" w:themeColor="text1"/>
+          <w:sz w:val="23"/>
+        </w:rPr>
+        <w:t xml:space="preserve"> </w:t>
+      </w:r>
+      <w:proofErr w:type="spellStart"/>
+      <w:r>
+        <w:rPr>
+          <w:color w:val="000000" w:themeColor="text1"/>
+          <w:sz w:val="23"/>
+        </w:rPr>
+        <w:t>documento</w:t>
+      </w:r>
+      <w:proofErr w:type="spellEnd"/>
+      <w:r>
+        <w:rPr>
+          <w:color w:val="000000" w:themeColor="text1"/>
+          <w:sz w:val="23"/>
+        </w:rPr>
+        <w:t xml:space="preserve">" se </w:t>
+      </w:r>
+      <w:proofErr w:type="spellStart"/>
+      <w:r>
+        <w:rPr>
+          <w:color w:val="000000" w:themeColor="text1"/>
+          <w:sz w:val="23"/>
+        </w:rPr>
+        <w:t>obtiene</w:t>
+      </w:r>
+      <w:proofErr w:type="spellEnd"/>
+      <w:r>
+        <w:rPr>
+          <w:color w:val="000000" w:themeColor="text1"/>
+          <w:sz w:val="23"/>
+        </w:rPr>
+        <w:t xml:space="preserve"> el </w:t>
+      </w:r>
+      <w:proofErr w:type="spellStart"/>
+      <w:r>
+        <w:rPr>
+          <w:color w:val="000000" w:themeColor="text1"/>
+          <w:sz w:val="23"/>
+        </w:rPr>
+        <w:t>resumen</w:t>
+      </w:r>
+      <w:proofErr w:type="spellEnd"/>
+      <w:r>
+        <w:rPr>
+          <w:color w:val="000000" w:themeColor="text1"/>
+          <w:sz w:val="23"/>
+        </w:rPr>
+        <w:t xml:space="preserve"> </w:t>
+      </w:r>
+      <w:proofErr w:type="spellStart"/>
+      <w:r>
+        <w:rPr>
+          <w:color w:val="000000" w:themeColor="text1"/>
+          <w:sz w:val="23"/>
+        </w:rPr>
+        <w:t>analítico</w:t>
+      </w:r>
+      <w:proofErr w:type="spellEnd"/>
+      <w:r>
+        <w:rPr>
+          <w:color w:val="000000" w:themeColor="text1"/>
+          <w:sz w:val="23"/>
+        </w:rPr>
+        <w:t xml:space="preserve"> del </w:t>
+      </w:r>
+      <w:proofErr w:type="spellStart"/>
+      <w:r>
+        <w:rPr>
+          <w:color w:val="000000" w:themeColor="text1"/>
+          <w:sz w:val="23"/>
+        </w:rPr>
+        <w:t>archivo</w:t>
+      </w:r>
+      <w:proofErr w:type="spellEnd"/>
+      <w:r>
+        <w:rPr>
+          <w:color w:val="000000" w:themeColor="text1"/>
+          <w:sz w:val="23"/>
+        </w:rPr>
+        <w:t>.</w:t>
+      </w:r>
+    </w:p>
+    <w:p>
+      <w:pPr>
+        <w:pStyle w:val="Listaconvietas"/>
+        <w:spacing w:after="120"/>
+        <w:jc w:val="both"/>
+        <w:rPr>
+          <w:color w:val="000000" w:themeColor="text1"/>
+        </w:rPr>
+      </w:pPr>
+      <w:r>
+        <w:rPr>
+          <w:color w:val="000000" w:themeColor="text1"/>
+          <w:sz w:val="23"/>
+        </w:rPr>
+        <w:t xml:space="preserve">5. </w:t>
+      </w:r>
+      <w:proofErr w:type="spellStart"/>
+      <w:r>
+        <w:rPr>
+          <w:color w:val="000000" w:themeColor="text1"/>
+          <w:sz w:val="23"/>
+        </w:rPr>
+        <w:t>Hilos</w:t>
+      </w:r>
+      <w:proofErr w:type="spellEnd"/>
+      <w:r>
+        <w:rPr>
+          <w:color w:val="000000" w:themeColor="text1"/>
+          <w:sz w:val="23"/>
+        </w:rPr>
+        <w:t xml:space="preserve"> </w:t>
+      </w:r>
+      <w:proofErr w:type="spellStart"/>
+      <w:r>
+        <w:rPr>
+          <w:color w:val="000000" w:themeColor="text1"/>
+          <w:sz w:val="23"/>
+        </w:rPr>
+        <w:t>por</w:t>
+      </w:r>
+      <w:proofErr w:type="spellEnd"/>
+      <w:r>
+        <w:rPr>
+          <w:color w:val="000000" w:themeColor="text1"/>
+          <w:sz w:val="23"/>
+        </w:rPr>
+        <w:t xml:space="preserve"> </w:t>
+      </w:r>
+      <w:proofErr w:type="spellStart"/>
+      <w:r>
+        <w:rPr>
+          <w:color w:val="000000" w:themeColor="text1"/>
+          <w:sz w:val="23"/>
+        </w:rPr>
+        <w:t>ámbito</w:t>
+      </w:r>
+      <w:proofErr w:type="spellEnd"/>
+      <w:r>
+        <w:rPr>
+          <w:color w:val="000000" w:themeColor="text1"/>
+          <w:sz w:val="23"/>
+        </w:rPr>
+        <w:t xml:space="preserve">. Cada </w:t>
+      </w:r>
+      <w:proofErr w:type="spellStart"/>
+      <w:r>
+        <w:rPr>
+          <w:color w:val="000000" w:themeColor="text1"/>
+          <w:sz w:val="23"/>
+        </w:rPr>
+        <w:t>documento</w:t>
+      </w:r>
+      <w:proofErr w:type="spellEnd"/>
+      <w:r>
+        <w:rPr>
+          <w:color w:val="000000" w:themeColor="text1"/>
+          <w:sz w:val="23"/>
+        </w:rPr>
+        <w:t xml:space="preserve"> </w:t>
+      </w:r>
+      <w:proofErr w:type="spellStart"/>
+      <w:r>
+        <w:rPr>
+          <w:color w:val="000000" w:themeColor="text1"/>
+          <w:sz w:val="23"/>
+        </w:rPr>
+        <w:t>tiene</w:t>
+      </w:r>
+      <w:proofErr w:type="spellEnd"/>
+      <w:r>
+        <w:rPr>
+          <w:color w:val="000000" w:themeColor="text1"/>
+          <w:sz w:val="23"/>
+        </w:rPr>
+        <w:t xml:space="preserve"> </w:t>
+      </w:r>
+      <w:proofErr w:type="spellStart"/>
+      <w:r>
+        <w:rPr>
+          <w:color w:val="000000" w:themeColor="text1"/>
+          <w:sz w:val="23"/>
+        </w:rPr>
+        <w:t>su</w:t>
+      </w:r>
+      <w:proofErr w:type="spellEnd"/>
+      <w:r>
+        <w:rPr>
+          <w:color w:val="000000" w:themeColor="text1"/>
+          <w:sz w:val="23"/>
+        </w:rPr>
+        <w:t xml:space="preserve"> </w:t>
+      </w:r>
+      <w:proofErr w:type="spellStart"/>
+      <w:r>
+        <w:rPr>
+          <w:color w:val="000000" w:themeColor="text1"/>
+          <w:sz w:val="23"/>
+        </w:rPr>
+        <w:t>propia</w:t>
+      </w:r>
+      <w:proofErr w:type="spellEnd"/>
+      <w:r>
+        <w:rPr>
+          <w:color w:val="000000" w:themeColor="text1"/>
+          <w:sz w:val="23"/>
+        </w:rPr>
+        <w:t xml:space="preserve"> </w:t>
+      </w:r>
+      <w:proofErr w:type="spellStart"/>
+      <w:r>
+        <w:rPr>
+          <w:color w:val="000000" w:themeColor="text1"/>
+          <w:sz w:val="23"/>
+        </w:rPr>
+        <w:t>conversación</w:t>
+      </w:r>
+      <w:proofErr w:type="spellEnd"/>
+      <w:r>
+        <w:rPr>
+          <w:color w:val="000000" w:themeColor="text1"/>
+          <w:sz w:val="23"/>
+        </w:rPr>
+        <w:t xml:space="preserve">. Al </w:t>
+      </w:r>
+      <w:proofErr w:type="spellStart"/>
+      <w:r>
+        <w:rPr>
+          <w:color w:val="000000" w:themeColor="text1"/>
+          <w:sz w:val="23"/>
+        </w:rPr>
+        <w:t>cambiar</w:t>
+      </w:r>
+      <w:proofErr w:type="spellEnd"/>
+      <w:r>
+        <w:rPr>
+          <w:color w:val="000000" w:themeColor="text1"/>
+          <w:sz w:val="23"/>
+        </w:rPr>
+        <w:t xml:space="preserve"> de </w:t>
+      </w:r>
+      <w:proofErr w:type="spellStart"/>
+      <w:r>
+        <w:rPr>
+          <w:color w:val="000000" w:themeColor="text1"/>
+          <w:sz w:val="23"/>
+        </w:rPr>
+        <w:t>documento</w:t>
+      </w:r>
+      <w:proofErr w:type="spellEnd"/>
+      <w:r>
+        <w:rPr>
+          <w:color w:val="000000" w:themeColor="text1"/>
+          <w:sz w:val="23"/>
+        </w:rPr>
+        <w:t xml:space="preserve"> se </w:t>
+      </w:r>
+      <w:proofErr w:type="spellStart"/>
+      <w:r>
+        <w:rPr>
+          <w:color w:val="000000" w:themeColor="text1"/>
+          <w:sz w:val="23"/>
+        </w:rPr>
+        <w:t>muestra</w:t>
+      </w:r>
+      <w:proofErr w:type="spellEnd"/>
+      <w:r>
+        <w:rPr>
+          <w:color w:val="000000" w:themeColor="text1"/>
+          <w:sz w:val="23"/>
+        </w:rPr>
+        <w:t xml:space="preserve"> el </w:t>
+      </w:r>
+      <w:proofErr w:type="spellStart"/>
+      <w:r>
+        <w:rPr>
+          <w:color w:val="000000" w:themeColor="text1"/>
+          <w:sz w:val="23"/>
+        </w:rPr>
+        <w:t>hilo</w:t>
+      </w:r>
+      <w:proofErr w:type="spellEnd"/>
+      <w:r>
+        <w:rPr>
+          <w:color w:val="000000" w:themeColor="text1"/>
+          <w:sz w:val="23"/>
+        </w:rPr>
+        <w:t xml:space="preserve"> de ese </w:t>
+      </w:r>
+      <w:proofErr w:type="spellStart"/>
+      <w:r>
+        <w:rPr>
+          <w:color w:val="000000" w:themeColor="text1"/>
+          <w:sz w:val="23"/>
+        </w:rPr>
+        <w:t>ámbito</w:t>
+      </w:r>
+      <w:proofErr w:type="spellEnd"/>
+      <w:r>
+        <w:rPr>
+          <w:color w:val="000000" w:themeColor="text1"/>
+          <w:sz w:val="23"/>
+        </w:rPr>
+        <w:t xml:space="preserve"> y, al </w:t>
+      </w:r>
+      <w:proofErr w:type="spellStart"/>
+      <w:r>
+        <w:rPr>
+          <w:color w:val="000000" w:themeColor="text1"/>
+          <w:sz w:val="23"/>
+        </w:rPr>
+        <w:t>volver</w:t>
+      </w:r>
+      <w:proofErr w:type="spellEnd"/>
+      <w:r>
+        <w:rPr>
+          <w:color w:val="000000" w:themeColor="text1"/>
+          <w:sz w:val="23"/>
+        </w:rPr>
+        <w:t xml:space="preserve">, el </w:t>
+      </w:r>
+      <w:proofErr w:type="spellStart"/>
+      <w:r>
+        <w:rPr>
+          <w:color w:val="000000" w:themeColor="text1"/>
+          <w:sz w:val="23"/>
+        </w:rPr>
+        <w:t>hilo</w:t>
+      </w:r>
+      <w:proofErr w:type="spellEnd"/>
+      <w:r>
+        <w:rPr>
+          <w:color w:val="000000" w:themeColor="text1"/>
+          <w:sz w:val="23"/>
+        </w:rPr>
+        <w:t xml:space="preserve"> anterior </w:t>
+      </w:r>
+      <w:proofErr w:type="spellStart"/>
+      <w:r>
+        <w:rPr>
+          <w:color w:val="000000" w:themeColor="text1"/>
+          <w:sz w:val="23"/>
+        </w:rPr>
+        <w:t>permanece</w:t>
+      </w:r>
+      <w:proofErr w:type="spellEnd"/>
+      <w:r>
+        <w:rPr>
+          <w:color w:val="000000" w:themeColor="text1"/>
+          <w:sz w:val="23"/>
+        </w:rPr>
+        <w:t xml:space="preserve"> </w:t>
+      </w:r>
+      <w:proofErr w:type="spellStart"/>
+      <w:r>
+        <w:rPr>
+          <w:color w:val="000000" w:themeColor="text1"/>
+          <w:sz w:val="23"/>
+        </w:rPr>
+        <w:t>intacto</w:t>
+      </w:r>
+      <w:proofErr w:type="spellEnd"/>
+      <w:r>
+        <w:rPr>
+          <w:color w:val="000000" w:themeColor="text1"/>
+          <w:sz w:val="23"/>
+        </w:rPr>
+        <w:t>.</w:t>
+      </w:r>
+    </w:p>
+    <w:p>
+      <w:pPr>
+        <w:pStyle w:val="Listaconvietas"/>
+        <w:spacing w:after="120"/>
+        <w:jc w:val="both"/>
+        <w:rPr>
+          <w:color w:val="000000" w:themeColor="text1"/>
+        </w:rPr>
+      </w:pPr>
+      <w:r>
+        <w:rPr>
+          <w:color w:val="000000" w:themeColor="text1"/>
+          <w:sz w:val="23"/>
+        </w:rPr>
+        <w:t xml:space="preserve">6. </w:t>
+      </w:r>
+      <w:proofErr w:type="spellStart"/>
+      <w:r>
+        <w:rPr>
+          <w:color w:val="000000" w:themeColor="text1"/>
+          <w:sz w:val="23"/>
+        </w:rPr>
+        <w:t>Ámbito</w:t>
+      </w:r>
+      <w:proofErr w:type="spellEnd"/>
+      <w:r>
+        <w:rPr>
+          <w:color w:val="000000" w:themeColor="text1"/>
+          <w:sz w:val="23"/>
+        </w:rPr>
+        <w:t xml:space="preserve"> general. El </w:t>
+      </w:r>
+      <w:proofErr w:type="spellStart"/>
+      <w:r>
+        <w:rPr>
+          <w:color w:val="000000" w:themeColor="text1"/>
+          <w:sz w:val="23"/>
+        </w:rPr>
+        <w:t>botón</w:t>
+      </w:r>
+      <w:proofErr w:type="spellEnd"/>
+      <w:r>
+        <w:rPr>
+          <w:color w:val="000000" w:themeColor="text1"/>
+          <w:sz w:val="23"/>
+        </w:rPr>
+        <w:t xml:space="preserve"> "✕ </w:t>
+      </w:r>
+      <w:proofErr w:type="spellStart"/>
+      <w:r>
+        <w:rPr>
+          <w:color w:val="000000" w:themeColor="text1"/>
+          <w:sz w:val="23"/>
+        </w:rPr>
+        <w:t>Quitar</w:t>
+      </w:r>
+      <w:proofErr w:type="spellEnd"/>
+      <w:r>
+        <w:rPr>
+          <w:color w:val="000000" w:themeColor="text1"/>
+          <w:sz w:val="23"/>
+        </w:rPr>
+        <w:t xml:space="preserve"> </w:t>
+      </w:r>
+      <w:proofErr w:type="spellStart"/>
+      <w:r>
+        <w:rPr>
+          <w:color w:val="000000" w:themeColor="text1"/>
+          <w:sz w:val="23"/>
+        </w:rPr>
+        <w:t>documento</w:t>
+      </w:r>
+      <w:proofErr w:type="spellEnd"/>
+      <w:r>
+        <w:rPr>
+          <w:color w:val="000000" w:themeColor="text1"/>
+          <w:sz w:val="23"/>
+        </w:rPr>
+        <w:t xml:space="preserve">" </w:t>
+      </w:r>
+      <w:proofErr w:type="spellStart"/>
+      <w:r>
+        <w:rPr>
+          <w:color w:val="000000" w:themeColor="text1"/>
+          <w:sz w:val="23"/>
+        </w:rPr>
+        <w:t>regresa</w:t>
+      </w:r>
+      <w:proofErr w:type="spellEnd"/>
+      <w:r>
+        <w:rPr>
+          <w:color w:val="000000" w:themeColor="text1"/>
+          <w:sz w:val="23"/>
+        </w:rPr>
+        <w:t xml:space="preserve"> a "Todos </w:t>
+      </w:r>
+      <w:proofErr w:type="spellStart"/>
+      <w:r>
+        <w:rPr>
+          <w:color w:val="000000" w:themeColor="text1"/>
+          <w:sz w:val="23"/>
+        </w:rPr>
+        <w:t>los</w:t>
+      </w:r>
+      <w:proofErr w:type="spellEnd"/>
+      <w:r>
+        <w:rPr>
+          <w:color w:val="000000" w:themeColor="text1"/>
+          <w:sz w:val="23"/>
+        </w:rPr>
+        <w:t xml:space="preserve"> </w:t>
+      </w:r>
+      <w:proofErr w:type="spellStart"/>
+      <w:r>
+        <w:rPr>
+          <w:color w:val="000000" w:themeColor="text1"/>
+          <w:sz w:val="23"/>
+        </w:rPr>
+        <w:t>documentos</w:t>
+      </w:r>
+      <w:proofErr w:type="spellEnd"/>
+      <w:r>
+        <w:rPr>
+          <w:color w:val="000000" w:themeColor="text1"/>
+          <w:sz w:val="23"/>
+        </w:rPr>
+        <w:t xml:space="preserve">", </w:t>
+      </w:r>
+      <w:proofErr w:type="spellStart"/>
+      <w:r>
+        <w:rPr>
+          <w:color w:val="000000" w:themeColor="text1"/>
+          <w:sz w:val="23"/>
+        </w:rPr>
+        <w:t>donde</w:t>
+      </w:r>
+      <w:proofErr w:type="spellEnd"/>
+      <w:r>
+        <w:rPr>
+          <w:color w:val="000000" w:themeColor="text1"/>
+          <w:sz w:val="23"/>
+        </w:rPr>
+        <w:t xml:space="preserve"> las </w:t>
+      </w:r>
+      <w:proofErr w:type="spellStart"/>
+      <w:r>
+        <w:rPr>
+          <w:color w:val="000000" w:themeColor="text1"/>
+          <w:sz w:val="23"/>
+        </w:rPr>
+        <w:t>sugerencias</w:t>
+      </w:r>
+      <w:proofErr w:type="spellEnd"/>
+      <w:r>
+        <w:rPr>
+          <w:color w:val="000000" w:themeColor="text1"/>
+          <w:sz w:val="23"/>
+        </w:rPr>
+        <w:t xml:space="preserve"> </w:t>
+      </w:r>
+      <w:proofErr w:type="spellStart"/>
+      <w:r>
+        <w:rPr>
+          <w:color w:val="000000" w:themeColor="text1"/>
+          <w:sz w:val="23"/>
+        </w:rPr>
+        <w:t>pasan</w:t>
+      </w:r>
+      <w:proofErr w:type="spellEnd"/>
+      <w:r>
+        <w:rPr>
+          <w:color w:val="000000" w:themeColor="text1"/>
+          <w:sz w:val="23"/>
+        </w:rPr>
+        <w:t xml:space="preserve"> a ser </w:t>
+      </w:r>
+      <w:proofErr w:type="spellStart"/>
+      <w:r>
+        <w:rPr>
+          <w:color w:val="000000" w:themeColor="text1"/>
+          <w:sz w:val="23"/>
+        </w:rPr>
+        <w:t>consultas</w:t>
+      </w:r>
+      <w:proofErr w:type="spellEnd"/>
+      <w:r>
+        <w:rPr>
+          <w:color w:val="000000" w:themeColor="text1"/>
+          <w:sz w:val="23"/>
+        </w:rPr>
+        <w:t xml:space="preserve"> </w:t>
+      </w:r>
+      <w:proofErr w:type="spellStart"/>
+      <w:r>
+        <w:rPr>
+          <w:color w:val="000000" w:themeColor="text1"/>
+          <w:sz w:val="23"/>
+        </w:rPr>
+        <w:t>sobre</w:t>
+      </w:r>
+      <w:proofErr w:type="spellEnd"/>
+      <w:r>
+        <w:rPr>
+          <w:color w:val="000000" w:themeColor="text1"/>
+          <w:sz w:val="23"/>
+        </w:rPr>
+        <w:t xml:space="preserve"> el </w:t>
+      </w:r>
+      <w:proofErr w:type="spellStart"/>
+      <w:r>
+        <w:rPr>
+          <w:color w:val="000000" w:themeColor="text1"/>
+          <w:sz w:val="23"/>
+        </w:rPr>
+        <w:t>repositorio</w:t>
+      </w:r>
+      <w:proofErr w:type="spellEnd"/>
+      <w:r>
+        <w:rPr>
+          <w:color w:val="000000" w:themeColor="text1"/>
+          <w:sz w:val="23"/>
+        </w:rPr>
+        <w:t xml:space="preserve"> </w:t>
+      </w:r>
+      <w:proofErr w:type="spellStart"/>
+      <w:r>
+        <w:rPr>
+          <w:color w:val="000000" w:themeColor="text1"/>
+          <w:sz w:val="23"/>
+        </w:rPr>
+        <w:t>completo</w:t>
+      </w:r>
+      <w:proofErr w:type="spellEnd"/>
+      <w:r>
+        <w:rPr>
+          <w:color w:val="000000" w:themeColor="text1"/>
+          <w:sz w:val="23"/>
+        </w:rPr>
+        <w:t>.</w:t>
+      </w:r>
+    </w:p>
+    <w:p>
+      <w:pPr>
+        <w:pStyle w:val="Listaconvietas"/>
+        <w:spacing w:after="120"/>
+        <w:jc w:val="both"/>
+        <w:rPr>
+          <w:color w:val="000000" w:themeColor="text1"/>
+        </w:rPr>
+      </w:pPr>
+      <w:r>
+        <w:rPr>
+          <w:color w:val="000000" w:themeColor="text1"/>
+          <w:sz w:val="23"/>
+        </w:rPr>
+        <w:t xml:space="preserve">7. </w:t>
+      </w:r>
+      <w:proofErr w:type="spellStart"/>
+      <w:r>
+        <w:rPr>
+          <w:color w:val="000000" w:themeColor="text1"/>
+          <w:sz w:val="23"/>
+        </w:rPr>
+        <w:t>Limpieza</w:t>
+      </w:r>
+      <w:proofErr w:type="spellEnd"/>
+      <w:r>
+        <w:rPr>
+          <w:color w:val="000000" w:themeColor="text1"/>
+          <w:sz w:val="23"/>
+        </w:rPr>
+        <w:t xml:space="preserve"> </w:t>
+      </w:r>
+      <w:proofErr w:type="spellStart"/>
+      <w:r>
+        <w:rPr>
+          <w:color w:val="000000" w:themeColor="text1"/>
+          <w:sz w:val="23"/>
+        </w:rPr>
+        <w:t>por</w:t>
+      </w:r>
+      <w:proofErr w:type="spellEnd"/>
+      <w:r>
+        <w:rPr>
+          <w:color w:val="000000" w:themeColor="text1"/>
+          <w:sz w:val="23"/>
+        </w:rPr>
+        <w:t xml:space="preserve"> </w:t>
+      </w:r>
+      <w:proofErr w:type="spellStart"/>
+      <w:r>
+        <w:rPr>
+          <w:color w:val="000000" w:themeColor="text1"/>
+          <w:sz w:val="23"/>
+        </w:rPr>
+        <w:t>ámbito</w:t>
+      </w:r>
+      <w:proofErr w:type="spellEnd"/>
+      <w:r>
+        <w:rPr>
+          <w:color w:val="000000" w:themeColor="text1"/>
+          <w:sz w:val="23"/>
+        </w:rPr>
+        <w:t xml:space="preserve">. El </w:t>
+      </w:r>
+      <w:proofErr w:type="spellStart"/>
+      <w:r>
+        <w:rPr>
+          <w:color w:val="000000" w:themeColor="text1"/>
+          <w:sz w:val="23"/>
+        </w:rPr>
+        <w:t>botón</w:t>
+      </w:r>
+      <w:proofErr w:type="spellEnd"/>
+      <w:r>
+        <w:rPr>
+          <w:color w:val="000000" w:themeColor="text1"/>
+          <w:sz w:val="23"/>
+        </w:rPr>
+        <w:t xml:space="preserve"> "🗑 </w:t>
+      </w:r>
+      <w:proofErr w:type="spellStart"/>
+      <w:r>
+        <w:rPr>
+          <w:color w:val="000000" w:themeColor="text1"/>
+          <w:sz w:val="23"/>
+        </w:rPr>
+        <w:t>Limpiar</w:t>
+      </w:r>
+      <w:proofErr w:type="spellEnd"/>
+      <w:r>
+        <w:rPr>
+          <w:color w:val="000000" w:themeColor="text1"/>
+          <w:sz w:val="23"/>
+        </w:rPr>
+        <w:t xml:space="preserve"> </w:t>
+      </w:r>
+      <w:proofErr w:type="spellStart"/>
+      <w:r>
+        <w:rPr>
+          <w:color w:val="000000" w:themeColor="text1"/>
+          <w:sz w:val="23"/>
+        </w:rPr>
+        <w:t>conversación</w:t>
+      </w:r>
+      <w:proofErr w:type="spellEnd"/>
+      <w:r>
+        <w:rPr>
+          <w:color w:val="000000" w:themeColor="text1"/>
+          <w:sz w:val="23"/>
+        </w:rPr>
+        <w:t xml:space="preserve">" borra solo el </w:t>
+      </w:r>
+      <w:proofErr w:type="spellStart"/>
+      <w:r>
+        <w:rPr>
+          <w:color w:val="000000" w:themeColor="text1"/>
+          <w:sz w:val="23"/>
+        </w:rPr>
+        <w:t>hilo</w:t>
+      </w:r>
+      <w:proofErr w:type="spellEnd"/>
+      <w:r>
+        <w:rPr>
+          <w:color w:val="000000" w:themeColor="text1"/>
+          <w:sz w:val="23"/>
+        </w:rPr>
+        <w:t xml:space="preserve"> del </w:t>
+      </w:r>
+      <w:proofErr w:type="spellStart"/>
+      <w:r>
+        <w:rPr>
+          <w:color w:val="000000" w:themeColor="text1"/>
+          <w:sz w:val="23"/>
+        </w:rPr>
+        <w:t>ámbito</w:t>
+      </w:r>
+      <w:proofErr w:type="spellEnd"/>
+      <w:r>
+        <w:rPr>
+          <w:color w:val="000000" w:themeColor="text1"/>
+          <w:sz w:val="23"/>
+        </w:rPr>
+        <w:t xml:space="preserve"> actual (el del </w:t>
+      </w:r>
+      <w:proofErr w:type="spellStart"/>
+      <w:r>
+        <w:rPr>
+          <w:color w:val="000000" w:themeColor="text1"/>
+          <w:sz w:val="23"/>
+        </w:rPr>
+        <w:t>documento</w:t>
+      </w:r>
+      <w:proofErr w:type="spellEnd"/>
+      <w:r>
+        <w:rPr>
+          <w:color w:val="000000" w:themeColor="text1"/>
+          <w:sz w:val="23"/>
+        </w:rPr>
+        <w:t xml:space="preserve"> </w:t>
+      </w:r>
+      <w:proofErr w:type="spellStart"/>
+      <w:r>
+        <w:rPr>
+          <w:color w:val="000000" w:themeColor="text1"/>
+          <w:sz w:val="23"/>
+        </w:rPr>
+        <w:t>seleccionado</w:t>
+      </w:r>
+      <w:proofErr w:type="spellEnd"/>
+      <w:r>
+        <w:rPr>
+          <w:color w:val="000000" w:themeColor="text1"/>
+          <w:sz w:val="23"/>
+        </w:rPr>
+        <w:t xml:space="preserve"> o el general), sin </w:t>
+      </w:r>
+      <w:proofErr w:type="spellStart"/>
+      <w:r>
+        <w:rPr>
+          <w:color w:val="000000" w:themeColor="text1"/>
+          <w:sz w:val="23"/>
+        </w:rPr>
+        <w:t>afectar</w:t>
+      </w:r>
+      <w:proofErr w:type="spellEnd"/>
+      <w:r>
+        <w:rPr>
+          <w:color w:val="000000" w:themeColor="text1"/>
+          <w:sz w:val="23"/>
+        </w:rPr>
+        <w:t xml:space="preserve"> </w:t>
+      </w:r>
+      <w:proofErr w:type="spellStart"/>
+      <w:r>
+        <w:rPr>
+          <w:color w:val="000000" w:themeColor="text1"/>
+          <w:sz w:val="23"/>
+        </w:rPr>
+        <w:t>los</w:t>
+      </w:r>
+      <w:proofErr w:type="spellEnd"/>
+      <w:r>
+        <w:rPr>
+          <w:color w:val="000000" w:themeColor="text1"/>
+          <w:sz w:val="23"/>
+        </w:rPr>
+        <w:t xml:space="preserve"> </w:t>
+      </w:r>
+      <w:proofErr w:type="spellStart"/>
+      <w:r>
+        <w:rPr>
+          <w:color w:val="000000" w:themeColor="text1"/>
+          <w:sz w:val="23"/>
+        </w:rPr>
+        <w:t>demás</w:t>
+      </w:r>
+      <w:proofErr w:type="spellEnd"/>
+      <w:r>
+        <w:rPr>
+          <w:color w:val="000000" w:themeColor="text1"/>
+          <w:sz w:val="23"/>
+        </w:rPr>
+        <w:t>.</w:t>
+      </w:r>
+    </w:p>
+    <w:p>
+      <w:pPr>
+        <w:pStyle w:val="Ttulo1"/>
+        <w:spacing w:before="360" w:after="120"/>
+        <w:jc w:val="both"/>
+        <w:rPr>
+          <w:color w:val="000000" w:themeColor="text1"/>
+        </w:rPr>
+      </w:pPr>
+      <w:r>
+        <w:rPr>
+          <w:color w:val="000000" w:themeColor="text1"/>
+        </w:rPr>
+        <w:lastRenderedPageBreak/>
+        <w:t>6</w:t>
+      </w:r>
+      <w:r>
+        <w:rPr>
+          <w:color w:val="000000" w:themeColor="text1"/>
+        </w:rPr>
+        <w:t xml:space="preserve">. </w:t>
+      </w:r>
+      <w:proofErr w:type="spellStart"/>
+      <w:r>
+        <w:rPr>
+          <w:color w:val="000000" w:themeColor="text1"/>
+        </w:rPr>
+        <w:t>Evidencias</w:t>
+      </w:r>
+      <w:proofErr w:type="spellEnd"/>
+      <w:r>
+        <w:rPr>
+          <w:color w:val="000000" w:themeColor="text1"/>
+        </w:rPr>
+        <w:t xml:space="preserve"> </w:t>
+      </w:r>
+      <w:proofErr w:type="spellStart"/>
+      <w:r>
+        <w:rPr>
+          <w:color w:val="000000" w:themeColor="text1"/>
+        </w:rPr>
+        <w:t>capturadas</w:t>
+      </w:r>
+      <w:proofErr w:type="spellEnd"/>
+    </w:p>
+    <w:p>
+      <w:pPr>
+        <w:jc w:val="center"/>
+        <w:rPr>
+          <w:color w:val="000000" w:themeColor="text1"/>
+        </w:rPr>
+      </w:pPr>
+      <w:r>
+        <w:rPr>
+          <w:noProof/>
+          <w:color w:val="000000" w:themeColor="text1"/>
+        </w:rPr>
+        <w:drawing>
+          <wp:inline distT="0" distB="0" distL="0" distR="0" wp14:anchorId="339B5E77" wp14:editId="6A83B885">
+            <wp:extent cx="5544000" cy="3668823"/>
+            <wp:effectExtent l="0" t="0" r="0" b="0"/>
+            <wp:docPr id="1929705388" name="Picture 1"/>
+            <wp:cNvGraphicFramePr>
+              <a:graphicFrameLocks xmlns:a="http://schemas.openxmlformats.org/drawingml/2006/main" noChangeAspect="1"/>
+            </wp:cNvGraphicFramePr>
+            <a:graphic xmlns:a="http://schemas.openxmlformats.org/drawingml/2006/main">
+              <a:graphicData uri="http://schemas.openxmlformats.org/drawingml/2006/picture">
+                <pic:pic xmlns:pic="http://schemas.openxmlformats.org/drawingml/2006/picture">
+                  <pic:nvPicPr>
+                    <pic:cNvPr id="0" name="13_chat_listado.png"/>
+                    <pic:cNvPicPr/>
+                  </pic:nvPicPr>
+                  <pic:blipFill>
+                    <a:blip r:embed="rId18"/>
+                    <a:stretch>
+                      <a:fillRect/>
+                    </a:stretch>
+                  </pic:blipFill>
+                  <pic:spPr>
+                    <a:xfrm>
+                      <a:off x="0" y="0"/>
+                      <a:ext cx="5544000" cy="3668823"/>
+                    </a:xfrm>
+                    <a:prstGeom prst="rect">
+                      <a:avLst/>
+                    </a:prstGeom>
+                  </pic:spPr>
+                </pic:pic>
+              </a:graphicData>
+            </a:graphic>
+          </wp:inline>
+        </w:drawing>
+      </w:r>
+    </w:p>
+    <w:p>
+      <w:pPr>
+        <w:spacing w:after="240"/>
+        <w:jc w:val="center"/>
+        <w:rPr>
+          <w:color w:val="000000" w:themeColor="text1"/>
+        </w:rPr>
+      </w:pPr>
+      <w:proofErr w:type="spellStart"/>
+      <w:r>
+        <w:rPr>
+          <w:i/>
+          <w:color w:val="000000" w:themeColor="text1"/>
+          <w:sz w:val="20"/>
+        </w:rPr>
+        <w:t>Captura</w:t>
+      </w:r>
+      <w:proofErr w:type="spellEnd"/>
+      <w:r>
+        <w:rPr>
+          <w:i/>
+          <w:color w:val="000000" w:themeColor="text1"/>
+          <w:sz w:val="20"/>
+        </w:rPr>
+        <w:t xml:space="preserve"> 13 · </w:t>
+      </w:r>
+      <w:proofErr w:type="spellStart"/>
+      <w:r>
+        <w:rPr>
+          <w:i/>
+          <w:color w:val="000000" w:themeColor="text1"/>
+          <w:sz w:val="20"/>
+        </w:rPr>
+        <w:t>Listado</w:t>
+      </w:r>
+      <w:proofErr w:type="spellEnd"/>
+      <w:r>
+        <w:rPr>
+          <w:i/>
+          <w:color w:val="000000" w:themeColor="text1"/>
+          <w:sz w:val="20"/>
+        </w:rPr>
+        <w:t xml:space="preserve"> de </w:t>
+      </w:r>
+      <w:proofErr w:type="spellStart"/>
+      <w:r>
+        <w:rPr>
+          <w:i/>
+          <w:color w:val="000000" w:themeColor="text1"/>
+          <w:sz w:val="20"/>
+        </w:rPr>
+        <w:t>documentos</w:t>
+      </w:r>
+      <w:proofErr w:type="spellEnd"/>
+      <w:r>
+        <w:rPr>
+          <w:i/>
+          <w:color w:val="000000" w:themeColor="text1"/>
+          <w:sz w:val="20"/>
+        </w:rPr>
+        <w:t xml:space="preserve"> con el </w:t>
+      </w:r>
+      <w:proofErr w:type="spellStart"/>
+      <w:r>
+        <w:rPr>
+          <w:i/>
+          <w:color w:val="000000" w:themeColor="text1"/>
+          <w:sz w:val="20"/>
+        </w:rPr>
+        <w:t>botón</w:t>
+      </w:r>
+      <w:proofErr w:type="spellEnd"/>
+      <w:r>
+        <w:rPr>
+          <w:i/>
+          <w:color w:val="000000" w:themeColor="text1"/>
+          <w:sz w:val="20"/>
+        </w:rPr>
+        <w:t xml:space="preserve"> 💬 para </w:t>
+      </w:r>
+      <w:proofErr w:type="spellStart"/>
+      <w:r>
+        <w:rPr>
+          <w:i/>
+          <w:color w:val="000000" w:themeColor="text1"/>
+          <w:sz w:val="20"/>
+        </w:rPr>
+        <w:t>consultar</w:t>
+      </w:r>
+      <w:proofErr w:type="spellEnd"/>
+      <w:r>
+        <w:rPr>
+          <w:i/>
+          <w:color w:val="000000" w:themeColor="text1"/>
+          <w:sz w:val="20"/>
+        </w:rPr>
+        <w:t xml:space="preserve"> </w:t>
+      </w:r>
+      <w:proofErr w:type="spellStart"/>
+      <w:r>
+        <w:rPr>
+          <w:i/>
+          <w:color w:val="000000" w:themeColor="text1"/>
+          <w:sz w:val="20"/>
+        </w:rPr>
+        <w:t>cada</w:t>
+      </w:r>
+      <w:proofErr w:type="spellEnd"/>
+      <w:r>
+        <w:rPr>
+          <w:i/>
+          <w:color w:val="000000" w:themeColor="text1"/>
+          <w:sz w:val="20"/>
+        </w:rPr>
+        <w:t xml:space="preserve"> </w:t>
+      </w:r>
+      <w:proofErr w:type="spellStart"/>
+      <w:r>
+        <w:rPr>
+          <w:i/>
+          <w:color w:val="000000" w:themeColor="text1"/>
+          <w:sz w:val="20"/>
+        </w:rPr>
+        <w:t>archivo</w:t>
+      </w:r>
+      <w:proofErr w:type="spellEnd"/>
+      <w:r>
+        <w:rPr>
+          <w:i/>
+          <w:color w:val="000000" w:themeColor="text1"/>
+          <w:sz w:val="20"/>
+        </w:rPr>
+        <w:t>.</w:t>
+      </w:r>
+    </w:p>
+    <w:p>
+      <w:pPr>
+        <w:jc w:val="center"/>
+        <w:rPr>
+          <w:color w:val="000000" w:themeColor="text1"/>
+        </w:rPr>
+      </w:pPr>
+      <w:r>
+        <w:rPr>
+          <w:noProof/>
+          <w:color w:val="000000" w:themeColor="text1"/>
+        </w:rPr>
+        <w:drawing>
+          <wp:inline distT="0" distB="0" distL="0" distR="0" wp14:anchorId="5A4AB67C" wp14:editId="220989C3">
+            <wp:extent cx="4896614" cy="3240406"/>
+            <wp:effectExtent l="0" t="0" r="0" b="0"/>
+            <wp:docPr id="983953593" name="Picture 2"/>
+            <wp:cNvGraphicFramePr>
+              <a:graphicFrameLocks xmlns:a="http://schemas.openxmlformats.org/drawingml/2006/main" noChangeAspect="1"/>
+            </wp:cNvGraphicFramePr>
+            <a:graphic xmlns:a="http://schemas.openxmlformats.org/drawingml/2006/main">
+              <a:graphicData uri="http://schemas.openxmlformats.org/drawingml/2006/picture">
+                <pic:pic xmlns:pic="http://schemas.openxmlformats.org/drawingml/2006/picture">
+                  <pic:nvPicPr>
+                    <pic:cNvPr id="0" name="14_chat_ambito.png"/>
+                    <pic:cNvPicPr/>
+                  </pic:nvPicPr>
+                  <pic:blipFill>
+                    <a:blip r:embed="rId19"/>
+                    <a:stretch>
+                      <a:fillRect/>
+                    </a:stretch>
+                  </pic:blipFill>
+                  <pic:spPr>
+                    <a:xfrm>
+                      <a:off x="0" y="0"/>
+                      <a:ext cx="4901908" cy="3243909"/>
+                    </a:xfrm>
+                    <a:prstGeom prst="rect">
+                      <a:avLst/>
+                    </a:prstGeom>
+                  </pic:spPr>
+                </pic:pic>
+              </a:graphicData>
+            </a:graphic>
+          </wp:inline>
+        </w:drawing>
+      </w:r>
+    </w:p>
+    <w:p>
+      <w:pPr>
+        <w:spacing w:after="240"/>
+        <w:jc w:val="center"/>
+        <w:rPr>
+          <w:color w:val="000000" w:themeColor="text1"/>
+        </w:rPr>
+      </w:pPr>
+      <w:proofErr w:type="spellStart"/>
+      <w:r>
+        <w:rPr>
+          <w:i/>
+          <w:color w:val="000000" w:themeColor="text1"/>
+          <w:sz w:val="20"/>
+        </w:rPr>
+        <w:t>Captura</w:t>
+      </w:r>
+      <w:proofErr w:type="spellEnd"/>
+      <w:r>
+        <w:rPr>
+          <w:i/>
+          <w:color w:val="000000" w:themeColor="text1"/>
+          <w:sz w:val="20"/>
+        </w:rPr>
+        <w:t xml:space="preserve"> 14 · Chat con el </w:t>
+      </w:r>
+      <w:proofErr w:type="spellStart"/>
+      <w:r>
+        <w:rPr>
+          <w:i/>
+          <w:color w:val="000000" w:themeColor="text1"/>
+          <w:sz w:val="20"/>
+        </w:rPr>
+        <w:t>documento</w:t>
+      </w:r>
+      <w:proofErr w:type="spellEnd"/>
+      <w:r>
+        <w:rPr>
+          <w:i/>
+          <w:color w:val="000000" w:themeColor="text1"/>
+          <w:sz w:val="20"/>
+        </w:rPr>
+        <w:t xml:space="preserve"> </w:t>
+      </w:r>
+      <w:proofErr w:type="spellStart"/>
+      <w:r>
+        <w:rPr>
+          <w:i/>
+          <w:color w:val="000000" w:themeColor="text1"/>
+          <w:sz w:val="20"/>
+        </w:rPr>
+        <w:t>preseleccionado</w:t>
+      </w:r>
+      <w:proofErr w:type="spellEnd"/>
+      <w:r>
+        <w:rPr>
+          <w:i/>
+          <w:color w:val="000000" w:themeColor="text1"/>
+          <w:sz w:val="20"/>
+        </w:rPr>
+        <w:t xml:space="preserve">: </w:t>
+      </w:r>
+      <w:proofErr w:type="spellStart"/>
+      <w:r>
+        <w:rPr>
+          <w:i/>
+          <w:color w:val="000000" w:themeColor="text1"/>
+          <w:sz w:val="20"/>
+        </w:rPr>
+        <w:t>ámbito</w:t>
+      </w:r>
+      <w:proofErr w:type="spellEnd"/>
+      <w:r>
+        <w:rPr>
+          <w:i/>
+          <w:color w:val="000000" w:themeColor="text1"/>
+          <w:sz w:val="20"/>
+        </w:rPr>
+        <w:t xml:space="preserve">, </w:t>
+      </w:r>
+      <w:proofErr w:type="spellStart"/>
+      <w:r>
+        <w:rPr>
+          <w:i/>
+          <w:color w:val="000000" w:themeColor="text1"/>
+          <w:sz w:val="20"/>
+        </w:rPr>
+        <w:t>categoría</w:t>
+      </w:r>
+      <w:proofErr w:type="spellEnd"/>
+      <w:r>
+        <w:rPr>
+          <w:i/>
+          <w:color w:val="000000" w:themeColor="text1"/>
+          <w:sz w:val="20"/>
+        </w:rPr>
+        <w:t xml:space="preserve">, aviso y </w:t>
+      </w:r>
+      <w:proofErr w:type="spellStart"/>
+      <w:r>
+        <w:rPr>
+          <w:i/>
+          <w:color w:val="000000" w:themeColor="text1"/>
+          <w:sz w:val="20"/>
+        </w:rPr>
+        <w:t>preguntas</w:t>
+      </w:r>
+      <w:proofErr w:type="spellEnd"/>
+      <w:r>
+        <w:rPr>
+          <w:i/>
+          <w:color w:val="000000" w:themeColor="text1"/>
+          <w:sz w:val="20"/>
+        </w:rPr>
+        <w:t xml:space="preserve"> </w:t>
+      </w:r>
+      <w:proofErr w:type="spellStart"/>
+      <w:r>
+        <w:rPr>
+          <w:i/>
+          <w:color w:val="000000" w:themeColor="text1"/>
+          <w:sz w:val="20"/>
+        </w:rPr>
+        <w:t>predeterminadas</w:t>
+      </w:r>
+      <w:proofErr w:type="spellEnd"/>
+      <w:r>
+        <w:rPr>
+          <w:i/>
+          <w:color w:val="000000" w:themeColor="text1"/>
+          <w:sz w:val="20"/>
+        </w:rPr>
+        <w:t>.</w:t>
+      </w:r>
+    </w:p>
+    <w:p>
+      <w:pPr>
+        <w:jc w:val="center"/>
+        <w:rPr>
+          <w:color w:val="000000" w:themeColor="text1"/>
+        </w:rPr>
+      </w:pPr>
+      <w:r>
+        <w:rPr>
+          <w:noProof/>
+          <w:color w:val="000000" w:themeColor="text1"/>
+        </w:rPr>
+        <w:lastRenderedPageBreak/>
+        <w:drawing>
+          <wp:inline distT="0" distB="0" distL="0" distR="0" wp14:anchorId="767917B2" wp14:editId="1E8EF8E2">
+            <wp:extent cx="5544000" cy="3668823"/>
+            <wp:effectExtent l="0" t="0" r="0" b="0"/>
+            <wp:docPr id="1214568142" name="Picture 3"/>
+            <wp:cNvGraphicFramePr>
+              <a:graphicFrameLocks xmlns:a="http://schemas.openxmlformats.org/drawingml/2006/main" noChangeAspect="1"/>
+            </wp:cNvGraphicFramePr>
+            <a:graphic xmlns:a="http://schemas.openxmlformats.org/drawingml/2006/main">
+              <a:graphicData uri="http://schemas.openxmlformats.org/drawingml/2006/picture">
+                <pic:pic xmlns:pic="http://schemas.openxmlformats.org/drawingml/2006/picture">
+                  <pic:nvPicPr>
+                    <pic:cNvPr id="0" name="15_chat_resumen.png"/>
+                    <pic:cNvPicPr/>
+                  </pic:nvPicPr>
+                  <pic:blipFill>
+                    <a:blip r:embed="rId20"/>
+                    <a:stretch>
+                      <a:fillRect/>
+                    </a:stretch>
+                  </pic:blipFill>
+                  <pic:spPr>
+                    <a:xfrm>
+                      <a:off x="0" y="0"/>
+                      <a:ext cx="5544000" cy="3668823"/>
+                    </a:xfrm>
+                    <a:prstGeom prst="rect">
+                      <a:avLst/>
+                    </a:prstGeom>
+                  </pic:spPr>
+                </pic:pic>
+              </a:graphicData>
+            </a:graphic>
+          </wp:inline>
+        </w:drawing>
+      </w:r>
+    </w:p>
+    <w:p>
+      <w:pPr>
+        <w:spacing w:after="240"/>
+        <w:jc w:val="center"/>
+        <w:rPr>
+          <w:color w:val="000000" w:themeColor="text1"/>
+        </w:rPr>
+      </w:pPr>
+      <w:proofErr w:type="spellStart"/>
+      <w:r>
+        <w:rPr>
+          <w:i/>
+          <w:color w:val="000000" w:themeColor="text1"/>
+          <w:sz w:val="20"/>
+        </w:rPr>
+        <w:t>Captura</w:t>
+      </w:r>
+      <w:proofErr w:type="spellEnd"/>
+      <w:r>
+        <w:rPr>
+          <w:i/>
+          <w:color w:val="000000" w:themeColor="text1"/>
+          <w:sz w:val="20"/>
+        </w:rPr>
+        <w:t xml:space="preserve"> 15 · Respuesta a la </w:t>
+      </w:r>
+      <w:proofErr w:type="spellStart"/>
+      <w:r>
+        <w:rPr>
+          <w:i/>
+          <w:color w:val="000000" w:themeColor="text1"/>
+          <w:sz w:val="20"/>
+        </w:rPr>
+        <w:t>sugerencia</w:t>
+      </w:r>
+      <w:proofErr w:type="spellEnd"/>
+      <w:r>
+        <w:rPr>
+          <w:i/>
+          <w:color w:val="000000" w:themeColor="text1"/>
+          <w:sz w:val="20"/>
+        </w:rPr>
+        <w:t xml:space="preserve"> "Resume </w:t>
+      </w:r>
+      <w:proofErr w:type="spellStart"/>
+      <w:r>
+        <w:rPr>
+          <w:i/>
+          <w:color w:val="000000" w:themeColor="text1"/>
+          <w:sz w:val="20"/>
+        </w:rPr>
+        <w:t>este</w:t>
+      </w:r>
+      <w:proofErr w:type="spellEnd"/>
+      <w:r>
+        <w:rPr>
+          <w:i/>
+          <w:color w:val="000000" w:themeColor="text1"/>
+          <w:sz w:val="20"/>
+        </w:rPr>
+        <w:t xml:space="preserve"> </w:t>
+      </w:r>
+      <w:proofErr w:type="spellStart"/>
+      <w:r>
+        <w:rPr>
+          <w:i/>
+          <w:color w:val="000000" w:themeColor="text1"/>
+          <w:sz w:val="20"/>
+        </w:rPr>
+        <w:t>documento</w:t>
+      </w:r>
+      <w:proofErr w:type="spellEnd"/>
+      <w:r>
+        <w:rPr>
+          <w:i/>
+          <w:color w:val="000000" w:themeColor="text1"/>
+          <w:sz w:val="20"/>
+        </w:rPr>
+        <w:t xml:space="preserve">": </w:t>
+      </w:r>
+      <w:proofErr w:type="spellStart"/>
+      <w:r>
+        <w:rPr>
+          <w:i/>
+          <w:color w:val="000000" w:themeColor="text1"/>
+          <w:sz w:val="20"/>
+        </w:rPr>
+        <w:t>resumen</w:t>
+      </w:r>
+      <w:proofErr w:type="spellEnd"/>
+      <w:r>
+        <w:rPr>
+          <w:i/>
+          <w:color w:val="000000" w:themeColor="text1"/>
+          <w:sz w:val="20"/>
+        </w:rPr>
+        <w:t xml:space="preserve"> </w:t>
+      </w:r>
+      <w:proofErr w:type="spellStart"/>
+      <w:r>
+        <w:rPr>
+          <w:i/>
+          <w:color w:val="000000" w:themeColor="text1"/>
+          <w:sz w:val="20"/>
+        </w:rPr>
+        <w:t>analítico</w:t>
+      </w:r>
+      <w:proofErr w:type="spellEnd"/>
+      <w:r>
+        <w:rPr>
+          <w:i/>
+          <w:color w:val="000000" w:themeColor="text1"/>
+          <w:sz w:val="20"/>
+        </w:rPr>
+        <w:t xml:space="preserve"> con </w:t>
+      </w:r>
+      <w:proofErr w:type="spellStart"/>
+      <w:r>
+        <w:rPr>
+          <w:i/>
+          <w:color w:val="000000" w:themeColor="text1"/>
+          <w:sz w:val="20"/>
+        </w:rPr>
+        <w:t>intención</w:t>
+      </w:r>
+      <w:proofErr w:type="spellEnd"/>
+      <w:r>
+        <w:rPr>
+          <w:i/>
+          <w:color w:val="000000" w:themeColor="text1"/>
+          <w:sz w:val="20"/>
+        </w:rPr>
+        <w:t xml:space="preserve">, confianza y </w:t>
+      </w:r>
+      <w:proofErr w:type="spellStart"/>
+      <w:r>
+        <w:rPr>
+          <w:i/>
+          <w:color w:val="000000" w:themeColor="text1"/>
+          <w:sz w:val="20"/>
+        </w:rPr>
+        <w:t>fuente</w:t>
+      </w:r>
+      <w:proofErr w:type="spellEnd"/>
+      <w:r>
+        <w:rPr>
+          <w:i/>
+          <w:color w:val="000000" w:themeColor="text1"/>
+          <w:sz w:val="20"/>
+        </w:rPr>
+        <w:t xml:space="preserve"> </w:t>
+      </w:r>
+      <w:proofErr w:type="spellStart"/>
+      <w:r>
+        <w:rPr>
+          <w:i/>
+          <w:color w:val="000000" w:themeColor="text1"/>
+          <w:sz w:val="20"/>
+        </w:rPr>
+        <w:t>citada</w:t>
+      </w:r>
+      <w:proofErr w:type="spellEnd"/>
+      <w:r>
+        <w:rPr>
+          <w:i/>
+          <w:color w:val="000000" w:themeColor="text1"/>
+          <w:sz w:val="20"/>
+        </w:rPr>
+        <w:t>.</w:t>
+      </w:r>
+    </w:p>
+    <w:p>
+      <w:pPr>
+        <w:jc w:val="center"/>
+        <w:rPr>
+          <w:color w:val="000000" w:themeColor="text1"/>
+        </w:rPr>
+      </w:pPr>
+      <w:r>
+        <w:rPr>
+          <w:noProof/>
+          <w:color w:val="000000" w:themeColor="text1"/>
+        </w:rPr>
+        <w:drawing>
+          <wp:inline distT="0" distB="0" distL="0" distR="0" wp14:anchorId="6DEEBB42" wp14:editId="2D58FF34">
+            <wp:extent cx="5056914" cy="3346488"/>
+            <wp:effectExtent l="0" t="0" r="0" b="6350"/>
+            <wp:docPr id="1515923659" name="Picture 4"/>
+            <wp:cNvGraphicFramePr>
+              <a:graphicFrameLocks xmlns:a="http://schemas.openxmlformats.org/drawingml/2006/main" noChangeAspect="1"/>
+            </wp:cNvGraphicFramePr>
+            <a:graphic xmlns:a="http://schemas.openxmlformats.org/drawingml/2006/main">
+              <a:graphicData uri="http://schemas.openxmlformats.org/drawingml/2006/picture">
+                <pic:pic xmlns:pic="http://schemas.openxmlformats.org/drawingml/2006/picture">
+                  <pic:nvPicPr>
+                    <pic:cNvPr id="0" name="16_chat_valores.png"/>
+                    <pic:cNvPicPr/>
+                  </pic:nvPicPr>
+                  <pic:blipFill>
+                    <a:blip r:embed="rId21"/>
+                    <a:stretch>
+                      <a:fillRect/>
+                    </a:stretch>
+                  </pic:blipFill>
+                  <pic:spPr>
+                    <a:xfrm>
+                      <a:off x="0" y="0"/>
+                      <a:ext cx="5062195" cy="3349983"/>
+                    </a:xfrm>
+                    <a:prstGeom prst="rect">
+                      <a:avLst/>
+                    </a:prstGeom>
+                  </pic:spPr>
+                </pic:pic>
+              </a:graphicData>
+            </a:graphic>
+          </wp:inline>
+        </w:drawing>
+      </w:r>
+    </w:p>
+    <w:p>
+      <w:pPr>
+        <w:spacing w:after="240"/>
+        <w:jc w:val="center"/>
+        <w:rPr>
+          <w:color w:val="000000" w:themeColor="text1"/>
+        </w:rPr>
+      </w:pPr>
+      <w:proofErr w:type="spellStart"/>
+      <w:r>
+        <w:rPr>
+          <w:i/>
+          <w:color w:val="000000" w:themeColor="text1"/>
+          <w:sz w:val="20"/>
+        </w:rPr>
+        <w:t>Captura</w:t>
+      </w:r>
+      <w:proofErr w:type="spellEnd"/>
+      <w:r>
+        <w:rPr>
+          <w:i/>
+          <w:color w:val="000000" w:themeColor="text1"/>
+          <w:sz w:val="20"/>
+        </w:rPr>
+        <w:t xml:space="preserve"> 16 · Consulta "¿</w:t>
+      </w:r>
+      <w:proofErr w:type="spellStart"/>
+      <w:r>
+        <w:rPr>
+          <w:i/>
+          <w:color w:val="000000" w:themeColor="text1"/>
+          <w:sz w:val="20"/>
+        </w:rPr>
+        <w:t>Qué</w:t>
+      </w:r>
+      <w:proofErr w:type="spellEnd"/>
+      <w:r>
+        <w:rPr>
+          <w:i/>
+          <w:color w:val="000000" w:themeColor="text1"/>
+          <w:sz w:val="20"/>
+        </w:rPr>
+        <w:t xml:space="preserve"> </w:t>
+      </w:r>
+      <w:proofErr w:type="spellStart"/>
+      <w:r>
+        <w:rPr>
+          <w:i/>
+          <w:color w:val="000000" w:themeColor="text1"/>
+          <w:sz w:val="20"/>
+        </w:rPr>
+        <w:t>valores</w:t>
+      </w:r>
+      <w:proofErr w:type="spellEnd"/>
+      <w:r>
+        <w:rPr>
+          <w:i/>
+          <w:color w:val="000000" w:themeColor="text1"/>
+          <w:sz w:val="20"/>
+        </w:rPr>
+        <w:t xml:space="preserve"> o </w:t>
+      </w:r>
+      <w:proofErr w:type="spellStart"/>
+      <w:r>
+        <w:rPr>
+          <w:i/>
+          <w:color w:val="000000" w:themeColor="text1"/>
+          <w:sz w:val="20"/>
+        </w:rPr>
+        <w:t>montos</w:t>
+      </w:r>
+      <w:proofErr w:type="spellEnd"/>
+      <w:r>
+        <w:rPr>
+          <w:i/>
+          <w:color w:val="000000" w:themeColor="text1"/>
+          <w:sz w:val="20"/>
+        </w:rPr>
+        <w:t xml:space="preserve"> </w:t>
+      </w:r>
+      <w:proofErr w:type="spellStart"/>
+      <w:r>
+        <w:rPr>
+          <w:i/>
+          <w:color w:val="000000" w:themeColor="text1"/>
+          <w:sz w:val="20"/>
+        </w:rPr>
+        <w:t>aparecen</w:t>
+      </w:r>
+      <w:proofErr w:type="spellEnd"/>
+      <w:r>
+        <w:rPr>
+          <w:i/>
+          <w:color w:val="000000" w:themeColor="text1"/>
+          <w:sz w:val="20"/>
+        </w:rPr>
+        <w:t xml:space="preserve">?": </w:t>
+      </w:r>
+      <w:proofErr w:type="spellStart"/>
+      <w:r>
+        <w:rPr>
+          <w:i/>
+          <w:color w:val="000000" w:themeColor="text1"/>
+          <w:sz w:val="20"/>
+        </w:rPr>
+        <w:t>respuesta</w:t>
+      </w:r>
+      <w:proofErr w:type="spellEnd"/>
+      <w:r>
+        <w:rPr>
+          <w:i/>
+          <w:color w:val="000000" w:themeColor="text1"/>
+          <w:sz w:val="20"/>
+        </w:rPr>
+        <w:t xml:space="preserve"> con las </w:t>
+      </w:r>
+      <w:proofErr w:type="spellStart"/>
+      <w:r>
+        <w:rPr>
+          <w:i/>
+          <w:color w:val="000000" w:themeColor="text1"/>
+          <w:sz w:val="20"/>
+        </w:rPr>
+        <w:t>cifras</w:t>
+      </w:r>
+      <w:proofErr w:type="spellEnd"/>
+      <w:r>
+        <w:rPr>
+          <w:i/>
+          <w:color w:val="000000" w:themeColor="text1"/>
+          <w:sz w:val="20"/>
+        </w:rPr>
+        <w:t xml:space="preserve"> del </w:t>
+      </w:r>
+      <w:proofErr w:type="spellStart"/>
+      <w:r>
+        <w:rPr>
+          <w:i/>
+          <w:color w:val="000000" w:themeColor="text1"/>
+          <w:sz w:val="20"/>
+        </w:rPr>
+        <w:t>documento</w:t>
+      </w:r>
+      <w:proofErr w:type="spellEnd"/>
+      <w:r>
+        <w:rPr>
+          <w:i/>
+          <w:color w:val="000000" w:themeColor="text1"/>
+          <w:sz w:val="20"/>
+        </w:rPr>
+        <w:t xml:space="preserve"> y </w:t>
+      </w:r>
+      <w:proofErr w:type="spellStart"/>
+      <w:r>
+        <w:rPr>
+          <w:i/>
+          <w:color w:val="000000" w:themeColor="text1"/>
+          <w:sz w:val="20"/>
+        </w:rPr>
+        <w:t>su</w:t>
+      </w:r>
+      <w:proofErr w:type="spellEnd"/>
+      <w:r>
+        <w:rPr>
+          <w:i/>
+          <w:color w:val="000000" w:themeColor="text1"/>
+          <w:sz w:val="20"/>
+        </w:rPr>
+        <w:t xml:space="preserve"> </w:t>
+      </w:r>
+      <w:proofErr w:type="spellStart"/>
+      <w:r>
+        <w:rPr>
+          <w:i/>
+          <w:color w:val="000000" w:themeColor="text1"/>
+          <w:sz w:val="20"/>
+        </w:rPr>
+        <w:t>fuente</w:t>
+      </w:r>
+      <w:proofErr w:type="spellEnd"/>
+      <w:r>
+        <w:rPr>
+          <w:i/>
+          <w:color w:val="000000" w:themeColor="text1"/>
+          <w:sz w:val="20"/>
+        </w:rPr>
+        <w:t>.</w:t>
+      </w:r>
+    </w:p>
+    <w:p>
+      <w:pPr>
+        <w:jc w:val="center"/>
+        <w:rPr>
+          <w:color w:val="000000" w:themeColor="text1"/>
+        </w:rPr>
+      </w:pPr>
+      <w:r>
+        <w:rPr>
+          <w:noProof/>
+          <w:color w:val="000000" w:themeColor="text1"/>
+        </w:rPr>
+        <w:lastRenderedPageBreak/>
+        <w:drawing>
+          <wp:inline distT="0" distB="0" distL="0" distR="0" wp14:anchorId="6BBF946C" wp14:editId="2FADDB29">
+            <wp:extent cx="5544000" cy="3668823"/>
+            <wp:effectExtent l="0" t="0" r="0" b="0"/>
+            <wp:docPr id="629456764" name="Picture 5"/>
+            <wp:cNvGraphicFramePr>
+              <a:graphicFrameLocks xmlns:a="http://schemas.openxmlformats.org/drawingml/2006/main" noChangeAspect="1"/>
+            </wp:cNvGraphicFramePr>
+            <a:graphic xmlns:a="http://schemas.openxmlformats.org/drawingml/2006/main">
+              <a:graphicData uri="http://schemas.openxmlformats.org/drawingml/2006/picture">
+                <pic:pic xmlns:pic="http://schemas.openxmlformats.org/drawingml/2006/picture">
+                  <pic:nvPicPr>
+                    <pic:cNvPr id="0" name="17_chat_fechas.png"/>
+                    <pic:cNvPicPr/>
+                  </pic:nvPicPr>
+                  <pic:blipFill>
+                    <a:blip r:embed="rId22"/>
+                    <a:stretch>
+                      <a:fillRect/>
+                    </a:stretch>
+                  </pic:blipFill>
+                  <pic:spPr>
+                    <a:xfrm>
+                      <a:off x="0" y="0"/>
+                      <a:ext cx="5544000" cy="3668823"/>
+                    </a:xfrm>
+                    <a:prstGeom prst="rect">
+                      <a:avLst/>
+                    </a:prstGeom>
+                  </pic:spPr>
+                </pic:pic>
+              </a:graphicData>
+            </a:graphic>
+          </wp:inline>
+        </w:drawing>
+      </w:r>
+    </w:p>
+    <w:p>
+      <w:pPr>
+        <w:spacing w:after="240"/>
+        <w:jc w:val="center"/>
+        <w:rPr>
+          <w:color w:val="000000" w:themeColor="text1"/>
+        </w:rPr>
+      </w:pPr>
+      <w:proofErr w:type="spellStart"/>
+      <w:r>
+        <w:rPr>
+          <w:i/>
+          <w:color w:val="000000" w:themeColor="text1"/>
+          <w:sz w:val="20"/>
+        </w:rPr>
+        <w:t>Captura</w:t>
+      </w:r>
+      <w:proofErr w:type="spellEnd"/>
+      <w:r>
+        <w:rPr>
+          <w:i/>
+          <w:color w:val="000000" w:themeColor="text1"/>
+          <w:sz w:val="20"/>
+        </w:rPr>
+        <w:t xml:space="preserve"> 17 · Consulta "¿</w:t>
+      </w:r>
+      <w:proofErr w:type="spellStart"/>
+      <w:r>
+        <w:rPr>
+          <w:i/>
+          <w:color w:val="000000" w:themeColor="text1"/>
+          <w:sz w:val="20"/>
+        </w:rPr>
+        <w:t>Qué</w:t>
+      </w:r>
+      <w:proofErr w:type="spellEnd"/>
+      <w:r>
+        <w:rPr>
+          <w:i/>
+          <w:color w:val="000000" w:themeColor="text1"/>
+          <w:sz w:val="20"/>
+        </w:rPr>
+        <w:t xml:space="preserve"> </w:t>
+      </w:r>
+      <w:proofErr w:type="spellStart"/>
+      <w:r>
+        <w:rPr>
+          <w:i/>
+          <w:color w:val="000000" w:themeColor="text1"/>
+          <w:sz w:val="20"/>
+        </w:rPr>
+        <w:t>fechas</w:t>
+      </w:r>
+      <w:proofErr w:type="spellEnd"/>
+      <w:r>
+        <w:rPr>
+          <w:i/>
+          <w:color w:val="000000" w:themeColor="text1"/>
+          <w:sz w:val="20"/>
+        </w:rPr>
+        <w:t xml:space="preserve"> </w:t>
+      </w:r>
+      <w:proofErr w:type="spellStart"/>
+      <w:r>
+        <w:rPr>
+          <w:i/>
+          <w:color w:val="000000" w:themeColor="text1"/>
+          <w:sz w:val="20"/>
+        </w:rPr>
+        <w:t>menciona</w:t>
+      </w:r>
+      <w:proofErr w:type="spellEnd"/>
+      <w:r>
+        <w:rPr>
+          <w:i/>
+          <w:color w:val="000000" w:themeColor="text1"/>
+          <w:sz w:val="20"/>
+        </w:rPr>
+        <w:t xml:space="preserve">?": </w:t>
+      </w:r>
+      <w:proofErr w:type="spellStart"/>
+      <w:r>
+        <w:rPr>
+          <w:i/>
+          <w:color w:val="000000" w:themeColor="text1"/>
+          <w:sz w:val="20"/>
+        </w:rPr>
+        <w:t>fechas</w:t>
+      </w:r>
+      <w:proofErr w:type="spellEnd"/>
+      <w:r>
+        <w:rPr>
+          <w:i/>
+          <w:color w:val="000000" w:themeColor="text1"/>
+          <w:sz w:val="20"/>
+        </w:rPr>
+        <w:t xml:space="preserve"> </w:t>
+      </w:r>
+      <w:proofErr w:type="spellStart"/>
+      <w:r>
+        <w:rPr>
+          <w:i/>
+          <w:color w:val="000000" w:themeColor="text1"/>
+          <w:sz w:val="20"/>
+        </w:rPr>
+        <w:t>extraídas</w:t>
+      </w:r>
+      <w:proofErr w:type="spellEnd"/>
+      <w:r>
+        <w:rPr>
+          <w:i/>
+          <w:color w:val="000000" w:themeColor="text1"/>
+          <w:sz w:val="20"/>
+        </w:rPr>
+        <w:t xml:space="preserve"> del </w:t>
+      </w:r>
+      <w:proofErr w:type="spellStart"/>
+      <w:r>
+        <w:rPr>
+          <w:i/>
+          <w:color w:val="000000" w:themeColor="text1"/>
+          <w:sz w:val="20"/>
+        </w:rPr>
+        <w:t>documento</w:t>
+      </w:r>
+      <w:proofErr w:type="spellEnd"/>
+      <w:r>
+        <w:rPr>
+          <w:i/>
+          <w:color w:val="000000" w:themeColor="text1"/>
+          <w:sz w:val="20"/>
+        </w:rPr>
+        <w:t>.</w:t>
+      </w:r>
+    </w:p>
+    <w:p>
+      <w:pPr>
+        <w:jc w:val="center"/>
+        <w:rPr>
+          <w:color w:val="000000" w:themeColor="text1"/>
+        </w:rPr>
+      </w:pPr>
+      <w:r>
+        <w:rPr>
+          <w:noProof/>
+          <w:color w:val="000000" w:themeColor="text1"/>
+        </w:rPr>
+        <w:drawing>
+          <wp:inline distT="0" distB="0" distL="0" distR="0" wp14:anchorId="3BBD8B56" wp14:editId="313138FE">
+            <wp:extent cx="4973378" cy="3291206"/>
+            <wp:effectExtent l="0" t="0" r="0" b="4445"/>
+            <wp:docPr id="1745432852" name="Picture 6"/>
+            <wp:cNvGraphicFramePr>
+              <a:graphicFrameLocks xmlns:a="http://schemas.openxmlformats.org/drawingml/2006/main" noChangeAspect="1"/>
+            </wp:cNvGraphicFramePr>
+            <a:graphic xmlns:a="http://schemas.openxmlformats.org/drawingml/2006/main">
+              <a:graphicData uri="http://schemas.openxmlformats.org/drawingml/2006/picture">
+                <pic:pic xmlns:pic="http://schemas.openxmlformats.org/drawingml/2006/picture">
+                  <pic:nvPicPr>
+                    <pic:cNvPr id="0" name="18_chat_pagos.png"/>
+                    <pic:cNvPicPr/>
+                  </pic:nvPicPr>
+                  <pic:blipFill>
+                    <a:blip r:embed="rId23"/>
+                    <a:stretch>
+                      <a:fillRect/>
+                    </a:stretch>
+                  </pic:blipFill>
+                  <pic:spPr>
+                    <a:xfrm>
+                      <a:off x="0" y="0"/>
+                      <a:ext cx="4975477" cy="3292595"/>
+                    </a:xfrm>
+                    <a:prstGeom prst="rect">
+                      <a:avLst/>
+                    </a:prstGeom>
+                  </pic:spPr>
+                </pic:pic>
+              </a:graphicData>
+            </a:graphic>
+          </wp:inline>
+        </w:drawing>
+      </w:r>
+    </w:p>
+    <w:p>
+      <w:pPr>
+        <w:spacing w:after="240"/>
+        <w:jc w:val="center"/>
+        <w:rPr>
+          <w:color w:val="000000" w:themeColor="text1"/>
+        </w:rPr>
+      </w:pPr>
+      <w:proofErr w:type="spellStart"/>
+      <w:r>
+        <w:rPr>
+          <w:i/>
+          <w:color w:val="000000" w:themeColor="text1"/>
+          <w:sz w:val="20"/>
+        </w:rPr>
+        <w:t>Captura</w:t>
+      </w:r>
+      <w:proofErr w:type="spellEnd"/>
+      <w:r>
+        <w:rPr>
+          <w:i/>
+          <w:color w:val="000000" w:themeColor="text1"/>
+          <w:sz w:val="20"/>
+        </w:rPr>
+        <w:t xml:space="preserve"> 18 · Consulta "¿Hay algo </w:t>
+      </w:r>
+      <w:proofErr w:type="spellStart"/>
+      <w:r>
+        <w:rPr>
+          <w:i/>
+          <w:color w:val="000000" w:themeColor="text1"/>
+          <w:sz w:val="20"/>
+        </w:rPr>
+        <w:t>sobre</w:t>
+      </w:r>
+      <w:proofErr w:type="spellEnd"/>
+      <w:r>
+        <w:rPr>
+          <w:i/>
+          <w:color w:val="000000" w:themeColor="text1"/>
+          <w:sz w:val="20"/>
+        </w:rPr>
+        <w:t xml:space="preserve"> </w:t>
+      </w:r>
+      <w:proofErr w:type="spellStart"/>
+      <w:r>
+        <w:rPr>
+          <w:i/>
+          <w:color w:val="000000" w:themeColor="text1"/>
+          <w:sz w:val="20"/>
+        </w:rPr>
+        <w:t>pagos</w:t>
+      </w:r>
+      <w:proofErr w:type="spellEnd"/>
+      <w:r>
+        <w:rPr>
+          <w:i/>
+          <w:color w:val="000000" w:themeColor="text1"/>
+          <w:sz w:val="20"/>
+        </w:rPr>
+        <w:t xml:space="preserve"> </w:t>
+      </w:r>
+      <w:proofErr w:type="spellStart"/>
+      <w:r>
+        <w:rPr>
+          <w:i/>
+          <w:color w:val="000000" w:themeColor="text1"/>
+          <w:sz w:val="20"/>
+        </w:rPr>
+        <w:t>pendientes</w:t>
+      </w:r>
+      <w:proofErr w:type="spellEnd"/>
+      <w:r>
+        <w:rPr>
+          <w:i/>
+          <w:color w:val="000000" w:themeColor="text1"/>
+          <w:sz w:val="20"/>
+        </w:rPr>
+        <w:t xml:space="preserve">?": </w:t>
+      </w:r>
+      <w:proofErr w:type="spellStart"/>
+      <w:r>
+        <w:rPr>
+          <w:i/>
+          <w:color w:val="000000" w:themeColor="text1"/>
+          <w:sz w:val="20"/>
+        </w:rPr>
+        <w:t>respuesta</w:t>
+      </w:r>
+      <w:proofErr w:type="spellEnd"/>
+      <w:r>
+        <w:rPr>
+          <w:i/>
+          <w:color w:val="000000" w:themeColor="text1"/>
+          <w:sz w:val="20"/>
+        </w:rPr>
+        <w:t xml:space="preserve"> con el </w:t>
+      </w:r>
+      <w:proofErr w:type="spellStart"/>
+      <w:r>
+        <w:rPr>
+          <w:i/>
+          <w:color w:val="000000" w:themeColor="text1"/>
+          <w:sz w:val="20"/>
+        </w:rPr>
+        <w:t>estado</w:t>
+      </w:r>
+      <w:proofErr w:type="spellEnd"/>
+      <w:r>
+        <w:rPr>
+          <w:i/>
+          <w:color w:val="000000" w:themeColor="text1"/>
+          <w:sz w:val="20"/>
+        </w:rPr>
+        <w:t xml:space="preserve"> de </w:t>
+      </w:r>
+      <w:proofErr w:type="spellStart"/>
+      <w:r>
+        <w:rPr>
+          <w:i/>
+          <w:color w:val="000000" w:themeColor="text1"/>
+          <w:sz w:val="20"/>
+        </w:rPr>
+        <w:t>pago</w:t>
+      </w:r>
+      <w:proofErr w:type="spellEnd"/>
+      <w:r>
+        <w:rPr>
+          <w:i/>
+          <w:color w:val="000000" w:themeColor="text1"/>
+          <w:sz w:val="20"/>
+        </w:rPr>
+        <w:t xml:space="preserve"> del </w:t>
+      </w:r>
+      <w:proofErr w:type="spellStart"/>
+      <w:r>
+        <w:rPr>
+          <w:i/>
+          <w:color w:val="000000" w:themeColor="text1"/>
+          <w:sz w:val="20"/>
+        </w:rPr>
+        <w:t>documento</w:t>
+      </w:r>
+      <w:proofErr w:type="spellEnd"/>
+      <w:r>
+        <w:rPr>
+          <w:i/>
+          <w:color w:val="000000" w:themeColor="text1"/>
+          <w:sz w:val="20"/>
+        </w:rPr>
+        <w:t>.</w:t>
+      </w:r>
+    </w:p>
+    <w:p>
+      <w:pPr>
+        <w:jc w:val="center"/>
+        <w:rPr>
+          <w:color w:val="000000" w:themeColor="text1"/>
+        </w:rPr>
+      </w:pPr>
+      <w:r>
+        <w:rPr>
+          <w:noProof/>
+          <w:color w:val="000000" w:themeColor="text1"/>
+        </w:rPr>
+        <w:lastRenderedPageBreak/>
+        <w:drawing>
+          <wp:inline distT="0" distB="0" distL="0" distR="0" wp14:anchorId="51C364FB" wp14:editId="5005D9DC">
+            <wp:extent cx="5544000" cy="3668823"/>
+            <wp:effectExtent l="0" t="0" r="0" b="0"/>
+            <wp:docPr id="212535870" name="Picture 7"/>
+            <wp:cNvGraphicFramePr>
+              <a:graphicFrameLocks xmlns:a="http://schemas.openxmlformats.org/drawingml/2006/main" noChangeAspect="1"/>
+            </wp:cNvGraphicFramePr>
+            <a:graphic xmlns:a="http://schemas.openxmlformats.org/drawingml/2006/main">
+              <a:graphicData uri="http://schemas.openxmlformats.org/drawingml/2006/picture">
+                <pic:pic xmlns:pic="http://schemas.openxmlformats.org/drawingml/2006/picture">
+                  <pic:nvPicPr>
+                    <pic:cNvPr id="0" name="19_chat_general.png"/>
+                    <pic:cNvPicPr/>
+                  </pic:nvPicPr>
+                  <pic:blipFill>
+                    <a:blip r:embed="rId24"/>
+                    <a:stretch>
+                      <a:fillRect/>
+                    </a:stretch>
+                  </pic:blipFill>
+                  <pic:spPr>
+                    <a:xfrm>
+                      <a:off x="0" y="0"/>
+                      <a:ext cx="5544000" cy="3668823"/>
+                    </a:xfrm>
+                    <a:prstGeom prst="rect">
+                      <a:avLst/>
+                    </a:prstGeom>
+                  </pic:spPr>
+                </pic:pic>
+              </a:graphicData>
+            </a:graphic>
+          </wp:inline>
+        </w:drawing>
+      </w:r>
+    </w:p>
+    <w:p>
+      <w:pPr>
+        <w:spacing w:after="240"/>
+        <w:jc w:val="center"/>
+        <w:rPr>
+          <w:color w:val="000000" w:themeColor="text1"/>
+        </w:rPr>
+      </w:pPr>
+      <w:proofErr w:type="spellStart"/>
+      <w:r>
+        <w:rPr>
+          <w:i/>
+          <w:color w:val="000000" w:themeColor="text1"/>
+          <w:sz w:val="20"/>
+        </w:rPr>
+        <w:t>Captura</w:t>
+      </w:r>
+      <w:proofErr w:type="spellEnd"/>
+      <w:r>
+        <w:rPr>
+          <w:i/>
+          <w:color w:val="000000" w:themeColor="text1"/>
+          <w:sz w:val="20"/>
+        </w:rPr>
+        <w:t xml:space="preserve"> 19 · </w:t>
+      </w:r>
+      <w:proofErr w:type="spellStart"/>
+      <w:r>
+        <w:rPr>
+          <w:i/>
+          <w:color w:val="000000" w:themeColor="text1"/>
+          <w:sz w:val="20"/>
+        </w:rPr>
+        <w:t>Botón</w:t>
+      </w:r>
+      <w:proofErr w:type="spellEnd"/>
+      <w:r>
+        <w:rPr>
+          <w:i/>
+          <w:color w:val="000000" w:themeColor="text1"/>
+          <w:sz w:val="20"/>
+        </w:rPr>
+        <w:t xml:space="preserve"> "✕ </w:t>
+      </w:r>
+      <w:proofErr w:type="spellStart"/>
+      <w:r>
+        <w:rPr>
+          <w:i/>
+          <w:color w:val="000000" w:themeColor="text1"/>
+          <w:sz w:val="20"/>
+        </w:rPr>
+        <w:t>Quitar</w:t>
+      </w:r>
+      <w:proofErr w:type="spellEnd"/>
+      <w:r>
+        <w:rPr>
+          <w:i/>
+          <w:color w:val="000000" w:themeColor="text1"/>
+          <w:sz w:val="20"/>
+        </w:rPr>
+        <w:t xml:space="preserve"> </w:t>
+      </w:r>
+      <w:proofErr w:type="spellStart"/>
+      <w:r>
+        <w:rPr>
+          <w:i/>
+          <w:color w:val="000000" w:themeColor="text1"/>
+          <w:sz w:val="20"/>
+        </w:rPr>
+        <w:t>documento</w:t>
+      </w:r>
+      <w:proofErr w:type="spellEnd"/>
+      <w:r>
+        <w:rPr>
+          <w:i/>
+          <w:color w:val="000000" w:themeColor="text1"/>
+          <w:sz w:val="20"/>
+        </w:rPr>
+        <w:t xml:space="preserve">": </w:t>
+      </w:r>
+      <w:proofErr w:type="spellStart"/>
+      <w:r>
+        <w:rPr>
+          <w:i/>
+          <w:color w:val="000000" w:themeColor="text1"/>
+          <w:sz w:val="20"/>
+        </w:rPr>
+        <w:t>ámbito</w:t>
+      </w:r>
+      <w:proofErr w:type="spellEnd"/>
+      <w:r>
+        <w:rPr>
+          <w:i/>
+          <w:color w:val="000000" w:themeColor="text1"/>
+          <w:sz w:val="20"/>
+        </w:rPr>
+        <w:t xml:space="preserve"> general con sus </w:t>
+      </w:r>
+      <w:proofErr w:type="spellStart"/>
+      <w:r>
+        <w:rPr>
+          <w:i/>
+          <w:color w:val="000000" w:themeColor="text1"/>
+          <w:sz w:val="20"/>
+        </w:rPr>
+        <w:t>preguntas</w:t>
+      </w:r>
+      <w:proofErr w:type="spellEnd"/>
+      <w:r>
+        <w:rPr>
+          <w:i/>
+          <w:color w:val="000000" w:themeColor="text1"/>
+          <w:sz w:val="20"/>
+        </w:rPr>
+        <w:t xml:space="preserve"> </w:t>
+      </w:r>
+      <w:proofErr w:type="spellStart"/>
+      <w:r>
+        <w:rPr>
+          <w:i/>
+          <w:color w:val="000000" w:themeColor="text1"/>
+          <w:sz w:val="20"/>
+        </w:rPr>
+        <w:t>predeterminadas</w:t>
+      </w:r>
+      <w:proofErr w:type="spellEnd"/>
+      <w:r>
+        <w:rPr>
+          <w:i/>
+          <w:color w:val="000000" w:themeColor="text1"/>
+          <w:sz w:val="20"/>
+        </w:rPr>
+        <w:t>.</w:t>
+      </w:r>
+    </w:p>
+    <w:p>
+      <w:pPr>
+        <w:jc w:val="center"/>
+        <w:rPr>
+          <w:color w:val="000000" w:themeColor="text1"/>
+        </w:rPr>
+      </w:pPr>
+      <w:r>
+        <w:rPr>
+          <w:noProof/>
+          <w:color w:val="000000" w:themeColor="text1"/>
+        </w:rPr>
+        <w:drawing>
+          <wp:inline distT="0" distB="0" distL="0" distR="0" wp14:anchorId="0B839D40" wp14:editId="533448EF">
+            <wp:extent cx="5544000" cy="3668823"/>
+            <wp:effectExtent l="0" t="0" r="0" b="0"/>
+            <wp:docPr id="652208640" name="Picture 8"/>
+            <wp:cNvGraphicFramePr>
+              <a:graphicFrameLocks xmlns:a="http://schemas.openxmlformats.org/drawingml/2006/main" noChangeAspect="1"/>
+            </wp:cNvGraphicFramePr>
+            <a:graphic xmlns:a="http://schemas.openxmlformats.org/drawingml/2006/main">
+              <a:graphicData uri="http://schemas.openxmlformats.org/drawingml/2006/picture">
+                <pic:pic xmlns:pic="http://schemas.openxmlformats.org/drawingml/2006/picture">
+                  <pic:nvPicPr>
+                    <pic:cNvPr id="0" name="20_chat_general_respuesta.png"/>
+                    <pic:cNvPicPr/>
+                  </pic:nvPicPr>
+                  <pic:blipFill>
+                    <a:blip r:embed="rId25"/>
+                    <a:stretch>
+                      <a:fillRect/>
+                    </a:stretch>
+                  </pic:blipFill>
+                  <pic:spPr>
+                    <a:xfrm>
+                      <a:off x="0" y="0"/>
+                      <a:ext cx="5544000" cy="3668823"/>
+                    </a:xfrm>
+                    <a:prstGeom prst="rect">
+                      <a:avLst/>
+                    </a:prstGeom>
+                  </pic:spPr>
+                </pic:pic>
+              </a:graphicData>
+            </a:graphic>
+          </wp:inline>
+        </w:drawing>
+      </w:r>
+    </w:p>
+    <w:p>
+      <w:pPr>
+        <w:spacing w:after="240"/>
+        <w:jc w:val="center"/>
+        <w:rPr>
+          <w:color w:val="000000" w:themeColor="text1"/>
+        </w:rPr>
+      </w:pPr>
+      <w:proofErr w:type="spellStart"/>
+      <w:r>
+        <w:rPr>
+          <w:i/>
+          <w:color w:val="000000" w:themeColor="text1"/>
+          <w:sz w:val="20"/>
+        </w:rPr>
+        <w:t>Captura</w:t>
+      </w:r>
+      <w:proofErr w:type="spellEnd"/>
+      <w:r>
+        <w:rPr>
+          <w:i/>
+          <w:color w:val="000000" w:themeColor="text1"/>
+          <w:sz w:val="20"/>
+        </w:rPr>
+        <w:t xml:space="preserve"> 20 · Consulta general </w:t>
+      </w:r>
+      <w:proofErr w:type="spellStart"/>
+      <w:r>
+        <w:rPr>
+          <w:i/>
+          <w:color w:val="000000" w:themeColor="text1"/>
+          <w:sz w:val="20"/>
+        </w:rPr>
+        <w:t>sobre</w:t>
+      </w:r>
+      <w:proofErr w:type="spellEnd"/>
+      <w:r>
+        <w:rPr>
+          <w:i/>
+          <w:color w:val="000000" w:themeColor="text1"/>
+          <w:sz w:val="20"/>
+        </w:rPr>
+        <w:t xml:space="preserve"> </w:t>
+      </w:r>
+      <w:proofErr w:type="spellStart"/>
+      <w:r>
+        <w:rPr>
+          <w:i/>
+          <w:color w:val="000000" w:themeColor="text1"/>
+          <w:sz w:val="20"/>
+        </w:rPr>
+        <w:t>todos</w:t>
+      </w:r>
+      <w:proofErr w:type="spellEnd"/>
+      <w:r>
+        <w:rPr>
+          <w:i/>
+          <w:color w:val="000000" w:themeColor="text1"/>
+          <w:sz w:val="20"/>
+        </w:rPr>
+        <w:t xml:space="preserve"> </w:t>
+      </w:r>
+      <w:proofErr w:type="spellStart"/>
+      <w:r>
+        <w:rPr>
+          <w:i/>
+          <w:color w:val="000000" w:themeColor="text1"/>
+          <w:sz w:val="20"/>
+        </w:rPr>
+        <w:t>los</w:t>
+      </w:r>
+      <w:proofErr w:type="spellEnd"/>
+      <w:r>
+        <w:rPr>
+          <w:i/>
+          <w:color w:val="000000" w:themeColor="text1"/>
+          <w:sz w:val="20"/>
+        </w:rPr>
+        <w:t xml:space="preserve"> </w:t>
+      </w:r>
+      <w:proofErr w:type="spellStart"/>
+      <w:r>
+        <w:rPr>
+          <w:i/>
+          <w:color w:val="000000" w:themeColor="text1"/>
+          <w:sz w:val="20"/>
+        </w:rPr>
+        <w:t>documentos</w:t>
+      </w:r>
+      <w:proofErr w:type="spellEnd"/>
+      <w:r>
+        <w:rPr>
+          <w:i/>
+          <w:color w:val="000000" w:themeColor="text1"/>
+          <w:sz w:val="20"/>
+        </w:rPr>
+        <w:t xml:space="preserve">, con </w:t>
+      </w:r>
+      <w:proofErr w:type="spellStart"/>
+      <w:r>
+        <w:rPr>
+          <w:i/>
+          <w:color w:val="000000" w:themeColor="text1"/>
+          <w:sz w:val="20"/>
+        </w:rPr>
+        <w:t>respuesta</w:t>
+      </w:r>
+      <w:proofErr w:type="spellEnd"/>
+      <w:r>
+        <w:rPr>
+          <w:i/>
+          <w:color w:val="000000" w:themeColor="text1"/>
+          <w:sz w:val="20"/>
+        </w:rPr>
+        <w:t xml:space="preserve"> y </w:t>
+      </w:r>
+      <w:proofErr w:type="spellStart"/>
+      <w:r>
+        <w:rPr>
+          <w:i/>
+          <w:color w:val="000000" w:themeColor="text1"/>
+          <w:sz w:val="20"/>
+        </w:rPr>
+        <w:t>múltiples</w:t>
+      </w:r>
+      <w:proofErr w:type="spellEnd"/>
+      <w:r>
+        <w:rPr>
+          <w:i/>
+          <w:color w:val="000000" w:themeColor="text1"/>
+          <w:sz w:val="20"/>
+        </w:rPr>
+        <w:t xml:space="preserve"> </w:t>
+      </w:r>
+      <w:proofErr w:type="spellStart"/>
+      <w:r>
+        <w:rPr>
+          <w:i/>
+          <w:color w:val="000000" w:themeColor="text1"/>
+          <w:sz w:val="20"/>
+        </w:rPr>
+        <w:t>fuentes</w:t>
+      </w:r>
+      <w:proofErr w:type="spellEnd"/>
+      <w:r>
+        <w:rPr>
+          <w:i/>
+          <w:color w:val="000000" w:themeColor="text1"/>
+          <w:sz w:val="20"/>
+        </w:rPr>
+        <w:t xml:space="preserve"> </w:t>
+      </w:r>
+      <w:proofErr w:type="spellStart"/>
+      <w:r>
+        <w:rPr>
+          <w:i/>
+          <w:color w:val="000000" w:themeColor="text1"/>
+          <w:sz w:val="20"/>
+        </w:rPr>
+        <w:t>citadas</w:t>
+      </w:r>
+      <w:proofErr w:type="spellEnd"/>
+      <w:r>
+        <w:rPr>
+          <w:i/>
+          <w:color w:val="000000" w:themeColor="text1"/>
+          <w:sz w:val="20"/>
+        </w:rPr>
+        <w:t>.</w:t>
+      </w:r>
+    </w:p>
+    <w:p>
+      <w:pPr>
+        <w:jc w:val="center"/>
+        <w:rPr>
+          <w:color w:val="000000" w:themeColor="text1"/>
+        </w:rPr>
+      </w:pPr>
+      <w:r>
+        <w:rPr>
+          <w:noProof/>
+          <w:color w:val="000000" w:themeColor="text1"/>
+        </w:rPr>
+        <w:lastRenderedPageBreak/>
+        <w:drawing>
+          <wp:inline distT="0" distB="0" distL="0" distR="0" wp14:anchorId="17DEEADE" wp14:editId="5DE50BA8">
+            <wp:extent cx="5544000" cy="3668823"/>
+            <wp:effectExtent l="0" t="0" r="0" b="0"/>
+            <wp:docPr id="1159319564" name="Picture 9"/>
+            <wp:cNvGraphicFramePr>
+              <a:graphicFrameLocks xmlns:a="http://schemas.openxmlformats.org/drawingml/2006/main" noChangeAspect="1"/>
+            </wp:cNvGraphicFramePr>
+            <a:graphic xmlns:a="http://schemas.openxmlformats.org/drawingml/2006/main">
+              <a:graphicData uri="http://schemas.openxmlformats.org/drawingml/2006/picture">
+                <pic:pic xmlns:pic="http://schemas.openxmlformats.org/drawingml/2006/picture">
+                  <pic:nvPicPr>
+                    <pic:cNvPr id="0" name="21_chat_limpiar.png"/>
+                    <pic:cNvPicPr/>
+                  </pic:nvPicPr>
+                  <pic:blipFill>
+                    <a:blip r:embed="rId26"/>
+                    <a:stretch>
+                      <a:fillRect/>
+                    </a:stretch>
+                  </pic:blipFill>
+                  <pic:spPr>
+                    <a:xfrm>
+                      <a:off x="0" y="0"/>
+                      <a:ext cx="5544000" cy="3668823"/>
+                    </a:xfrm>
+                    <a:prstGeom prst="rect">
+                      <a:avLst/>
+                    </a:prstGeom>
+                  </pic:spPr>
+                </pic:pic>
+              </a:graphicData>
+            </a:graphic>
+          </wp:inline>
+        </w:drawing>
+      </w:r>
+    </w:p>
+    <w:p>
+      <w:pPr>
+        <w:spacing w:after="240"/>
+        <w:jc w:val="center"/>
+        <w:rPr>
+          <w:color w:val="000000" w:themeColor="text1"/>
+        </w:rPr>
+      </w:pPr>
+      <w:proofErr w:type="spellStart"/>
+      <w:r>
+        <w:rPr>
+          <w:i/>
+          <w:color w:val="000000" w:themeColor="text1"/>
+          <w:sz w:val="20"/>
+        </w:rPr>
+        <w:t>Captura</w:t>
+      </w:r>
+      <w:proofErr w:type="spellEnd"/>
+      <w:r>
+        <w:rPr>
+          <w:i/>
+          <w:color w:val="000000" w:themeColor="text1"/>
+          <w:sz w:val="20"/>
+        </w:rPr>
+        <w:t xml:space="preserve"> 21 · </w:t>
+      </w:r>
+      <w:proofErr w:type="spellStart"/>
+      <w:r>
+        <w:rPr>
+          <w:i/>
+          <w:color w:val="000000" w:themeColor="text1"/>
+          <w:sz w:val="20"/>
+        </w:rPr>
+        <w:t>Botón</w:t>
+      </w:r>
+      <w:proofErr w:type="spellEnd"/>
+      <w:r>
+        <w:rPr>
+          <w:i/>
+          <w:color w:val="000000" w:themeColor="text1"/>
+          <w:sz w:val="20"/>
+        </w:rPr>
+        <w:t xml:space="preserve"> "</w:t>
+      </w:r>
+      <w:r>
+        <w:rPr>
+          <w:rFonts w:ascii="Segoe UI Symbol" w:hAnsi="Segoe UI Symbol" w:cs="Segoe UI Symbol"/>
+          <w:i/>
+          <w:color w:val="000000" w:themeColor="text1"/>
+          <w:sz w:val="20"/>
+        </w:rPr>
+        <w:t>🗑</w:t>
+      </w:r>
+      <w:r>
+        <w:rPr>
+          <w:i/>
+          <w:color w:val="000000" w:themeColor="text1"/>
+          <w:sz w:val="20"/>
+        </w:rPr>
+        <w:t xml:space="preserve"> </w:t>
+      </w:r>
+      <w:proofErr w:type="spellStart"/>
+      <w:r>
+        <w:rPr>
+          <w:i/>
+          <w:color w:val="000000" w:themeColor="text1"/>
+          <w:sz w:val="20"/>
+        </w:rPr>
+        <w:t>Limpiar</w:t>
+      </w:r>
+      <w:proofErr w:type="spellEnd"/>
+      <w:r>
+        <w:rPr>
+          <w:i/>
+          <w:color w:val="000000" w:themeColor="text1"/>
+          <w:sz w:val="20"/>
+        </w:rPr>
+        <w:t xml:space="preserve"> </w:t>
+      </w:r>
+      <w:proofErr w:type="spellStart"/>
+      <w:r>
+        <w:rPr>
+          <w:i/>
+          <w:color w:val="000000" w:themeColor="text1"/>
+          <w:sz w:val="20"/>
+        </w:rPr>
+        <w:t>conversación</w:t>
+      </w:r>
+      <w:proofErr w:type="spellEnd"/>
+      <w:r>
+        <w:rPr>
+          <w:i/>
+          <w:color w:val="000000" w:themeColor="text1"/>
+          <w:sz w:val="20"/>
+        </w:rPr>
+        <w:t xml:space="preserve">": </w:t>
+      </w:r>
+      <w:proofErr w:type="spellStart"/>
+      <w:r>
+        <w:rPr>
+          <w:i/>
+          <w:color w:val="000000" w:themeColor="text1"/>
+          <w:sz w:val="20"/>
+        </w:rPr>
+        <w:t>hilo</w:t>
+      </w:r>
+      <w:proofErr w:type="spellEnd"/>
+      <w:r>
+        <w:rPr>
+          <w:i/>
+          <w:color w:val="000000" w:themeColor="text1"/>
+          <w:sz w:val="20"/>
+        </w:rPr>
+        <w:t xml:space="preserve"> del </w:t>
+      </w:r>
+      <w:proofErr w:type="spellStart"/>
+      <w:r>
+        <w:rPr>
+          <w:i/>
+          <w:color w:val="000000" w:themeColor="text1"/>
+          <w:sz w:val="20"/>
+        </w:rPr>
+        <w:t>ámbito</w:t>
+      </w:r>
+      <w:proofErr w:type="spellEnd"/>
+      <w:r>
+        <w:rPr>
+          <w:i/>
+          <w:color w:val="000000" w:themeColor="text1"/>
+          <w:sz w:val="20"/>
+        </w:rPr>
+        <w:t xml:space="preserve"> </w:t>
+      </w:r>
+      <w:proofErr w:type="spellStart"/>
+      <w:r>
+        <w:rPr>
+          <w:i/>
+          <w:color w:val="000000" w:themeColor="text1"/>
+          <w:sz w:val="20"/>
+        </w:rPr>
+        <w:t>borrado</w:t>
+      </w:r>
+      <w:proofErr w:type="spellEnd"/>
+      <w:r>
+        <w:rPr>
+          <w:i/>
+          <w:color w:val="000000" w:themeColor="text1"/>
+          <w:sz w:val="20"/>
+        </w:rPr>
+        <w:t xml:space="preserve"> y </w:t>
+      </w:r>
+      <w:proofErr w:type="spellStart"/>
+      <w:r>
+        <w:rPr>
+          <w:i/>
+          <w:color w:val="000000" w:themeColor="text1"/>
+          <w:sz w:val="20"/>
+        </w:rPr>
+        <w:t>listo</w:t>
+      </w:r>
+      <w:proofErr w:type="spellEnd"/>
+      <w:r>
+        <w:rPr>
+          <w:i/>
+          <w:color w:val="000000" w:themeColor="text1"/>
+          <w:sz w:val="20"/>
+        </w:rPr>
+        <w:t xml:space="preserve"> para </w:t>
+      </w:r>
+      <w:proofErr w:type="spellStart"/>
+      <w:r>
+        <w:rPr>
+          <w:i/>
+          <w:color w:val="000000" w:themeColor="text1"/>
+          <w:sz w:val="20"/>
+        </w:rPr>
+        <w:t>una</w:t>
+      </w:r>
+      <w:proofErr w:type="spellEnd"/>
+      <w:r>
+        <w:rPr>
+          <w:i/>
+          <w:color w:val="000000" w:themeColor="text1"/>
+          <w:sz w:val="20"/>
+        </w:rPr>
+        <w:t xml:space="preserve"> </w:t>
+      </w:r>
+      <w:proofErr w:type="spellStart"/>
+      <w:r>
+        <w:rPr>
+          <w:i/>
+          <w:color w:val="000000" w:themeColor="text1"/>
+          <w:sz w:val="20"/>
+        </w:rPr>
+        <w:t>nueva</w:t>
+      </w:r>
+      <w:proofErr w:type="spellEnd"/>
+      <w:r>
+        <w:rPr>
+          <w:i/>
+          <w:color w:val="000000" w:themeColor="text1"/>
+          <w:sz w:val="20"/>
+        </w:rPr>
+        <w:t xml:space="preserve"> consulta.</w:t>
+      </w:r>
+    </w:p>
+    <w:p>
+      <w:pPr>
+        <w:pStyle w:val="Ttulo1"/>
+        <w:spacing w:before="360" w:after="120"/>
+        <w:jc w:val="both"/>
+        <w:rPr>
+          <w:color w:val="000000" w:themeColor="text1"/>
+        </w:rPr>
+      </w:pPr>
+      <w:r>
+        <w:rPr>
+          <w:color w:val="000000" w:themeColor="text1"/>
+        </w:rPr>
+        <w:t>7</w:t>
+      </w:r>
+      <w:r>
+        <w:rPr>
+          <w:color w:val="000000" w:themeColor="text1"/>
+        </w:rPr>
+        <w:t xml:space="preserve">. </w:t>
+      </w:r>
+      <w:proofErr w:type="spellStart"/>
+      <w:r>
+        <w:rPr>
+          <w:color w:val="000000" w:themeColor="text1"/>
+        </w:rPr>
+        <w:t>Conclusión</w:t>
+      </w:r>
+      <w:proofErr w:type="spellEnd"/>
+    </w:p>
+    <w:p>
+      <w:pPr>
+        <w:spacing w:after="120"/>
+        <w:jc w:val="both"/>
+        <w:rPr>
+          <w:color w:val="000000" w:themeColor="text1"/>
+        </w:rPr>
+      </w:pPr>
+      <w:r>
+        <w:rPr>
+          <w:color w:val="000000" w:themeColor="text1"/>
+          <w:sz w:val="23"/>
+        </w:rPr>
+        <w:t xml:space="preserve">El chat </w:t>
+      </w:r>
+      <w:proofErr w:type="spellStart"/>
+      <w:r>
+        <w:rPr>
+          <w:color w:val="000000" w:themeColor="text1"/>
+          <w:sz w:val="23"/>
+        </w:rPr>
+        <w:t>por</w:t>
+      </w:r>
+      <w:proofErr w:type="spellEnd"/>
+      <w:r>
+        <w:rPr>
+          <w:color w:val="000000" w:themeColor="text1"/>
+          <w:sz w:val="23"/>
+        </w:rPr>
+        <w:t xml:space="preserve"> </w:t>
+      </w:r>
+      <w:proofErr w:type="spellStart"/>
+      <w:r>
+        <w:rPr>
+          <w:color w:val="000000" w:themeColor="text1"/>
+          <w:sz w:val="23"/>
+        </w:rPr>
+        <w:t>documento</w:t>
+      </w:r>
+      <w:proofErr w:type="spellEnd"/>
+      <w:r>
+        <w:rPr>
+          <w:color w:val="000000" w:themeColor="text1"/>
+          <w:sz w:val="23"/>
+        </w:rPr>
+        <w:t xml:space="preserve"> </w:t>
+      </w:r>
+      <w:proofErr w:type="spellStart"/>
+      <w:r>
+        <w:rPr>
+          <w:color w:val="000000" w:themeColor="text1"/>
+          <w:sz w:val="23"/>
+        </w:rPr>
+        <w:t>cumple</w:t>
+      </w:r>
+      <w:proofErr w:type="spellEnd"/>
+      <w:r>
+        <w:rPr>
+          <w:color w:val="000000" w:themeColor="text1"/>
+          <w:sz w:val="23"/>
+        </w:rPr>
+        <w:t xml:space="preserve"> </w:t>
+      </w:r>
+      <w:proofErr w:type="spellStart"/>
+      <w:r>
+        <w:rPr>
+          <w:color w:val="000000" w:themeColor="text1"/>
+          <w:sz w:val="23"/>
+        </w:rPr>
+        <w:t>su</w:t>
+      </w:r>
+      <w:proofErr w:type="spellEnd"/>
+      <w:r>
+        <w:rPr>
+          <w:color w:val="000000" w:themeColor="text1"/>
+          <w:sz w:val="23"/>
+        </w:rPr>
+        <w:t xml:space="preserve"> </w:t>
+      </w:r>
+      <w:proofErr w:type="spellStart"/>
+      <w:r>
+        <w:rPr>
+          <w:color w:val="000000" w:themeColor="text1"/>
+          <w:sz w:val="23"/>
+        </w:rPr>
+        <w:t>propósito</w:t>
+      </w:r>
+      <w:proofErr w:type="spellEnd"/>
+      <w:r>
+        <w:rPr>
+          <w:color w:val="000000" w:themeColor="text1"/>
+          <w:sz w:val="23"/>
+        </w:rPr>
+        <w:t xml:space="preserve">: responder </w:t>
+      </w:r>
+      <w:proofErr w:type="spellStart"/>
+      <w:r>
+        <w:rPr>
+          <w:color w:val="000000" w:themeColor="text1"/>
+          <w:sz w:val="23"/>
+        </w:rPr>
+        <w:t>en</w:t>
+      </w:r>
+      <w:proofErr w:type="spellEnd"/>
+      <w:r>
+        <w:rPr>
+          <w:color w:val="000000" w:themeColor="text1"/>
+          <w:sz w:val="23"/>
+        </w:rPr>
+        <w:t xml:space="preserve"> </w:t>
+      </w:r>
+      <w:proofErr w:type="spellStart"/>
+      <w:r>
+        <w:rPr>
+          <w:color w:val="000000" w:themeColor="text1"/>
+          <w:sz w:val="23"/>
+        </w:rPr>
+        <w:t>lenguaje</w:t>
+      </w:r>
+      <w:proofErr w:type="spellEnd"/>
+      <w:r>
+        <w:rPr>
+          <w:color w:val="000000" w:themeColor="text1"/>
+          <w:sz w:val="23"/>
+        </w:rPr>
+        <w:t xml:space="preserve"> natural </w:t>
+      </w:r>
+      <w:proofErr w:type="spellStart"/>
+      <w:r>
+        <w:rPr>
+          <w:color w:val="000000" w:themeColor="text1"/>
+          <w:sz w:val="23"/>
+        </w:rPr>
+        <w:t>exclusivamente</w:t>
+      </w:r>
+      <w:proofErr w:type="spellEnd"/>
+      <w:r>
+        <w:rPr>
+          <w:color w:val="000000" w:themeColor="text1"/>
+          <w:sz w:val="23"/>
+        </w:rPr>
+        <w:t xml:space="preserve"> </w:t>
+      </w:r>
+      <w:proofErr w:type="spellStart"/>
+      <w:r>
+        <w:rPr>
+          <w:color w:val="000000" w:themeColor="text1"/>
+          <w:sz w:val="23"/>
+        </w:rPr>
+        <w:t>sobre</w:t>
+      </w:r>
+      <w:proofErr w:type="spellEnd"/>
+      <w:r>
+        <w:rPr>
+          <w:color w:val="000000" w:themeColor="text1"/>
+          <w:sz w:val="23"/>
+        </w:rPr>
+        <w:t xml:space="preserve"> el </w:t>
+      </w:r>
+      <w:proofErr w:type="spellStart"/>
+      <w:r>
+        <w:rPr>
+          <w:color w:val="000000" w:themeColor="text1"/>
+          <w:sz w:val="23"/>
+        </w:rPr>
+        <w:t>contenido</w:t>
+      </w:r>
+      <w:proofErr w:type="spellEnd"/>
+      <w:r>
+        <w:rPr>
+          <w:color w:val="000000" w:themeColor="text1"/>
+          <w:sz w:val="23"/>
+        </w:rPr>
+        <w:t xml:space="preserve"> del </w:t>
+      </w:r>
+      <w:proofErr w:type="spellStart"/>
+      <w:r>
+        <w:rPr>
+          <w:color w:val="000000" w:themeColor="text1"/>
+          <w:sz w:val="23"/>
+        </w:rPr>
+        <w:t>archivo</w:t>
+      </w:r>
+      <w:proofErr w:type="spellEnd"/>
+      <w:r>
+        <w:rPr>
+          <w:color w:val="000000" w:themeColor="text1"/>
+          <w:sz w:val="23"/>
+        </w:rPr>
+        <w:t xml:space="preserve"> </w:t>
+      </w:r>
+      <w:proofErr w:type="spellStart"/>
+      <w:r>
+        <w:rPr>
+          <w:color w:val="000000" w:themeColor="text1"/>
+          <w:sz w:val="23"/>
+        </w:rPr>
+        <w:t>seleccionado</w:t>
+      </w:r>
+      <w:proofErr w:type="spellEnd"/>
+      <w:r>
+        <w:rPr>
+          <w:color w:val="000000" w:themeColor="text1"/>
+          <w:sz w:val="23"/>
+        </w:rPr>
+        <w:t xml:space="preserve">, con </w:t>
+      </w:r>
+      <w:proofErr w:type="spellStart"/>
+      <w:r>
+        <w:rPr>
+          <w:color w:val="000000" w:themeColor="text1"/>
+          <w:sz w:val="23"/>
+        </w:rPr>
+        <w:t>preguntas</w:t>
+      </w:r>
+      <w:proofErr w:type="spellEnd"/>
+      <w:r>
+        <w:rPr>
+          <w:color w:val="000000" w:themeColor="text1"/>
+          <w:sz w:val="23"/>
+        </w:rPr>
+        <w:t xml:space="preserve"> </w:t>
+      </w:r>
+      <w:proofErr w:type="spellStart"/>
+      <w:r>
+        <w:rPr>
+          <w:color w:val="000000" w:themeColor="text1"/>
+          <w:sz w:val="23"/>
+        </w:rPr>
+        <w:t>predeterminadas</w:t>
+      </w:r>
+      <w:proofErr w:type="spellEnd"/>
+      <w:r>
+        <w:rPr>
+          <w:color w:val="000000" w:themeColor="text1"/>
+          <w:sz w:val="23"/>
+        </w:rPr>
+        <w:t xml:space="preserve">, </w:t>
+      </w:r>
+      <w:proofErr w:type="spellStart"/>
+      <w:r>
+        <w:rPr>
+          <w:color w:val="000000" w:themeColor="text1"/>
+          <w:sz w:val="23"/>
+        </w:rPr>
+        <w:t>trazabilidad</w:t>
+      </w:r>
+      <w:proofErr w:type="spellEnd"/>
+      <w:r>
+        <w:rPr>
+          <w:color w:val="000000" w:themeColor="text1"/>
+          <w:sz w:val="23"/>
+        </w:rPr>
+        <w:t xml:space="preserve"> </w:t>
+      </w:r>
+      <w:proofErr w:type="spellStart"/>
+      <w:r>
+        <w:rPr>
+          <w:color w:val="000000" w:themeColor="text1"/>
+          <w:sz w:val="23"/>
+        </w:rPr>
+        <w:t>por</w:t>
+      </w:r>
+      <w:proofErr w:type="spellEnd"/>
+      <w:r>
+        <w:rPr>
+          <w:color w:val="000000" w:themeColor="text1"/>
+          <w:sz w:val="23"/>
+        </w:rPr>
+        <w:t xml:space="preserve"> </w:t>
+      </w:r>
+      <w:proofErr w:type="spellStart"/>
+      <w:r>
+        <w:rPr>
+          <w:color w:val="000000" w:themeColor="text1"/>
+          <w:sz w:val="23"/>
+        </w:rPr>
+        <w:t>fuente</w:t>
+      </w:r>
+      <w:proofErr w:type="spellEnd"/>
+      <w:r>
+        <w:rPr>
+          <w:color w:val="000000" w:themeColor="text1"/>
+          <w:sz w:val="23"/>
+        </w:rPr>
+        <w:t xml:space="preserve">, </w:t>
+      </w:r>
+      <w:proofErr w:type="spellStart"/>
+      <w:r>
+        <w:rPr>
+          <w:color w:val="000000" w:themeColor="text1"/>
+          <w:sz w:val="23"/>
+        </w:rPr>
+        <w:t>historial</w:t>
+      </w:r>
+      <w:proofErr w:type="spellEnd"/>
+      <w:r>
+        <w:rPr>
+          <w:color w:val="000000" w:themeColor="text1"/>
+          <w:sz w:val="23"/>
+        </w:rPr>
+        <w:t xml:space="preserve"> </w:t>
+      </w:r>
+      <w:proofErr w:type="spellStart"/>
+      <w:r>
+        <w:rPr>
+          <w:color w:val="000000" w:themeColor="text1"/>
+          <w:sz w:val="23"/>
+        </w:rPr>
+        <w:t>separado</w:t>
+      </w:r>
+      <w:proofErr w:type="spellEnd"/>
+      <w:r>
+        <w:rPr>
+          <w:color w:val="000000" w:themeColor="text1"/>
+          <w:sz w:val="23"/>
+        </w:rPr>
+        <w:t xml:space="preserve"> </w:t>
+      </w:r>
+      <w:proofErr w:type="spellStart"/>
+      <w:r>
+        <w:rPr>
+          <w:color w:val="000000" w:themeColor="text1"/>
+          <w:sz w:val="23"/>
+        </w:rPr>
+        <w:t>por</w:t>
+      </w:r>
+      <w:proofErr w:type="spellEnd"/>
+      <w:r>
+        <w:rPr>
+          <w:color w:val="000000" w:themeColor="text1"/>
+          <w:sz w:val="23"/>
+        </w:rPr>
+        <w:t xml:space="preserve"> </w:t>
+      </w:r>
+      <w:proofErr w:type="spellStart"/>
+      <w:r>
+        <w:rPr>
+          <w:color w:val="000000" w:themeColor="text1"/>
+          <w:sz w:val="23"/>
+        </w:rPr>
+        <w:t>ámbito</w:t>
+      </w:r>
+      <w:proofErr w:type="spellEnd"/>
+      <w:r>
+        <w:rPr>
+          <w:color w:val="000000" w:themeColor="text1"/>
+          <w:sz w:val="23"/>
+        </w:rPr>
+        <w:t xml:space="preserve"> y </w:t>
+      </w:r>
+      <w:proofErr w:type="spellStart"/>
+      <w:r>
+        <w:rPr>
+          <w:color w:val="000000" w:themeColor="text1"/>
+          <w:sz w:val="23"/>
+        </w:rPr>
+        <w:t>opciones</w:t>
+      </w:r>
+      <w:proofErr w:type="spellEnd"/>
+      <w:r>
+        <w:rPr>
+          <w:color w:val="000000" w:themeColor="text1"/>
+          <w:sz w:val="23"/>
+        </w:rPr>
+        <w:t xml:space="preserve"> de </w:t>
+      </w:r>
+      <w:proofErr w:type="spellStart"/>
+      <w:r>
+        <w:rPr>
+          <w:color w:val="000000" w:themeColor="text1"/>
+          <w:sz w:val="23"/>
+        </w:rPr>
+        <w:t>limpieza</w:t>
+      </w:r>
+      <w:proofErr w:type="spellEnd"/>
+      <w:r>
+        <w:rPr>
+          <w:color w:val="000000" w:themeColor="text1"/>
+          <w:sz w:val="23"/>
+        </w:rPr>
+        <w:t xml:space="preserve">, sin </w:t>
+      </w:r>
+      <w:proofErr w:type="spellStart"/>
+      <w:r>
+        <w:rPr>
+          <w:color w:val="000000" w:themeColor="text1"/>
+          <w:sz w:val="23"/>
+        </w:rPr>
+        <w:t>mezclar</w:t>
+      </w:r>
+      <w:proofErr w:type="spellEnd"/>
+      <w:r>
+        <w:rPr>
+          <w:color w:val="000000" w:themeColor="text1"/>
+          <w:sz w:val="23"/>
+        </w:rPr>
+        <w:t xml:space="preserve"> </w:t>
+      </w:r>
+      <w:proofErr w:type="spellStart"/>
+      <w:r>
+        <w:rPr>
+          <w:color w:val="000000" w:themeColor="text1"/>
+          <w:sz w:val="23"/>
+        </w:rPr>
+        <w:t>información</w:t>
+      </w:r>
+      <w:proofErr w:type="spellEnd"/>
+      <w:r>
+        <w:rPr>
+          <w:color w:val="000000" w:themeColor="text1"/>
+          <w:sz w:val="23"/>
+        </w:rPr>
+        <w:t xml:space="preserve"> de </w:t>
+      </w:r>
+      <w:proofErr w:type="spellStart"/>
+      <w:r>
+        <w:rPr>
+          <w:color w:val="000000" w:themeColor="text1"/>
+          <w:sz w:val="23"/>
+        </w:rPr>
+        <w:t>otros</w:t>
+      </w:r>
+      <w:proofErr w:type="spellEnd"/>
+      <w:r>
+        <w:rPr>
+          <w:color w:val="000000" w:themeColor="text1"/>
+          <w:sz w:val="23"/>
+        </w:rPr>
+        <w:t xml:space="preserve"> </w:t>
+      </w:r>
+      <w:proofErr w:type="spellStart"/>
+      <w:r>
+        <w:rPr>
+          <w:color w:val="000000" w:themeColor="text1"/>
+          <w:sz w:val="23"/>
+        </w:rPr>
+        <w:t>documentos</w:t>
+      </w:r>
+      <w:proofErr w:type="spellEnd"/>
+      <w:r>
+        <w:rPr>
+          <w:color w:val="000000" w:themeColor="text1"/>
+          <w:sz w:val="23"/>
+        </w:rPr>
+        <w:t>.</w:t>
+      </w:r>
+    </w:p>
+    <w:p>
+      <w:pPr>
+        <w:jc w:val="center"/>
+        <w:rPr>
+          <w:i/>
+          <w:color w:val="000000" w:themeColor="text1"/>
+          <w:sz w:val="18"/>
+        </w:rPr>
+      </w:pPr>
+    </w:p>
+    <w:p>
+      <w:pPr>
+        <w:jc w:val="center"/>
+        <w:rPr>
+          <w:i/>
+          <w:color w:val="000000" w:themeColor="text1"/>
+          <w:sz w:val="18"/>
+        </w:rPr>
+      </w:pPr>
+    </w:p>
+    <w:p>
+      <w:pPr>
+        <w:jc w:val="center"/>
+        <w:rPr>
+          <w:i/>
+          <w:color w:val="000000" w:themeColor="text1"/>
+          <w:sz w:val="18"/>
+        </w:rPr>
+      </w:pPr>
+    </w:p>
+    <w:p>
+      <w:pPr>
+        <w:jc w:val="center"/>
+        <w:rPr>
+          <w:i/>
+          <w:color w:val="000000" w:themeColor="text1"/>
+          <w:sz w:val="18"/>
+        </w:rPr>
+      </w:pPr>
+    </w:p>
+    <w:p>
+      <w:pPr>
+        <w:jc w:val="center"/>
+        <w:rPr>
+          <w:i/>
+          <w:color w:val="000000" w:themeColor="text1"/>
+          <w:sz w:val="18"/>
+        </w:rPr>
+      </w:pPr>
+    </w:p>
+    <w:p>
+      <w:pPr>
+        <w:jc w:val="center"/>
+        <w:rPr>
+          <w:i/>
+          <w:color w:val="000000" w:themeColor="text1"/>
+          <w:sz w:val="18"/>
+        </w:rPr>
+      </w:pPr>
+    </w:p>
+    <w:p>
+      <w:pPr>
+        <w:jc w:val="center"/>
+        <w:rPr>
+          <w:i/>
+          <w:color w:val="000000" w:themeColor="text1"/>
+          <w:sz w:val="18"/>
+        </w:rPr>
+      </w:pPr>
+    </w:p>
+    <w:p>
+      <w:pPr>
+        <w:jc w:val="center"/>
+        <w:rPr>
+          <w:i/>
+          <w:color w:val="000000" w:themeColor="text1"/>
+          <w:sz w:val="18"/>
+        </w:rPr>
+      </w:pPr>
+    </w:p>
+    <w:p>
+      <w:pPr>
+        <w:rPr>
+          <w:color w:val="000000" w:themeColor="text1"/>
+        </w:rPr>
+      </w:pPr>
     </w:p>
     <w:p>
       <w:pPr>
@@ -2768,22 +7589,31 @@
           <w:color w:val="000000" w:themeColor="text1"/>
           <w:sz w:val="30"/>
         </w:rPr>
-        <w:t>5. Matriz de casos de prueba</w:t>
+        <w:lastRenderedPageBreak/>
+        <w:t>8</w:t>
+      </w:r>
+      <w:r>
+        <w:rPr>
+          <w:b/>
+          <w:color w:val="000000" w:themeColor="text1"/>
+          <w:sz w:val="30"/>
+        </w:rPr>
+        <w:t>. Matriz de casos de prueba</w:t>
       </w:r>
     </w:p>
     <w:tbl>
       <w:tblPr>
         <w:tblStyle w:val="Tablaconcuadrcula"/>
-        <w:tblW w:w="0" w:type="auto"/>
+        <w:tblW w:w="9039" w:type="dxa"/>
         <w:jc w:val="center"/>
         <w:tblLook w:val="04A0" w:firstRow="1" w:lastRow="0" w:firstColumn="1" w:lastColumn="0" w:noHBand="0" w:noVBand="1"/>
       </w:tblPr>
       <w:tblGrid>
-        <w:gridCol w:w="645"/>
-        <w:gridCol w:w="1760"/>
-        <w:gridCol w:w="2038"/>
-        <w:gridCol w:w="3441"/>
-        <w:gridCol w:w="972"/>
+        <w:gridCol w:w="648"/>
+        <w:gridCol w:w="1771"/>
+        <w:gridCol w:w="2051"/>
+        <w:gridCol w:w="3463"/>
+        <w:gridCol w:w="1106"/>
       </w:tblGrid>
       <w:tr>
         <w:trPr>
@@ -2791,7 +7621,7 @@
         </w:trPr>
         <w:tc>
           <w:tcPr>
-            <w:tcW w:w="1728" w:type="dxa"/>
+            <w:tcW w:w="645" w:type="dxa"/>
           </w:tcPr>
           <w:p>
             <w:pPr>
@@ -2810,7 +7640,7 @@
         </w:tc>
         <w:tc>
           <w:tcPr>
-            <w:tcW w:w="1728" w:type="dxa"/>
+            <w:tcW w:w="1760" w:type="dxa"/>
           </w:tcPr>
           <w:p>
             <w:pPr>
@@ -2829,7 +7659,7 @@
         </w:tc>
         <w:tc>
           <w:tcPr>
-            <w:tcW w:w="1728" w:type="dxa"/>
+            <w:tcW w:w="2038" w:type="dxa"/>
           </w:tcPr>
           <w:p>
             <w:pPr>
@@ -2848,7 +7678,7 @@
         </w:tc>
         <w:tc>
           <w:tcPr>
-            <w:tcW w:w="1728" w:type="dxa"/>
+            <w:tcW w:w="3441" w:type="dxa"/>
           </w:tcPr>
           <w:p>
             <w:pPr>
@@ -2867,7 +7697,7 @@
         </w:tc>
         <w:tc>
           <w:tcPr>
-            <w:tcW w:w="1728" w:type="dxa"/>
+            <w:tcW w:w="1155" w:type="dxa"/>
           </w:tcPr>
           <w:p>
             <w:pPr>
@@ -2891,7 +7721,7 @@
         </w:trPr>
         <w:tc>
           <w:tcPr>
-            <w:tcW w:w="1728" w:type="dxa"/>
+            <w:tcW w:w="645" w:type="dxa"/>
           </w:tcPr>
           <w:p>
             <w:pPr>
@@ -2909,7 +7739,7 @@
         </w:tc>
         <w:tc>
           <w:tcPr>
-            <w:tcW w:w="1728" w:type="dxa"/>
+            <w:tcW w:w="1760" w:type="dxa"/>
           </w:tcPr>
           <w:p>
             <w:pPr>
@@ -2927,7 +7757,7 @@
         </w:tc>
         <w:tc>
           <w:tcPr>
-            <w:tcW w:w="1728" w:type="dxa"/>
+            <w:tcW w:w="2038" w:type="dxa"/>
           </w:tcPr>
           <w:p>
             <w:pPr>
@@ -2945,7 +7775,7 @@
         </w:tc>
         <w:tc>
           <w:tcPr>
-            <w:tcW w:w="1728" w:type="dxa"/>
+            <w:tcW w:w="3441" w:type="dxa"/>
           </w:tcPr>
           <w:p>
             <w:pPr>
@@ -2963,7 +7793,7 @@
         </w:tc>
         <w:tc>
           <w:tcPr>
-            <w:tcW w:w="1728" w:type="dxa"/>
+            <w:tcW w:w="1155" w:type="dxa"/>
           </w:tcPr>
           <w:p>
             <w:pPr>
@@ -2986,7 +7816,7 @@
         </w:trPr>
         <w:tc>
           <w:tcPr>
-            <w:tcW w:w="1728" w:type="dxa"/>
+            <w:tcW w:w="645" w:type="dxa"/>
           </w:tcPr>
           <w:p>
             <w:pPr>
@@ -3004,7 +7834,7 @@
         </w:tc>
         <w:tc>
           <w:tcPr>
-            <w:tcW w:w="1728" w:type="dxa"/>
+            <w:tcW w:w="1760" w:type="dxa"/>
           </w:tcPr>
           <w:p>
             <w:pPr>
@@ -3022,7 +7852,7 @@
         </w:tc>
         <w:tc>
           <w:tcPr>
-            <w:tcW w:w="1728" w:type="dxa"/>
+            <w:tcW w:w="2038" w:type="dxa"/>
           </w:tcPr>
           <w:p>
             <w:pPr>
@@ -3040,7 +7870,7 @@
         </w:tc>
         <w:tc>
           <w:tcPr>
-            <w:tcW w:w="1728" w:type="dxa"/>
+            <w:tcW w:w="3441" w:type="dxa"/>
           </w:tcPr>
           <w:p>
             <w:pPr>
@@ -3058,7 +7888,7 @@
         </w:tc>
         <w:tc>
           <w:tcPr>
-            <w:tcW w:w="1728" w:type="dxa"/>
+            <w:tcW w:w="1155" w:type="dxa"/>
           </w:tcPr>
           <w:p>
             <w:pPr>
@@ -3081,7 +7911,7 @@
         </w:trPr>
         <w:tc>
           <w:tcPr>
-            <w:tcW w:w="1728" w:type="dxa"/>
+            <w:tcW w:w="645" w:type="dxa"/>
           </w:tcPr>
           <w:p>
             <w:pPr>
@@ -3099,7 +7929,7 @@
         </w:tc>
         <w:tc>
           <w:tcPr>
-            <w:tcW w:w="1728" w:type="dxa"/>
+            <w:tcW w:w="1760" w:type="dxa"/>
           </w:tcPr>
           <w:p>
             <w:pPr>
@@ -3117,7 +7947,7 @@
         </w:tc>
         <w:tc>
           <w:tcPr>
-            <w:tcW w:w="1728" w:type="dxa"/>
+            <w:tcW w:w="2038" w:type="dxa"/>
           </w:tcPr>
           <w:p>
             <w:pPr>
@@ -3135,7 +7965,7 @@
         </w:tc>
         <w:tc>
           <w:tcPr>
-            <w:tcW w:w="1728" w:type="dxa"/>
+            <w:tcW w:w="3441" w:type="dxa"/>
           </w:tcPr>
           <w:p>
             <w:pPr>
@@ -3153,7 +7983,7 @@
         </w:tc>
         <w:tc>
           <w:tcPr>
-            <w:tcW w:w="1728" w:type="dxa"/>
+            <w:tcW w:w="1155" w:type="dxa"/>
           </w:tcPr>
           <w:p>
             <w:pPr>
@@ -3176,7 +8006,7 @@
         </w:trPr>
         <w:tc>
           <w:tcPr>
-            <w:tcW w:w="1728" w:type="dxa"/>
+            <w:tcW w:w="645" w:type="dxa"/>
           </w:tcPr>
           <w:p>
             <w:pPr>
@@ -3194,7 +8024,7 @@
         </w:tc>
         <w:tc>
           <w:tcPr>
-            <w:tcW w:w="1728" w:type="dxa"/>
+            <w:tcW w:w="1760" w:type="dxa"/>
           </w:tcPr>
           <w:p>
             <w:pPr>
@@ -3212,7 +8042,7 @@
         </w:tc>
         <w:tc>
           <w:tcPr>
-            <w:tcW w:w="1728" w:type="dxa"/>
+            <w:tcW w:w="2038" w:type="dxa"/>
           </w:tcPr>
           <w:p>
             <w:pPr>
@@ -3230,7 +8060,7 @@
         </w:tc>
         <w:tc>
           <w:tcPr>
-            <w:tcW w:w="1728" w:type="dxa"/>
+            <w:tcW w:w="3441" w:type="dxa"/>
           </w:tcPr>
           <w:p>
             <w:pPr>
@@ -3248,7 +8078,7 @@
         </w:tc>
         <w:tc>
           <w:tcPr>
-            <w:tcW w:w="1728" w:type="dxa"/>
+            <w:tcW w:w="1155" w:type="dxa"/>
           </w:tcPr>
           <w:p>
             <w:pPr>
@@ -3271,7 +8101,7 @@
         </w:trPr>
         <w:tc>
           <w:tcPr>
-            <w:tcW w:w="1728" w:type="dxa"/>
+            <w:tcW w:w="645" w:type="dxa"/>
           </w:tcPr>
           <w:p>
             <w:pPr>
@@ -3289,7 +8119,7 @@
         </w:tc>
         <w:tc>
           <w:tcPr>
-            <w:tcW w:w="1728" w:type="dxa"/>
+            <w:tcW w:w="1760" w:type="dxa"/>
           </w:tcPr>
           <w:p>
             <w:pPr>
@@ -3307,7 +8137,7 @@
         </w:tc>
         <w:tc>
           <w:tcPr>
-            <w:tcW w:w="1728" w:type="dxa"/>
+            <w:tcW w:w="2038" w:type="dxa"/>
           </w:tcPr>
           <w:p>
             <w:pPr>
@@ -3325,7 +8155,7 @@
         </w:tc>
         <w:tc>
           <w:tcPr>
-            <w:tcW w:w="1728" w:type="dxa"/>
+            <w:tcW w:w="3441" w:type="dxa"/>
           </w:tcPr>
           <w:p>
             <w:pPr>
@@ -3343,7 +8173,7 @@
         </w:tc>
         <w:tc>
           <w:tcPr>
-            <w:tcW w:w="1728" w:type="dxa"/>
+            <w:tcW w:w="1155" w:type="dxa"/>
           </w:tcPr>
           <w:p>
             <w:pPr>
@@ -3366,7 +8196,7 @@
         </w:trPr>
         <w:tc>
           <w:tcPr>
-            <w:tcW w:w="1728" w:type="dxa"/>
+            <w:tcW w:w="645" w:type="dxa"/>
           </w:tcPr>
           <w:p>
             <w:pPr>
@@ -3384,7 +8214,7 @@
         </w:tc>
         <w:tc>
           <w:tcPr>
-            <w:tcW w:w="1728" w:type="dxa"/>
+            <w:tcW w:w="1760" w:type="dxa"/>
           </w:tcPr>
           <w:p>
             <w:pPr>
@@ -3402,7 +8232,7 @@
         </w:tc>
         <w:tc>
           <w:tcPr>
-            <w:tcW w:w="1728" w:type="dxa"/>
+            <w:tcW w:w="2038" w:type="dxa"/>
           </w:tcPr>
           <w:p>
             <w:pPr>
@@ -3420,7 +8250,7 @@
         </w:tc>
         <w:tc>
           <w:tcPr>
-            <w:tcW w:w="1728" w:type="dxa"/>
+            <w:tcW w:w="3441" w:type="dxa"/>
           </w:tcPr>
           <w:p>
             <w:pPr>
@@ -3438,7 +8268,7 @@
         </w:tc>
         <w:tc>
           <w:tcPr>
-            <w:tcW w:w="1728" w:type="dxa"/>
+            <w:tcW w:w="1155" w:type="dxa"/>
           </w:tcPr>
           <w:p>
             <w:pPr>
@@ -3461,7 +8291,7 @@
         </w:trPr>
         <w:tc>
           <w:tcPr>
-            <w:tcW w:w="1728" w:type="dxa"/>
+            <w:tcW w:w="645" w:type="dxa"/>
           </w:tcPr>
           <w:p>
             <w:pPr>
@@ -3479,7 +8309,7 @@
         </w:tc>
         <w:tc>
           <w:tcPr>
-            <w:tcW w:w="1728" w:type="dxa"/>
+            <w:tcW w:w="1760" w:type="dxa"/>
           </w:tcPr>
           <w:p>
             <w:pPr>
@@ -3497,7 +8327,7 @@
         </w:tc>
         <w:tc>
           <w:tcPr>
-            <w:tcW w:w="1728" w:type="dxa"/>
+            <w:tcW w:w="2038" w:type="dxa"/>
           </w:tcPr>
           <w:p>
             <w:pPr>
@@ -3515,7 +8345,7 @@
         </w:tc>
         <w:tc>
           <w:tcPr>
-            <w:tcW w:w="1728" w:type="dxa"/>
+            <w:tcW w:w="3441" w:type="dxa"/>
           </w:tcPr>
           <w:p>
             <w:pPr>
@@ -3533,7 +8363,7 @@
         </w:tc>
         <w:tc>
           <w:tcPr>
-            <w:tcW w:w="1728" w:type="dxa"/>
+            <w:tcW w:w="1155" w:type="dxa"/>
           </w:tcPr>
           <w:p>
             <w:pPr>
@@ -3556,7 +8386,7 @@
         </w:trPr>
         <w:tc>
           <w:tcPr>
-            <w:tcW w:w="1728" w:type="dxa"/>
+            <w:tcW w:w="645" w:type="dxa"/>
           </w:tcPr>
           <w:p>
             <w:pPr>
@@ -3574,7 +8404,7 @@
         </w:tc>
         <w:tc>
           <w:tcPr>
-            <w:tcW w:w="1728" w:type="dxa"/>
+            <w:tcW w:w="1760" w:type="dxa"/>
           </w:tcPr>
           <w:p>
             <w:pPr>
@@ -3592,7 +8422,7 @@
         </w:tc>
         <w:tc>
           <w:tcPr>
-            <w:tcW w:w="1728" w:type="dxa"/>
+            <w:tcW w:w="2038" w:type="dxa"/>
           </w:tcPr>
           <w:p>
             <w:pPr>
@@ -3610,7 +8440,7 @@
         </w:tc>
         <w:tc>
           <w:tcPr>
-            <w:tcW w:w="1728" w:type="dxa"/>
+            <w:tcW w:w="3441" w:type="dxa"/>
           </w:tcPr>
           <w:p>
             <w:pPr>
@@ -3628,7 +8458,7 @@
         </w:tc>
         <w:tc>
           <w:tcPr>
-            <w:tcW w:w="1728" w:type="dxa"/>
+            <w:tcW w:w="1155" w:type="dxa"/>
           </w:tcPr>
           <w:p>
             <w:pPr>
@@ -3651,7 +8481,7 @@
         </w:trPr>
         <w:tc>
           <w:tcPr>
-            <w:tcW w:w="1728" w:type="dxa"/>
+            <w:tcW w:w="645" w:type="dxa"/>
           </w:tcPr>
           <w:p>
             <w:pPr>
@@ -3669,7 +8499,7 @@
         </w:tc>
         <w:tc>
           <w:tcPr>
-            <w:tcW w:w="1728" w:type="dxa"/>
+            <w:tcW w:w="1760" w:type="dxa"/>
           </w:tcPr>
           <w:p>
             <w:pPr>
@@ -3687,7 +8517,7 @@
         </w:tc>
         <w:tc>
           <w:tcPr>
-            <w:tcW w:w="1728" w:type="dxa"/>
+            <w:tcW w:w="2038" w:type="dxa"/>
           </w:tcPr>
           <w:p>
             <w:pPr>
@@ -3705,7 +8535,7 @@
         </w:tc>
         <w:tc>
           <w:tcPr>
-            <w:tcW w:w="1728" w:type="dxa"/>
+            <w:tcW w:w="3441" w:type="dxa"/>
           </w:tcPr>
           <w:p>
             <w:pPr>
@@ -3723,7 +8553,7 @@
         </w:tc>
         <w:tc>
           <w:tcPr>
-            <w:tcW w:w="1728" w:type="dxa"/>
+            <w:tcW w:w="1155" w:type="dxa"/>
           </w:tcPr>
           <w:p>
             <w:pPr>
@@ -3746,7 +8576,7 @@
         </w:trPr>
         <w:tc>
           <w:tcPr>
-            <w:tcW w:w="1728" w:type="dxa"/>
+            <w:tcW w:w="645" w:type="dxa"/>
           </w:tcPr>
           <w:p>
             <w:pPr>
@@ -3764,7 +8594,7 @@
         </w:tc>
         <w:tc>
           <w:tcPr>
-            <w:tcW w:w="1728" w:type="dxa"/>
+            <w:tcW w:w="1760" w:type="dxa"/>
           </w:tcPr>
           <w:p>
             <w:pPr>
@@ -3782,7 +8612,7 @@
         </w:tc>
         <w:tc>
           <w:tcPr>
-            <w:tcW w:w="1728" w:type="dxa"/>
+            <w:tcW w:w="2038" w:type="dxa"/>
           </w:tcPr>
           <w:p>
             <w:pPr>
@@ -3800,7 +8630,7 @@
         </w:tc>
         <w:tc>
           <w:tcPr>
-            <w:tcW w:w="1728" w:type="dxa"/>
+            <w:tcW w:w="3441" w:type="dxa"/>
           </w:tcPr>
           <w:p>
             <w:pPr>
@@ -3818,7 +8648,7 @@
         </w:tc>
         <w:tc>
           <w:tcPr>
-            <w:tcW w:w="1728" w:type="dxa"/>
+            <w:tcW w:w="1155" w:type="dxa"/>
           </w:tcPr>
           <w:p>
             <w:pPr>
@@ -3841,7 +8671,7 @@
         </w:trPr>
         <w:tc>
           <w:tcPr>
-            <w:tcW w:w="1728" w:type="dxa"/>
+            <w:tcW w:w="645" w:type="dxa"/>
           </w:tcPr>
           <w:p>
             <w:pPr>
@@ -3859,7 +8689,7 @@
         </w:tc>
         <w:tc>
           <w:tcPr>
-            <w:tcW w:w="1728" w:type="dxa"/>
+            <w:tcW w:w="1760" w:type="dxa"/>
           </w:tcPr>
           <w:p>
             <w:pPr>
@@ -3877,7 +8707,7 @@
         </w:tc>
         <w:tc>
           <w:tcPr>
-            <w:tcW w:w="1728" w:type="dxa"/>
+            <w:tcW w:w="2038" w:type="dxa"/>
           </w:tcPr>
           <w:p>
             <w:pPr>
@@ -3895,7 +8725,7 @@
         </w:tc>
         <w:tc>
           <w:tcPr>
-            <w:tcW w:w="1728" w:type="dxa"/>
+            <w:tcW w:w="3441" w:type="dxa"/>
           </w:tcPr>
           <w:p>
             <w:pPr>
@@ -3913,7 +8743,7 @@
         </w:tc>
         <w:tc>
           <w:tcPr>
-            <w:tcW w:w="1728" w:type="dxa"/>
+            <w:tcW w:w="1155" w:type="dxa"/>
           </w:tcPr>
           <w:p>
             <w:pPr>
@@ -3936,7 +8766,7 @@
         </w:trPr>
         <w:tc>
           <w:tcPr>
-            <w:tcW w:w="1728" w:type="dxa"/>
+            <w:tcW w:w="645" w:type="dxa"/>
           </w:tcPr>
           <w:p>
             <w:pPr>
@@ -3954,7 +8784,7 @@
         </w:tc>
         <w:tc>
           <w:tcPr>
-            <w:tcW w:w="1728" w:type="dxa"/>
+            <w:tcW w:w="1760" w:type="dxa"/>
           </w:tcPr>
           <w:p>
             <w:pPr>
@@ -3972,7 +8802,7 @@
         </w:tc>
         <w:tc>
           <w:tcPr>
-            <w:tcW w:w="1728" w:type="dxa"/>
+            <w:tcW w:w="2038" w:type="dxa"/>
           </w:tcPr>
           <w:p>
             <w:pPr>
@@ -3990,7 +8820,7 @@
         </w:tc>
         <w:tc>
           <w:tcPr>
-            <w:tcW w:w="1728" w:type="dxa"/>
+            <w:tcW w:w="3441" w:type="dxa"/>
           </w:tcPr>
           <w:p>
             <w:pPr>
@@ -4008,7 +8838,7 @@
         </w:tc>
         <w:tc>
           <w:tcPr>
-            <w:tcW w:w="1728" w:type="dxa"/>
+            <w:tcW w:w="1155" w:type="dxa"/>
           </w:tcPr>
           <w:p>
             <w:pPr>
@@ -4031,7 +8861,7 @@
         </w:trPr>
         <w:tc>
           <w:tcPr>
-            <w:tcW w:w="1728" w:type="dxa"/>
+            <w:tcW w:w="645" w:type="dxa"/>
           </w:tcPr>
           <w:p>
             <w:pPr>
@@ -4049,7 +8879,7 @@
         </w:tc>
         <w:tc>
           <w:tcPr>
-            <w:tcW w:w="1728" w:type="dxa"/>
+            <w:tcW w:w="1760" w:type="dxa"/>
           </w:tcPr>
           <w:p>
             <w:pPr>
@@ -4067,7 +8897,7 @@
         </w:tc>
         <w:tc>
           <w:tcPr>
-            <w:tcW w:w="1728" w:type="dxa"/>
+            <w:tcW w:w="2038" w:type="dxa"/>
           </w:tcPr>
           <w:p>
             <w:pPr>
@@ -4085,7 +8915,7 @@
         </w:tc>
         <w:tc>
           <w:tcPr>
-            <w:tcW w:w="1728" w:type="dxa"/>
+            <w:tcW w:w="3441" w:type="dxa"/>
           </w:tcPr>
           <w:p>
             <w:pPr>
@@ -4103,7 +8933,7 @@
         </w:tc>
         <w:tc>
           <w:tcPr>
-            <w:tcW w:w="1728" w:type="dxa"/>
+            <w:tcW w:w="1155" w:type="dxa"/>
           </w:tcPr>
           <w:p>
             <w:pPr>
@@ -4126,7 +8956,7 @@
         </w:trPr>
         <w:tc>
           <w:tcPr>
-            <w:tcW w:w="1728" w:type="dxa"/>
+            <w:tcW w:w="645" w:type="dxa"/>
           </w:tcPr>
           <w:p>
             <w:pPr>
@@ -4144,7 +8974,7 @@
         </w:tc>
         <w:tc>
           <w:tcPr>
-            <w:tcW w:w="1728" w:type="dxa"/>
+            <w:tcW w:w="1760" w:type="dxa"/>
           </w:tcPr>
           <w:p>
             <w:pPr>
@@ -4162,7 +8992,7 @@
         </w:tc>
         <w:tc>
           <w:tcPr>
-            <w:tcW w:w="1728" w:type="dxa"/>
+            <w:tcW w:w="2038" w:type="dxa"/>
           </w:tcPr>
           <w:p>
             <w:pPr>
@@ -4180,7 +9010,7 @@
         </w:tc>
         <w:tc>
           <w:tcPr>
-            <w:tcW w:w="1728" w:type="dxa"/>
+            <w:tcW w:w="3441" w:type="dxa"/>
           </w:tcPr>
           <w:p>
             <w:pPr>
@@ -4198,7 +9028,7 @@
         </w:tc>
         <w:tc>
           <w:tcPr>
-            <w:tcW w:w="1728" w:type="dxa"/>
+            <w:tcW w:w="1155" w:type="dxa"/>
           </w:tcPr>
           <w:p>
             <w:pPr>
@@ -4221,7 +9051,7 @@
         </w:trPr>
         <w:tc>
           <w:tcPr>
-            <w:tcW w:w="1728" w:type="dxa"/>
+            <w:tcW w:w="645" w:type="dxa"/>
           </w:tcPr>
           <w:p>
             <w:pPr>
@@ -4239,7 +9069,7 @@
         </w:tc>
         <w:tc>
           <w:tcPr>
-            <w:tcW w:w="1728" w:type="dxa"/>
+            <w:tcW w:w="1760" w:type="dxa"/>
           </w:tcPr>
           <w:p>
             <w:pPr>
@@ -4257,7 +9087,7 @@
         </w:tc>
         <w:tc>
           <w:tcPr>
-            <w:tcW w:w="1728" w:type="dxa"/>
+            <w:tcW w:w="2038" w:type="dxa"/>
           </w:tcPr>
           <w:p>
             <w:pPr>
@@ -4275,7 +9105,7 @@
         </w:tc>
         <w:tc>
           <w:tcPr>
-            <w:tcW w:w="1728" w:type="dxa"/>
+            <w:tcW w:w="3441" w:type="dxa"/>
           </w:tcPr>
           <w:p>
             <w:pPr>
@@ -4293,7 +9123,7 @@
         </w:tc>
         <w:tc>
           <w:tcPr>
-            <w:tcW w:w="1728" w:type="dxa"/>
+            <w:tcW w:w="1155" w:type="dxa"/>
           </w:tcPr>
           <w:p>
             <w:pPr>
@@ -4316,7 +9146,7 @@
         </w:trPr>
         <w:tc>
           <w:tcPr>
-            <w:tcW w:w="1728" w:type="dxa"/>
+            <w:tcW w:w="645" w:type="dxa"/>
           </w:tcPr>
           <w:p>
             <w:pPr>
@@ -4334,7 +9164,7 @@
         </w:tc>
         <w:tc>
           <w:tcPr>
-            <w:tcW w:w="1728" w:type="dxa"/>
+            <w:tcW w:w="1760" w:type="dxa"/>
           </w:tcPr>
           <w:p>
             <w:pPr>
@@ -4352,7 +9182,7 @@
         </w:tc>
         <w:tc>
           <w:tcPr>
-            <w:tcW w:w="1728" w:type="dxa"/>
+            <w:tcW w:w="2038" w:type="dxa"/>
           </w:tcPr>
           <w:p>
             <w:pPr>
@@ -4370,7 +9200,7 @@
         </w:tc>
         <w:tc>
           <w:tcPr>
-            <w:tcW w:w="1728" w:type="dxa"/>
+            <w:tcW w:w="3441" w:type="dxa"/>
           </w:tcPr>
           <w:p>
             <w:pPr>
@@ -4388,7 +9218,7 @@
         </w:tc>
         <w:tc>
           <w:tcPr>
-            <w:tcW w:w="1728" w:type="dxa"/>
+            <w:tcW w:w="1155" w:type="dxa"/>
           </w:tcPr>
           <w:p>
             <w:pPr>
@@ -4411,7 +9241,7 @@
         </w:trPr>
         <w:tc>
           <w:tcPr>
-            <w:tcW w:w="1728" w:type="dxa"/>
+            <w:tcW w:w="645" w:type="dxa"/>
           </w:tcPr>
           <w:p>
             <w:pPr>
@@ -4423,20 +9253,13 @@
               <w:rPr>
                 <w:color w:val="000000" w:themeColor="text1"/>
               </w:rPr>
-              <w:t>CP-</w:t>
-            </w:r>
-            <w:r>
-              <w:rPr>
-                <w:color w:val="000000" w:themeColor="text1"/>
-              </w:rPr>
-              <w:lastRenderedPageBreak/>
-              <w:t>17</w:t>
+              <w:t>CP-17</w:t>
             </w:r>
           </w:p>
         </w:tc>
         <w:tc>
           <w:tcPr>
-            <w:tcW w:w="1728" w:type="dxa"/>
+            <w:tcW w:w="1760" w:type="dxa"/>
           </w:tcPr>
           <w:p>
             <w:pPr>
@@ -4448,21 +9271,13 @@
               <w:rPr>
                 <w:color w:val="000000" w:themeColor="text1"/>
               </w:rPr>
-              <w:lastRenderedPageBreak/>
-              <w:t xml:space="preserve">Consultar </w:t>
-            </w:r>
-            <w:r>
-              <w:rPr>
-                <w:color w:val="000000" w:themeColor="text1"/>
-              </w:rPr>
-              <w:lastRenderedPageBreak/>
-              <w:t>dashboard</w:t>
+              <w:t>Consultar dashboard</w:t>
             </w:r>
           </w:p>
         </w:tc>
         <w:tc>
           <w:tcPr>
-            <w:tcW w:w="1728" w:type="dxa"/>
+            <w:tcW w:w="2038" w:type="dxa"/>
           </w:tcPr>
           <w:p>
             <w:pPr>
@@ -4474,21 +9289,13 @@
               <w:rPr>
                 <w:color w:val="000000" w:themeColor="text1"/>
               </w:rPr>
-              <w:lastRenderedPageBreak/>
-              <w:t xml:space="preserve">Indicadores </w:t>
-            </w:r>
-            <w:r>
-              <w:rPr>
-                <w:color w:val="000000" w:themeColor="text1"/>
-              </w:rPr>
-              <w:lastRenderedPageBreak/>
-              <w:t>coherentes con los datos</w:t>
+              <w:t>Indicadores coherentes con los datos</w:t>
             </w:r>
           </w:p>
         </w:tc>
         <w:tc>
           <w:tcPr>
-            <w:tcW w:w="1728" w:type="dxa"/>
+            <w:tcW w:w="3441" w:type="dxa"/>
           </w:tcPr>
           <w:p>
             <w:pPr>
@@ -4500,21 +9307,13 @@
               <w:rPr>
                 <w:color w:val="000000" w:themeColor="text1"/>
               </w:rPr>
-              <w:lastRenderedPageBreak/>
-              <w:t>Documentos/procesados/categoría</w:t>
-            </w:r>
-            <w:r>
-              <w:rPr>
-                <w:color w:val="000000" w:themeColor="text1"/>
-              </w:rPr>
-              <w:lastRenderedPageBreak/>
-              <w:t>s correctos</w:t>
+              <w:t>Documentos/procesados/categorías correctos</w:t>
             </w:r>
           </w:p>
         </w:tc>
         <w:tc>
           <w:tcPr>
-            <w:tcW w:w="1728" w:type="dxa"/>
+            <w:tcW w:w="1155" w:type="dxa"/>
           </w:tcPr>
           <w:p>
             <w:pPr>
@@ -4526,81 +9325,8 @@
               <w:rPr>
                 <w:color w:val="000000" w:themeColor="text1"/>
               </w:rPr>
-              <w:lastRenderedPageBreak/>
-              <w:t>CUMPL</w:t>
+              <w:t>CUMPLE</w:t>
             </w:r>
-            <w:r>
-              <w:rPr>
-                <w:color w:val="000000" w:themeColor="text1"/>
-              </w:rPr>
-              <w:lastRenderedPageBreak/>
-              <w:t>E</w:t>
-            </w:r>
-          </w:p>
-        </w:tc>
-      </w:tr>
-      <w:tr>
-        <w:trPr>
-          <w:jc w:val="center"/>
-        </w:trPr>
-        <w:tc>
-          <w:tcPr>
-            <w:tcW w:w="1728" w:type="dxa"/>
-          </w:tcPr>
-          <w:p>
-            <w:pPr>
-              <w:rPr>
-                <w:color w:val="000000" w:themeColor="text1"/>
-              </w:rPr>
-            </w:pPr>
-          </w:p>
-        </w:tc>
-        <w:tc>
-          <w:tcPr>
-            <w:tcW w:w="1728" w:type="dxa"/>
-          </w:tcPr>
-          <w:p>
-            <w:pPr>
-              <w:rPr>
-                <w:color w:val="000000" w:themeColor="text1"/>
-              </w:rPr>
-            </w:pPr>
-          </w:p>
-        </w:tc>
-        <w:tc>
-          <w:tcPr>
-            <w:tcW w:w="1728" w:type="dxa"/>
-          </w:tcPr>
-          <w:p>
-            <w:pPr>
-              <w:rPr>
-                <w:color w:val="000000" w:themeColor="text1"/>
-              </w:rPr>
-            </w:pPr>
-          </w:p>
-        </w:tc>
-        <w:tc>
-          <w:tcPr>
-            <w:tcW w:w="1728" w:type="dxa"/>
-          </w:tcPr>
-          <w:p>
-            <w:pPr>
-              <w:rPr>
-                <w:color w:val="000000" w:themeColor="text1"/>
-              </w:rPr>
-            </w:pPr>
-          </w:p>
-        </w:tc>
-        <w:tc>
-          <w:tcPr>
-            <w:tcW w:w="1728" w:type="dxa"/>
-          </w:tcPr>
-          <w:p>
-            <w:pPr>
-              <w:rPr>
-                <w:color w:val="000000" w:themeColor="text1"/>
-              </w:rPr>
-            </w:pPr>
           </w:p>
         </w:tc>
       </w:tr>
@@ -4625,7 +9351,16 @@
           <w:color w:val="000000" w:themeColor="text1"/>
           <w:sz w:val="30"/>
         </w:rPr>
-        <w:t>6. Defectos detectados durante la prueba</w:t>
+        <w:lastRenderedPageBreak/>
+        <w:t>9</w:t>
+      </w:r>
+      <w:r>
+        <w:rPr>
+          <w:b/>
+          <w:color w:val="000000" w:themeColor="text1"/>
+          <w:sz w:val="30"/>
+        </w:rPr>
+        <w:t>. Defectos detectados durante la prueba</w:t>
       </w:r>
     </w:p>
     <w:p>
@@ -4671,7 +9406,15 @@
           <w:color w:val="000000" w:themeColor="text1"/>
           <w:sz w:val="30"/>
         </w:rPr>
-        <w:t>7. Conclusión</w:t>
+        <w:t>10</w:t>
+      </w:r>
+      <w:r>
+        <w:rPr>
+          <w:b/>
+          <w:color w:val="000000" w:themeColor="text1"/>
+          <w:sz w:val="30"/>
+        </w:rPr>
+        <w:t>. Conclusión</w:t>
       </w:r>
     </w:p>
     <w:p>
